--- a/manuscript/actinn-jax_brief.docx
+++ b/manuscript/actinn-jax_brief.docx
@@ -7,7 +7,7 @@
         <w:pStyle w:val="Title"/>
       </w:pPr>
       <w:r>
-        <w:t xml:space="preserve">A benchmark of cell-type annotation methods for single-cell data: cost, not accuracy, distinguishes them</w:t>
+        <w:t xml:space="preserve">Accuracy and computational cost of reference-based cell-type annotation on commodity hardware</w:t>
       </w:r>
     </w:p>
     <w:p>
@@ -31,77 +31,7 @@
         <w:pStyle w:val="Abstract"/>
       </w:pPr>
       <w:r>
-        <w:t xml:space="preserve">Cell-type annotation by reference mapping is one of the most repeated operations in single-cell analysis, yet comparisons report accuracy far more often than the time and memory that decide what a scientist can actually run. We benchmarked</w:t>
-      </w:r>
-      <w:r>
-        <w:t xml:space="preserve"> </w:t>
-      </w:r>
-      <w:r>
-        <w:rPr>
-          <w:b/>
-          <w:bCs/>
-        </w:rPr>
-        <w:t xml:space="preserve">thirteen methods</w:t>
-      </w:r>
-      <w:r>
-        <w:t xml:space="preserve">, classical through foundation-model, across</w:t>
-      </w:r>
-      <w:r>
-        <w:t xml:space="preserve"> </w:t>
-      </w:r>
-      <w:r>
-        <w:rPr>
-          <w:b/>
-          <w:bCs/>
-        </w:rPr>
-        <w:t xml:space="preserve">eight splits of seven datasets</w:t>
-      </w:r>
-      <w:r>
-        <w:t xml:space="preserve"> </w:t>
-      </w:r>
-      <w:r>
-        <w:t xml:space="preserve">(8–151 cell types) on commodity hardware, and on Open Problems</w:t>
-      </w:r>
-      <w:r>
-        <w:t xml:space="preserve"> </w:t>
-      </w:r>
-      <w:r>
-        <w:rPr>
-          <w:rStyle w:val="VerbatimChar"/>
-        </w:rPr>
-        <w:t xml:space="preserve">label_projection</w:t>
-      </w:r>
-      <w:r>
-        <w:t xml:space="preserve">, whose datasets and metrics we did not choose. Accuracy among the leading methods is tightly clustered — the top four span</w:t>
-      </w:r>
-      <w:r>
-        <w:t xml:space="preserve"> </w:t>
-      </w:r>
-      <w:r>
-        <w:rPr>
-          <w:b/>
-          <w:bCs/>
-        </w:rPr>
-        <w:t xml:space="preserve">0.008</w:t>
-      </w:r>
-      <w:r>
-        <w:t xml:space="preserve"> </w:t>
-      </w:r>
-      <w:r>
-        <w:t xml:space="preserve">— while their inference cost differs by two orders of magnitude and their peak memory by 2.5×. No method leads everywhere, and no ordering is stable: it inverts with reference size, feature budget and label granularity. Because annotation is this cheap, a query can be labelled several times rather than once. We ran three procedures that do so, all using</w:t>
-      </w:r>
-      <w:r>
-        <w:t xml:space="preserve"> </w:t>
-      </w:r>
-      <w:r>
-        <w:rPr>
-          <w:b/>
-          <w:bCs/>
-        </w:rPr>
-        <w:t xml:space="preserve">actinn-jax</w:t>
-      </w:r>
-      <w:r>
-        <w:t xml:space="preserve">, a JAX reimplementation of ACTINN that caches a trained reference and labels a query in under a second. A 798-type human reference assigns a tissue, and a tissue-specific reference then relabels the same cells, raising cross-study liver from 0.23 exact / 0.58 ontology to 0.72 / 0.86. A pretrained pan-human annotator was distilled into an actinn-jax reference that matches its accuracy and labels six to nine times faster, built from unlabelled data without a GPU. Running three broad references over one query and grouping cells by whether the three agree separates reliable calls from unreliable ones: in liver, lung and brain every reference scores far higher where all three agree, though the consensus label beats no single reference. Code and pre-trained references are available at github.com/iandriver/actinn-jax, github.com/iandriver/actinn-jax-benchmark and doi:10.5281/zenodo.21688150.</w:t>
+        <w:t xml:space="preserve">Reference-based cell-type annotation requires a choice of label resolution, reference and computational budget. We compared eleven reference-trained methods across eight splits of seven human datasets and evaluated two pretrained annotators where their vocabularies permitted comparison. We also used the Open Problems label-projection workflow. A matched comparison evaluated scArches with weighted-neighbor label transfer, a linear baseline and actinn-jax on identical query cells within eight splits. scArches gave the highest accuracy among these methods on PBMC, within-dataset lung and both brain tasks; the linear baseline led on liver and blood/gut. At 151 brain clusters, scArches scored 0.860 versus 0.816 for the linear baseline and 0.741 for actinn-jax, with complete-job times of 563, 6.3 and 20.4 s. scArches used less peak memory than either baseline. A saved actinn-jax reference annotated 524,699 cells in 31 s on the tested laptop. A focused liver reference improved ontology concordance from 0.580 to 0.858 on a study excluded from focused training. Distillation increased throughput with losses on withheld atlases; agreement identified higher-concordance subsets but did not improve the tested consensus over the best annotator. Our findings support ArchMap’s emphasis on reference quality and uncertainty inspection. Unknown-cell percentage alone does not establish annotation accuracy. Label prediction and integrated atlas mapping require different evaluations; we did not assess ArchMap’s integration quality or hosted performance. Code and pretrained references are publicly available.</w:t>
       </w:r>
     </w:p>
     <w:p>
@@ -132,7 +62,7 @@
         <w:t xml:space="preserve">Correspondence: driver.ian@gmail.com</w:t>
       </w:r>
     </w:p>
-    <w:bookmarkStart w:id="9" w:name="key-points"/>
+    <w:bookmarkStart w:id="203" w:name="key-points"/>
     <w:p>
       <w:pPr>
         <w:pStyle w:val="Heading1"/>
@@ -150,13 +80,7 @@
         </w:numPr>
       </w:pPr>
       <w:r>
-        <w:t xml:space="preserve">Among leading annotation methods, accuracy differences are small (top four within 0.008)</w:t>
-      </w:r>
-      <w:r>
-        <w:t xml:space="preserve"> </w:t>
-      </w:r>
-      <w:r>
-        <w:t xml:space="preserve">while predict time differs by ~250× and peak memory by 2.4×.</w:t>
+        <w:t xml:space="preserve">scArches has higher accuracy at fine brain resolution; the linear baseline has higher scores on liver and blood/gut. Time and memory move in different directions.</w:t>
       </w:r>
     </w:p>
     <w:p>
@@ -168,19 +92,7 @@
         </w:numPr>
       </w:pPr>
       <w:r>
-        <w:t xml:space="preserve">Rankings are not stable: a prototype VAE moves from worst to best as the reference grows</w:t>
-      </w:r>
-      <w:r>
-        <w:t xml:space="preserve"> </w:t>
-      </w:r>
-      <w:r>
-        <w:t xml:space="preserve">from 3k to 49k cells, and a tuned linear pipeline that fits faster than a gene-space MLP on</w:t>
-      </w:r>
-      <w:r>
-        <w:t xml:space="preserve"> </w:t>
-      </w:r>
-      <w:r>
-        <w:t xml:space="preserve">one panel costs 2.7× more on another with a narrower feature budget.</w:t>
+        <w:t xml:space="preserve">A saved classifier can label large queries cheaply. Fitting and query adaptation must be reported separately from frozen prediction.</w:t>
       </w:r>
     </w:p>
     <w:p>
@@ -192,19 +104,7 @@
         </w:numPr>
       </w:pPr>
       <w:r>
-        <w:t xml:space="preserve">Predict is sub-second for every CPU method tested and flat in reference size for all of</w:t>
-      </w:r>
-      <w:r>
-        <w:t xml:space="preserve"> </w:t>
-      </w:r>
-      <w:r>
-        <w:t xml:space="preserve">them; what makes chaining stages practical is the ratio, a sub-second call recurring against</w:t>
-      </w:r>
-      <w:r>
-        <w:t xml:space="preserve"> </w:t>
-      </w:r>
-      <w:r>
-        <w:t xml:space="preserve">a fit of 19–123 s paid once.</w:t>
+        <w:t xml:space="preserve">Reference refinement and uncertainty inspection agree with ArchMap’s motivation. Unknown-cell percentage alone cannot establish classifier accuracy.</w:t>
       </w:r>
     </w:p>
     <w:p>
@@ -216,75 +116,11 @@
         </w:numPr>
       </w:pPr>
       <w:r>
-        <w:t xml:space="preserve">A pretrained pan-human annotator was distilled into an actinn-jax reference that matches</w:t>
-      </w:r>
-      <w:r>
-        <w:t xml:space="preserve"> </w:t>
-      </w:r>
-      <w:r>
-        <w:t xml:space="preserve">its concordance at 6–9× the throughput and beats a census-built reference. The distillation</w:t>
-      </w:r>
-      <w:r>
-        <w:t xml:space="preserve"> </w:t>
-      </w:r>
-      <w:r>
-        <w:t xml:space="preserve">used unlabelled data and no GPU.</w:t>
-      </w:r>
-    </w:p>
-    <w:p>
-      <w:pPr>
-        <w:pStyle w:val="Compact"/>
-        <w:numPr>
-          <w:ilvl w:val="0"/>
-          <w:numId w:val="1001"/>
-        </w:numPr>
-      </w:pPr>
-      <w:r>
-        <w:t xml:space="preserve">Running three independent broad references over one query and grouping cells by whether</w:t>
-      </w:r>
-      <w:r>
-        <w:t xml:space="preserve"> </w:t>
-      </w:r>
-      <w:r>
-        <w:t xml:space="preserve">the three agree separates reliable calls from unreliable ones, in all three tissues tested:</w:t>
-      </w:r>
-      <w:r>
-        <w:t xml:space="preserve"> </w:t>
-      </w:r>
-      <w:r>
-        <w:t xml:space="preserve">where the references concur, every one of them is far more accurate than where they do not.</w:t>
-      </w:r>
-      <w:r>
-        <w:t xml:space="preserve"> </w:t>
-      </w:r>
-      <w:r>
-        <w:t xml:space="preserve">The agreeing set covers 23% to 94% of a query, tracking the resolution of that query’s own</w:t>
-      </w:r>
-      <w:r>
-        <w:t xml:space="preserve"> </w:t>
-      </w:r>
-      <w:r>
-        <w:t xml:space="preserve">annotation. A consensus</w:t>
-      </w:r>
-      <w:r>
-        <w:t xml:space="preserve"> </w:t>
-      </w:r>
-      <w:r>
-        <w:rPr>
-          <w:i/>
-          <w:iCs/>
-        </w:rPr>
-        <w:t xml:space="preserve">label</w:t>
-      </w:r>
-      <w:r>
-        <w:t xml:space="preserve"> </w:t>
-      </w:r>
-      <w:r>
-        <w:t xml:space="preserve">beats the best single reference in none of the three.</w:t>
-      </w:r>
-    </w:p>
-    <w:bookmarkEnd w:id="9"/>
-    <w:bookmarkStart w:id="13" w:name="introduction"/>
+        <w:t xml:space="preserve">These experiments measure labels and screening, not ArchMap’s integration quality or platform performance.</w:t>
+      </w:r>
+    </w:p>
+    <w:bookmarkEnd w:id="203"/>
+    <w:bookmarkStart w:id="209" w:name="introduction"/>
     <w:p>
       <w:pPr>
         <w:pStyle w:val="Heading1"/>
@@ -298,68 +134,47 @@
         <w:pStyle w:val="FirstParagraph"/>
       </w:pPr>
       <w:r>
-        <w:t xml:space="preserve">Annotating cells by mapping to a labeled reference is run constantly and rarely reported as a</w:t>
-      </w:r>
-      <w:r>
-        <w:t xml:space="preserve"> </w:t>
-      </w:r>
-      <w:r>
-        <w:t xml:space="preserve">cost. Existing comparisons [Abdelaal 2019, Fu 2024] emphasize accuracy; the axis that decides</w:t>
-      </w:r>
-      <w:r>
-        <w:t xml:space="preserve"> </w:t>
-      </w:r>
-      <w:r>
-        <w:t xml:space="preserve">what runs on a laptop — wall-clock and memory without a GPU — is usually absent. Foundation</w:t>
-      </w:r>
-      <w:r>
-        <w:t xml:space="preserve"> </w:t>
-      </w:r>
-      <w:r>
-        <w:t xml:space="preserve">models</w:t>
-      </w:r>
-      <w:r>
-        <w:t xml:space="preserve"> </w:t>
-      </w:r>
-      <w:hyperlink r:id="rId10">
+        <w:t xml:space="preserve">Reference-based annotation assigns labels to new single-cell RNA-seq data using a labeled</w:t>
+      </w:r>
+      <w:r>
+        <w:t xml:space="preserve"> </w:t>
+      </w:r>
+      <w:r>
+        <w:t xml:space="preserve">reference or a pretrained model. Previous comparisons measured annotation accuracy</w:t>
+      </w:r>
+      <w:r>
+        <w:t xml:space="preserve"> </w:t>
+      </w:r>
+      <w:hyperlink r:id="rId204">
         <w:r>
           <w:rPr>
             <w:rStyle w:val="Hyperlink"/>
           </w:rPr>
-          <w:t xml:space="preserve">[Kalfon 2025]</w:t>
+          <w:t xml:space="preserve">[Abdelaal 2019]</w:t>
         </w:r>
       </w:hyperlink>
       <w:r>
-        <w:t xml:space="preserve"> </w:t>
-      </w:r>
-      <w:r>
-        <w:t xml:space="preserve">raise accuracy in some settings but need accelerators, and used zero-shot</w:t>
-      </w:r>
-      <w:r>
-        <w:t xml:space="preserve"> </w:t>
-      </w:r>
-      <w:r>
-        <w:t xml:space="preserve">they underperform far simpler alternatives, here (0.201 against 0.917 ontology concordance on</w:t>
-      </w:r>
-      <w:r>
-        <w:t xml:space="preserve"> </w:t>
-      </w:r>
-      <w:r>
-        <w:t xml:space="preserve">lung) and in an independent evaluation of scGPT and Geneformer embeddings</w:t>
-      </w:r>
-      <w:r>
-        <w:t xml:space="preserve"> </w:t>
-      </w:r>
-      <w:hyperlink r:id="rId11">
+        <w:t xml:space="preserve">,</w:t>
+      </w:r>
+      <w:r>
+        <w:t xml:space="preserve"> </w:t>
+      </w:r>
+      <w:hyperlink r:id="rId205">
         <w:r>
           <w:rPr>
             <w:rStyle w:val="Hyperlink"/>
           </w:rPr>
-          <w:t xml:space="preserve">[Kedzierska 2025]</w:t>
+          <w:t xml:space="preserve">[Fu 2024]</w:t>
         </w:r>
       </w:hyperlink>
       <w:r>
-        <w:t xml:space="preserve">.</w:t>
+        <w:t xml:space="preserve">. Analysts also need to know the label resolution a method can</w:t>
+      </w:r>
+      <w:r>
+        <w:t xml:space="preserve"> </w:t>
+      </w:r>
+      <w:r>
+        <w:t xml:space="preserve">support and the time and memory needed for the intended workload.</w:t>
       </w:r>
     </w:p>
     <w:p>
@@ -367,84 +182,41 @@
         <w:pStyle w:val="BodyText"/>
       </w:pPr>
       <w:r>
-        <w:t xml:space="preserve">That reporting gap matters more than a missing column, because annotation in practice is not</w:t>
-      </w:r>
-      <w:r>
-        <w:t xml:space="preserve"> </w:t>
-      </w:r>
-      <w:r>
-        <w:t xml:space="preserve">one decision. A working analysis asks what broad compartments are present, which tissue the</w:t>
-      </w:r>
-      <w:r>
-        <w:t xml:space="preserve"> </w:t>
-      </w:r>
-      <w:r>
-        <w:t xml:space="preserve">query resembles, how the cells resolve against a reference matched to that tissue, whether</w:t>
-      </w:r>
-      <w:r>
-        <w:t xml:space="preserve"> </w:t>
-      </w:r>
-      <w:r>
-        <w:t xml:space="preserve">anything is present that no reference describes, and how much of the answer to believe. Each</w:t>
-      </w:r>
-      <w:r>
-        <w:t xml:space="preserve"> </w:t>
-      </w:r>
-      <w:r>
-        <w:t xml:space="preserve">of those is a reference call. When a call costs minutes, the workflow collapses to a single</w:t>
-      </w:r>
-      <w:r>
-        <w:t xml:space="preserve"> </w:t>
-      </w:r>
-      <w:r>
-        <w:t xml:space="preserve">pass against a single reference chosen in advance; when it costs a fraction of a second,</w:t>
-      </w:r>
-      <w:r>
-        <w:t xml:space="preserve"> </w:t>
-      </w:r>
-      <w:r>
-        <w:t xml:space="preserve">running several references and comparing them becomes ordinary. The benchmark below is</w:t>
-      </w:r>
-      <w:r>
-        <w:t xml:space="preserve"> </w:t>
-      </w:r>
-      <w:r>
-        <w:t xml:space="preserve">therefore a means rather than an end: it establishes that the accuracy differences among the</w:t>
-      </w:r>
-      <w:r>
-        <w:t xml:space="preserve"> </w:t>
-      </w:r>
-      <w:r>
-        <w:t xml:space="preserve">leading methods are small and the cost differences are not, which is what licenses spending</w:t>
-      </w:r>
-      <w:r>
-        <w:t xml:space="preserve"> </w:t>
-      </w:r>
-      <w:r>
-        <w:t xml:space="preserve">the budget on more passes instead of on a better single pass.</w:t>
-      </w:r>
-    </w:p>
-    <w:p>
-      <w:pPr>
-        <w:pStyle w:val="BodyText"/>
-      </w:pPr>
-      <w:r>
-        <w:t xml:space="preserve">Concurrent work sharpens the question rather than settling it.</w:t>
-      </w:r>
-      <w:r>
-        <w:t xml:space="preserve"> </w:t>
-      </w:r>
-      <w:r>
-        <w:rPr>
-          <w:b/>
-          <w:bCs/>
-        </w:rPr>
-        <w:t xml:space="preserve">Pan-human Azimuth</w:t>
-      </w:r>
-      <w:r>
-        <w:t xml:space="preserve"> </w:t>
-      </w:r>
-      <w:hyperlink r:id="rId12">
+        <w:t xml:space="preserve">ArchMap</w:t>
+      </w:r>
+      <w:r>
+        <w:t xml:space="preserve"> </w:t>
+      </w:r>
+      <w:hyperlink r:id="rId206">
+        <w:r>
+          <w:rPr>
+            <w:rStyle w:val="Hyperlink"/>
+          </w:rPr>
+          <w:t xml:space="preserve">[Lotfollahi et al. 2026]</w:t>
+        </w:r>
+      </w:hyperlink>
+      <w:r>
+        <w:t xml:space="preserve"> </w:t>
+      </w:r>
+      <w:r>
+        <w:t xml:space="preserve">combines scArches query adaptation with label transfer,</w:t>
+      </w:r>
+      <w:r>
+        <w:t xml:space="preserve"> </w:t>
+      </w:r>
+      <w:r>
+        <w:t xml:space="preserve">uncertainty scores and interactive inspection of published or custom atlases. It produces</w:t>
+      </w:r>
+      <w:r>
+        <w:t xml:space="preserve"> </w:t>
+      </w:r>
+      <w:r>
+        <w:t xml:space="preserve">a shared reference-query embedding as well as labels. Pan-human Azimuth</w:t>
+      </w:r>
+      <w:r>
+        <w:t xml:space="preserve"> </w:t>
+      </w:r>
+      <w:hyperlink r:id="rId207">
         <w:r>
           <w:rPr>
             <w:rStyle w:val="Hyperlink"/>
@@ -456,81 +228,19 @@
         <w:t xml:space="preserve"> </w:t>
       </w:r>
       <w:r>
-        <w:t xml:space="preserve">is a supervised hierarchical classifier over a harmonized</w:t>
-      </w:r>
-      <w:r>
-        <w:t xml:space="preserve"> </w:t>
-      </w:r>
-      <w:r>
-        <w:t xml:space="preserve">organism-wide typology — 8 levels, 382 leaf types, ~7M parameters over a fixed 5,055-gene</w:t>
-      </w:r>
-      <w:r>
-        <w:t xml:space="preserve"> </w:t>
-      </w:r>
-      <w:r>
-        <w:t xml:space="preserve">panel, trained on 9.7M curated cells, with abstention</w:t>
-      </w:r>
-      <w:r>
-        <w:t xml:space="preserve"> </w:t>
-      </w:r>
-      <w:r>
-        <w:rPr>
-          <w:i/>
-          <w:iCs/>
-        </w:rPr>
-        <w:t xml:space="preserve">learned</w:t>
-      </w:r>
-      <w:r>
-        <w:t xml:space="preserve"> </w:t>
-      </w:r>
-      <w:r>
-        <w:t xml:space="preserve">rather than thresholded</w:t>
-      </w:r>
-      <w:r>
-        <w:t xml:space="preserve"> </w:t>
-      </w:r>
-      <w:r>
-        <w:t xml:space="preserve">(expected calibration error 0.0044) — and runs on a laptop. It is better resourced than any</w:t>
-      </w:r>
-      <w:r>
-        <w:t xml:space="preserve"> </w:t>
-      </w:r>
-      <w:r>
-        <w:t xml:space="preserve">reference we could build, and its authors reach a conclusion parallel to ours: training-data</w:t>
-      </w:r>
-      <w:r>
-        <w:t xml:space="preserve"> </w:t>
-      </w:r>
-      <w:r>
-        <w:t xml:space="preserve">quality and organization matter as much as architecture or scale, with accuracy saturating</w:t>
-      </w:r>
-      <w:r>
-        <w:t xml:space="preserve"> </w:t>
-      </w:r>
-      <w:r>
-        <w:t xml:space="preserve">past ~5M training cells. A purpose-built pan-human model is therefore the right thing to</w:t>
-      </w:r>
-      <w:r>
-        <w:t xml:space="preserve"> </w:t>
-      </w:r>
-      <w:r>
-        <w:rPr>
-          <w:i/>
-          <w:iCs/>
-        </w:rPr>
-        <w:t xml:space="preserve">start</w:t>
-      </w:r>
-      <w:r>
-        <w:t xml:space="preserve"> </w:t>
-      </w:r>
-      <w:r>
-        <w:t xml:space="preserve">from; the open question is what to do next, since no fixed typology can re-annotate</w:t>
-      </w:r>
-      <w:r>
-        <w:t xml:space="preserve"> </w:t>
-      </w:r>
-      <w:r>
-        <w:t xml:space="preserve">into a user’s own label set or resolve states below its own leaves.</w:t>
+        <w:t xml:space="preserve">supplies a pretrained hierarchical human annotator. We share their motivation to make</w:t>
+      </w:r>
+      <w:r>
+        <w:t xml:space="preserve"> </w:t>
+      </w:r>
+      <w:r>
+        <w:t xml:space="preserve">reference-based analysis accessible. Our measurements address annotation accuracy and</w:t>
+      </w:r>
+      <w:r>
+        <w:t xml:space="preserve"> </w:t>
+      </w:r>
+      <w:r>
+        <w:t xml:space="preserve">resource use, which are only part of an integrated mapping workflow.</w:t>
       </w:r>
     </w:p>
     <w:p>
@@ -538,80 +248,12 @@
         <w:pStyle w:val="BodyText"/>
       </w:pPr>
       <w:r>
-        <w:t xml:space="preserve">Because a benchmark written by a method’s own author has a known failure mode, the comparison</w:t>
-      </w:r>
-      <w:r>
-        <w:t xml:space="preserve"> </w:t>
-      </w:r>
-      <w:r>
-        <w:t xml:space="preserve">was constrained by construction: every method runs on</w:t>
-      </w:r>
-      <w:r>
-        <w:t xml:space="preserve"> </w:t>
-      </w:r>
-      <w:r>
-        <w:rPr>
-          <w:b/>
-          <w:bCs/>
-        </w:rPr>
-        <w:t xml:space="preserve">every</w:t>
-      </w:r>
-      <w:r>
-        <w:t xml:space="preserve"> </w:t>
-      </w:r>
-      <w:r>
-        <w:t xml:space="preserve">dataset through one harness on</w:t>
-      </w:r>
-      <w:r>
-        <w:t xml:space="preserve"> </w:t>
-      </w:r>
-      <w:r>
-        <w:t xml:space="preserve">identical splits; the panel was chosen to include the baselines most likely to beat a small</w:t>
-      </w:r>
-      <w:r>
-        <w:t xml:space="preserve"> </w:t>
-      </w:r>
-      <w:r>
-        <w:t xml:space="preserve">MLP, and each of them does beat it somewhere; our own classical tier is left untuned while the</w:t>
-      </w:r>
-      <w:r>
-        <w:t xml:space="preserve"> </w:t>
-      </w:r>
-      <w:r>
-        <w:t xml:space="preserve">linear baseline is tuned; and the external validation uses a benchmark designed by others.</w:t>
-      </w:r>
-    </w:p>
-    <w:bookmarkEnd w:id="13"/>
-    <w:bookmarkStart w:id="16" w:name="materials-and-methods"/>
-    <w:p>
-      <w:pPr>
-        <w:pStyle w:val="Heading1"/>
-      </w:pPr>
-      <w:r>
-        <w:t xml:space="preserve">Materials and methods</w:t>
-      </w:r>
-    </w:p>
-    <w:p>
-      <w:pPr>
-        <w:pStyle w:val="FirstParagraph"/>
-      </w:pPr>
-      <w:r>
-        <w:rPr>
-          <w:b/>
-          <w:bCs/>
-        </w:rPr>
-        <w:t xml:space="preserve">actinn-jax.</w:t>
-      </w:r>
-      <w:r>
-        <w:t xml:space="preserve"> </w:t>
-      </w:r>
-      <w:r>
-        <w:t xml:space="preserve">A dependency-light JAX reimplementation of ACTINN</w:t>
-      </w:r>
-      <w:r>
-        <w:t xml:space="preserve"> </w:t>
-      </w:r>
-      <w:hyperlink r:id="rId14">
+        <w:t xml:space="preserve">We introduce actinn-jax, a JAX implementation of ACTINN</w:t>
+      </w:r>
+      <w:r>
+        <w:t xml:space="preserve"> </w:t>
+      </w:r>
+      <w:hyperlink r:id="rId208">
         <w:r>
           <w:rPr>
             <w:rStyle w:val="Hyperlink"/>
@@ -623,31 +265,37 @@
         <w:t xml:space="preserve"> </w:t>
       </w:r>
       <w:r>
-        <w:t xml:space="preserve">— a</w:t>
-      </w:r>
-      <w:r>
-        <w:t xml:space="preserve"> </w:t>
-      </w:r>
-      <w:r>
-        <w:t xml:space="preserve">4-layer network (100/50/25 hidden units, ReLU, softmax, Adam) — replacing TensorFlow-1.x</w:t>
-      </w:r>
-      <w:r>
-        <w:t xml:space="preserve"> </w:t>
-      </w:r>
-      <w:r>
-        <w:t xml:space="preserve">graph/session code that no longer installs on current Python and ML environments. Preprocessing is</w:t>
-      </w:r>
-      <w:r>
-        <w:t xml:space="preserve"> </w:t>
-      </w:r>
-      <w:r>
-        <w:t xml:space="preserve">sparse-aware; a fitted reference is cached and reused across queries; prediction is chunked</w:t>
-      </w:r>
-      <w:r>
-        <w:t xml:space="preserve"> </w:t>
-      </w:r>
-      <w:r>
-        <w:t xml:space="preserve">for atlas-scale inputs. Accuracy matches the original within repeat noise.</w:t>
+        <w:t xml:space="preserve">with sparse</w:t>
+      </w:r>
+      <w:r>
+        <w:t xml:space="preserve"> </w:t>
+      </w:r>
+      <w:r>
+        <w:t xml:space="preserve">preprocessing, saved references and chunked prediction. We compare eleven methods across</w:t>
+      </w:r>
+      <w:r>
+        <w:t xml:space="preserve"> </w:t>
+      </w:r>
+      <w:r>
+        <w:t xml:space="preserve">human datasets and evaluate scArches with weighted-neighbor label transfer against two</w:t>
+      </w:r>
+      <w:r>
+        <w:t xml:space="preserve"> </w:t>
+      </w:r>
+      <w:r>
+        <w:t xml:space="preserve">baselines on matched query cohorts. We separate reference fitting and query adaptation from</w:t>
+      </w:r>
+      <w:r>
+        <w:t xml:space="preserve"> </w:t>
+      </w:r>
+      <w:r>
+        <w:t xml:space="preserve">prediction using saved models. Focused-reference, distillation and agreement studies examine</w:t>
+      </w:r>
+      <w:r>
+        <w:t xml:space="preserve"> </w:t>
+      </w:r>
+      <w:r>
+        <w:t xml:space="preserve">how reference choice and repeated annotation affect the result.</w:t>
       </w:r>
     </w:p>
     <w:p>
@@ -655,313 +303,462 @@
         <w:pStyle w:val="BodyText"/>
       </w:pPr>
       <w:r>
+        <w:t xml:space="preserve">The central question is which computation is justified by the required output. A cell-label</w:t>
+      </w:r>
+      <w:r>
+        <w:t xml:space="preserve"> </w:t>
+      </w:r>
+      <w:r>
+        <w:t xml:space="preserve">task can use a frozen classifier; placing cells in a shared atlas embedding additionally</w:t>
+      </w:r>
+      <w:r>
+        <w:t xml:space="preserve"> </w:t>
+      </w:r>
+      <w:r>
+        <w:t xml:space="preserve">requires evaluation of batch mixing and biological conservation. We measure the former.</w:t>
+      </w:r>
+      <w:r>
+        <w:t xml:space="preserve"> </w:t>
+      </w:r>
+      <w:r>
+        <w:t xml:space="preserve">We also test confidence-based screening, where coverage and errors must be considered</w:t>
+      </w:r>
+      <w:r>
+        <w:t xml:space="preserve"> </w:t>
+      </w:r>
+      <w:r>
+        <w:t xml:space="preserve">together. These distinctions define where our findings support or qualify interpretations</w:t>
+      </w:r>
+      <w:r>
+        <w:t xml:space="preserve"> </w:t>
+      </w:r>
+      <w:r>
+        <w:t xml:space="preserve">of the ArchMap paper.</w:t>
+      </w:r>
+    </w:p>
+    <w:bookmarkEnd w:id="209"/>
+    <w:bookmarkStart w:id="211" w:name="materials-and-methods"/>
+    <w:p>
+      <w:pPr>
+        <w:pStyle w:val="Heading1"/>
+      </w:pPr>
+      <w:r>
+        <w:t xml:space="preserve">Materials and methods</w:t>
+      </w:r>
+    </w:p>
+    <w:p>
+      <w:pPr>
+        <w:pStyle w:val="FirstParagraph"/>
+      </w:pPr>
+      <w:r>
         <w:rPr>
-          <w:b/>
-          <w:bCs/>
+          <w:i/>
+          <w:iCs/>
         </w:rPr>
-        <w:t xml:space="preserve">Panel and datasets.</w:t>
-      </w:r>
-      <w:r>
-        <w:t xml:space="preserve"> </w:t>
-      </w:r>
-      <w:r>
-        <w:t xml:space="preserve">Thirteen methods (Supplementary Table S1) across eight splits of seven</w:t>
-      </w:r>
-      <w:r>
-        <w:t xml:space="preserve"> </w:t>
-      </w:r>
-      <w:r>
-        <w:t xml:space="preserve">datasets (Supplementary Table S2): lung within-dataset and cross-dataset, liver within-dataset</w:t>
-      </w:r>
-      <w:r>
-        <w:t xml:space="preserve"> </w:t>
-      </w:r>
-      <w:r>
-        <w:t xml:space="preserve">and cross-</w:t>
-      </w:r>
-      <w:r>
-        <w:rPr>
-          <w:b/>
-          <w:bCs/>
-        </w:rPr>
-        <w:t xml:space="preserve">study</w:t>
-      </w:r>
-      <w:r>
-        <w:t xml:space="preserve">, an 86-type blood+gut set, PBMC, and Allen middle temporal gyrus nuclei at</w:t>
-      </w:r>
-      <w:r>
-        <w:t xml:space="preserve"> </w:t>
-      </w:r>
-      <w:r>
-        <w:t xml:space="preserve">two levels of one taxonomy — 8 to 151 cell types, spanning three generalization regimes.</w:t>
-      </w:r>
-    </w:p>
-    <w:p>
-      <w:pPr>
-        <w:pStyle w:val="BodyText"/>
-      </w:pPr>
-      <w:r>
-        <w:rPr>
-          <w:b/>
-          <w:bCs/>
-        </w:rPr>
-        <w:t xml:space="preserve">Metrics.</w:t>
-      </w:r>
-      <w:r>
-        <w:t xml:space="preserve"> </w:t>
-      </w:r>
-      <w:r>
-        <w:t xml:space="preserve">Accuracy, macro-F1, and</w:t>
-      </w:r>
-      <w:r>
-        <w:t xml:space="preserve"> </w:t>
-      </w:r>
-      <w:r>
-        <w:rPr>
-          <w:b/>
-          <w:bCs/>
-        </w:rPr>
-        <w:t xml:space="preserve">ontology-aware concordance</w:t>
-      </w:r>
-      <w:r>
-        <w:t xml:space="preserve">, which credits a call that</w:t>
-      </w:r>
-      <w:r>
-        <w:t xml:space="preserve"> </w:t>
-      </w:r>
-      <w:r>
-        <w:t xml:space="preserve">is the same node, an ancestor or a descendant of the truth in the Cell Ontology. The last is</w:t>
-      </w:r>
-      <w:r>
-        <w:t xml:space="preserve"> </w:t>
-      </w:r>
-      <w:r>
-        <w:t xml:space="preserve">required because vocabularies disagree about granularity: on our cross-dataset lung split</w:t>
-      </w:r>
-      <w:r>
-        <w:t xml:space="preserve"> </w:t>
-      </w:r>
-      <w:r>
-        <w:t xml:space="preserve">reference and query share only 20 of 46 type names, so exact-match accuracy (~0.35 for every method)</w:t>
-      </w:r>
-      <w:r>
-        <w:t xml:space="preserve"> </w:t>
-      </w:r>
-      <w:r>
-        <w:t xml:space="preserve">measures vocabulary mismatch rather than transfer. Concordance is reported only where both</w:t>
-      </w:r>
-      <w:r>
-        <w:t xml:space="preserve"> </w:t>
-      </w:r>
-      <w:r>
-        <w:t xml:space="preserve">sides carry ontology ids.</w:t>
-      </w:r>
-    </w:p>
-    <w:p>
-      <w:pPr>
-        <w:pStyle w:val="BodyText"/>
-      </w:pPr>
-      <w:r>
-        <w:rPr>
-          <w:b/>
-          <w:bCs/>
-        </w:rPr>
-        <w:t xml:space="preserve">Agreement between references.</w:t>
-      </w:r>
-      <w:r>
-        <w:t xml:space="preserve"> </w:t>
-      </w:r>
-      <w:r>
-        <w:t xml:space="preserve">Three broad annotators answer in three different</w:t>
-      </w:r>
-      <w:r>
-        <w:t xml:space="preserve"> </w:t>
-      </w:r>
-      <w:r>
-        <w:t xml:space="preserve">vocabularies, so agreement is defined in the Cell Ontology, where all three map: two calls</w:t>
-      </w:r>
-      <w:r>
-        <w:t xml:space="preserve"> </w:t>
-      </w:r>
-      <w:r>
-        <w:t xml:space="preserve">agree when they are the same term or one is an ancestor of the other — the same relation the</w:t>
-      </w:r>
-      <w:r>
-        <w:t xml:space="preserve"> </w:t>
-      </w:r>
-      <w:r>
-        <w:t xml:space="preserve">concordance metric uses. Cells are partitioned by how many of the three mutually agree.</w:t>
-      </w:r>
-    </w:p>
-    <w:p>
-      <w:pPr>
-        <w:pStyle w:val="BodyText"/>
-      </w:pPr>
-      <w:r>
-        <w:rPr>
-          <w:b/>
-          <w:bCs/>
-        </w:rPr>
-        <w:t xml:space="preserve">Execution.</w:t>
-      </w:r>
-      <w:r>
-        <w:t xml:space="preserve"> </w:t>
-      </w:r>
-      <w:r>
-        <w:t xml:space="preserve">Each method runs in its own environment as a separate process, because the</w:t>
-      </w:r>
-      <w:r>
-        <w:t xml:space="preserve"> </w:t>
-      </w:r>
-      <w:r>
-        <w:t xml:space="preserve">dependency sets are mutually unsatisfiable; one driver builds each split once from a fixed</w:t>
-      </w:r>
-      <w:r>
-        <w:t xml:space="preserve"> </w:t>
-      </w:r>
-      <w:r>
-        <w:t xml:space="preserve">seed and hands the identical pair to every method. Three repeats. Hardware: Apple Silicon,</w:t>
-      </w:r>
-      <w:r>
-        <w:t xml:space="preserve"> </w:t>
-      </w:r>
-      <w:r>
-        <w:t xml:space="preserve">CPU for classical/linear/correlation tiers, Apple MPS for deep and foundation tiers.</w:t>
-      </w:r>
-      <w:r>
-        <w:t xml:space="preserve"> </w:t>
-      </w:r>
-      <w:r>
-        <w:t xml:space="preserve">External validation runs on AWS</w:t>
-      </w:r>
-      <w:r>
-        <w:t xml:space="preserve"> </w:t>
-      </w:r>
-      <w:r>
-        <w:rPr>
-          <w:rStyle w:val="VerbatimChar"/>
-        </w:rPr>
-        <w:t xml:space="preserve">r7i.8xlarge</w:t>
-      </w:r>
-      <w:r>
-        <w:t xml:space="preserve"> </w:t>
-      </w:r>
-      <w:r>
-        <w:t xml:space="preserve">through Open Problems’ own Nextflow pipeline.</w:t>
-      </w:r>
-      <w:r>
-        <w:t xml:space="preserve"> </w:t>
-      </w:r>
-      <w:r>
-        <w:t xml:space="preserve">Because wall-clock on a shared machine depends on co-scheduled load, cost is reported from the</w:t>
-      </w:r>
-      <w:r>
-        <w:t xml:space="preserve"> </w:t>
-      </w:r>
-      <w:r>
-        <w:t xml:space="preserve">fastest of three runs on an otherwise idle machine, and external cost as a ratio to a method</w:t>
-      </w:r>
-      <w:r>
-        <w:t xml:space="preserve"> </w:t>
-      </w:r>
-      <w:r>
-        <w:t xml:space="preserve">present in every run. Environments are pinned and the Cell Ontology release is recorded.</w:t>
-      </w:r>
-    </w:p>
-    <w:p>
-      <w:pPr>
-        <w:pStyle w:val="BodyText"/>
-      </w:pPr>
-      <w:r>
-        <w:rPr>
-          <w:b/>
-          <w:bCs/>
-        </w:rPr>
-        <w:t xml:space="preserve">Supplementary material</w:t>
-      </w:r>
-      <w:r>
-        <w:t xml:space="preserve"> </w:t>
-      </w:r>
-      <w:r>
-        <w:t xml:space="preserve">(separate document) carries the scaling studies (Figures S5–S7),</w:t>
-      </w:r>
-      <w:r>
-        <w:t xml:space="preserve"> </w:t>
-      </w:r>
-      <w:r>
-        <w:t xml:space="preserve">the abstention sweep (Figures S8–S9), confusion matrices and per-class recall (Figures S1–S4),</w:t>
-      </w:r>
-      <w:r>
-        <w:t xml:space="preserve"> </w:t>
-      </w:r>
-      <w:r>
-        <w:t xml:space="preserve">and Tables S1–S3.</w:t>
-      </w:r>
-    </w:p>
-    <w:p>
-      <w:pPr>
-        <w:pStyle w:val="BodyText"/>
-      </w:pPr>
-      <w:r>
-        <w:rPr>
-          <w:b/>
-          <w:bCs/>
-        </w:rPr>
-        <w:t xml:space="preserve">Workflow components.</w:t>
-      </w:r>
-      <w:r>
-        <w:t xml:space="preserve"> </w:t>
-      </w:r>
-      <w:r>
-        <w:t xml:space="preserve">A broad reference built from the CELLxGENE Census</w:t>
-      </w:r>
-      <w:r>
-        <w:t xml:space="preserve"> </w:t>
-      </w:r>
-      <w:hyperlink r:id="rId15">
+        <w:t xml:space="preserve">actinn-jax.</w:t>
+      </w:r>
+      <w:r>
+        <w:t xml:space="preserve"> </w:t>
+      </w:r>
+      <w:r>
+        <w:t xml:space="preserve">ACTINN</w:t>
+      </w:r>
+      <w:r>
+        <w:t xml:space="preserve"> </w:t>
+      </w:r>
+      <w:hyperlink r:id="rId208">
         <w:r>
           <w:rPr>
             <w:rStyle w:val="Hyperlink"/>
           </w:rPr>
-          <w:t xml:space="preserve">[CZI Census 2025]</w:t>
+          <w:t xml:space="preserve">[Ma &amp; Pellegrini 2020]</w:t>
         </w:r>
       </w:hyperlink>
       <w:r>
-        <w:t xml:space="preserve">;</w:t>
-      </w:r>
-      <w:r>
-        <w:t xml:space="preserve"> </w:t>
-      </w:r>
-      <w:r>
-        <w:t xml:space="preserve">a coarse→fine hierarchy obtained either from foundation-model embeddings or from Cell Ontology</w:t>
-      </w:r>
-      <w:r>
-        <w:t xml:space="preserve"> </w:t>
-      </w:r>
-      <w:r>
-        <w:t xml:space="preserve">lineage; confidence-threshold abstention calibrated per reference by withholding 10% of cell</w:t>
-      </w:r>
-      <w:r>
-        <w:t xml:space="preserve"> </w:t>
-      </w:r>
-      <w:r>
-        <w:t xml:space="preserve">types; masking-based refinement to a query’s own supported classes or to a tissue; and a</w:t>
-      </w:r>
-      <w:r>
-        <w:t xml:space="preserve"> </w:t>
-      </w:r>
-      <w:r>
-        <w:t xml:space="preserve">cluster-level novelty screen. Protocols for each are documented in the benchmark</w:t>
-      </w:r>
-      <w:r>
-        <w:t xml:space="preserve"> </w:t>
-      </w:r>
-      <w:r>
-        <w:t xml:space="preserve">repository.</w:t>
-      </w:r>
-    </w:p>
-    <w:bookmarkEnd w:id="16"/>
-    <w:bookmarkStart w:id="32" w:name="results"/>
+        <w:t xml:space="preserve"> </w:t>
+      </w:r>
+      <w:r>
+        <w:t xml:space="preserve">is a fully connected network with 100/50/25</w:t>
+      </w:r>
+      <w:r>
+        <w:t xml:space="preserve"> </w:t>
+      </w:r>
+      <w:r>
+        <w:t xml:space="preserve">hidden units, ReLU activations, softmax output and Adam training. The JAX implementation</w:t>
+      </w:r>
+      <w:r>
+        <w:t xml:space="preserve"> </w:t>
+      </w:r>
+      <w:r>
+        <w:t xml:space="preserve">replaces TensorFlow-1.x graph and session code, uses sparse preprocessing, saves fitted</w:t>
+      </w:r>
+      <w:r>
+        <w:t xml:space="preserve"> </w:t>
+      </w:r>
+      <w:r>
+        <w:t xml:space="preserve">references and predicts in chunks. The extended report compares this implementation with</w:t>
+      </w:r>
+      <w:r>
+        <w:t xml:space="preserve"> </w:t>
+      </w:r>
+      <w:r>
+        <w:t xml:space="preserve">TensorFlow ACTINN.</w:t>
+      </w:r>
+    </w:p>
+    <w:p>
+      <w:pPr>
+        <w:pStyle w:val="BodyText"/>
+      </w:pPr>
+      <w:r>
+        <w:rPr>
+          <w:i/>
+          <w:iCs/>
+        </w:rPr>
+        <w:t xml:space="preserve">Methods and datasets.</w:t>
+      </w:r>
+      <w:r>
+        <w:t xml:space="preserve"> </w:t>
+      </w:r>
+      <w:r>
+        <w:t xml:space="preserve">Eleven reference-trained methods run eight splits of seven human</w:t>
+      </w:r>
+      <w:r>
+        <w:t xml:space="preserve"> </w:t>
+      </w:r>
+      <w:r>
+        <w:t xml:space="preserve">datasets; two pretrained annotators are evaluated where their vocabularies permit scoring</w:t>
+      </w:r>
+      <w:r>
+        <w:t xml:space="preserve"> </w:t>
+      </w:r>
+      <w:r>
+        <w:t xml:space="preserve">(Supplementary Tables S1 and S2). The splits cover lung within-dataset and cross-dataset,</w:t>
+      </w:r>
+      <w:r>
+        <w:t xml:space="preserve"> </w:t>
+      </w:r>
+      <w:r>
+        <w:t xml:space="preserve">liver within-dataset and cross-study, blood and gut, PBMC, and Allen middle temporal gyrus</w:t>
+      </w:r>
+      <w:r>
+        <w:t xml:space="preserve"> </w:t>
+      </w:r>
+      <w:r>
+        <w:t xml:space="preserve">nuclei at subclass and cluster resolution. The brain tasks use the Allen taxonomy at two resolutions with separately sampled inputs. SVM, kNN</w:t>
+      </w:r>
+      <w:r>
+        <w:t xml:space="preserve"> </w:t>
+      </w:r>
+      <w:r>
+        <w:t xml:space="preserve">and CellTypist use untuned settings; the linear pipeline follows the Souza and Mehta recipe</w:t>
+      </w:r>
+      <w:r>
+        <w:t xml:space="preserve"> </w:t>
+      </w:r>
+      <w:hyperlink r:id="rId210">
+        <w:r>
+          <w:rPr>
+            <w:rStyle w:val="Hyperlink"/>
+          </w:rPr>
+          <w:t xml:space="preserve">[Souza &amp; Mehta 2026]</w:t>
+        </w:r>
+      </w:hyperlink>
+      <w:r>
+        <w:t xml:space="preserve">. This is not a comparison under equal tuning budgets.</w:t>
+      </w:r>
+    </w:p>
+    <w:p>
+      <w:pPr>
+        <w:pStyle w:val="BodyText"/>
+      </w:pPr>
+      <w:r>
+        <w:rPr>
+          <w:i/>
+          <w:iCs/>
+        </w:rPr>
+        <w:t xml:space="preserve">scArches configuration.</w:t>
+      </w:r>
+      <w:r>
+        <w:t xml:space="preserve"> </w:t>
+      </w:r>
+      <w:r>
+        <w:t xml:space="preserve">scArches uses scANVI reference mapping, a 30-dimensional latent space, two hidden layers,</w:t>
+      </w:r>
+      <w:r>
+        <w:t xml:space="preserve"> </w:t>
+      </w:r>
+      <w:r>
+        <w:t xml:space="preserve">layer normalization and a batch covariate. Reference scVI and scANVI training use up to 200</w:t>
+      </w:r>
+      <w:r>
+        <w:t xml:space="preserve"> </w:t>
+      </w:r>
+      <w:r>
+        <w:t xml:space="preserve">and 100 epochs with early stopping, respectively. Query adaptation uses 100 fixed epochs;</w:t>
+      </w:r>
+      <w:r>
+        <w:t xml:space="preserve"> </w:t>
+      </w:r>
+      <w:r>
+        <w:t xml:space="preserve">labels are transferred by Gaussian-weighted voting among 15 reference neighbors. The</w:t>
+      </w:r>
+      <w:r>
+        <w:t xml:space="preserve"> </w:t>
+      </w:r>
+      <w:r>
+        <w:t xml:space="preserve">weighted-neighbor transfer and query-adaptation budget follow ArchMap</w:t>
+      </w:r>
+      <w:r>
+        <w:t xml:space="preserve"> </w:t>
+      </w:r>
+      <w:hyperlink r:id="rId206">
+        <w:r>
+          <w:rPr>
+            <w:rStyle w:val="Hyperlink"/>
+          </w:rPr>
+          <w:t xml:space="preserve">[Lotfollahi et al. 2026]</w:t>
+        </w:r>
+      </w:hyperlink>
+      <w:r>
+        <w:t xml:space="preserve">; reference training, atlas inputs and hardware are specific to this benchmark.</w:t>
+      </w:r>
+      <w:r>
+        <w:t xml:space="preserve"> </w:t>
+      </w:r>
+      <w:r>
+        <w:t xml:space="preserve">Supplementary Table S5 describes a faster native-head configuration used in the eleven-method</w:t>
+      </w:r>
+      <w:r>
+        <w:t xml:space="preserve"> </w:t>
+      </w:r>
+      <w:r>
+        <w:t xml:space="preserve">panel and screening experiments. It has a smaller training budget and is reported separately</w:t>
+      </w:r>
+      <w:r>
+        <w:t xml:space="preserve"> </w:t>
+      </w:r>
+      <w:r>
+        <w:t xml:space="preserve">from the weighted-neighbor comparator.</w:t>
+      </w:r>
+    </w:p>
+    <w:p>
+      <w:pPr>
+        <w:pStyle w:val="BodyText"/>
+      </w:pPr>
+      <w:r>
+        <w:rPr>
+          <w:i/>
+          <w:iCs/>
+        </w:rPr>
+        <w:t xml:space="preserve">Metrics.</w:t>
+      </w:r>
+      <w:r>
+        <w:t xml:space="preserve"> </w:t>
+      </w:r>
+      <w:r>
+        <w:t xml:space="preserve">We report exact label-string accuracy, macro-F1 and ontology concordance.</w:t>
+      </w:r>
+      <w:r>
+        <w:t xml:space="preserve"> </w:t>
+      </w:r>
+      <w:r>
+        <w:t xml:space="preserve">Concordance credits the same term or an ancestor-descendant relation, allowing comparison</w:t>
+      </w:r>
+      <w:r>
+        <w:t xml:space="preserve"> </w:t>
+      </w:r>
+      <w:r>
+        <w:t xml:space="preserve">across vocabularies while also crediting some errors in specificity. Brain’s supplied</w:t>
+      </w:r>
+      <w:r>
+        <w:t xml:space="preserve"> </w:t>
+      </w:r>
+      <w:r>
+        <w:t xml:space="preserve">ontology annotations map 24 subclasses to 18 terms and do not distinguish its 151 clusters;</w:t>
+      </w:r>
+      <w:r>
+        <w:t xml:space="preserve"> </w:t>
+      </w:r>
+      <w:r>
+        <w:t xml:space="preserve">brain is scored by exact match and macro-F1. This coarse crosswalk is a property of the</w:t>
+      </w:r>
+      <w:r>
+        <w:t xml:space="preserve"> </w:t>
+      </w:r>
+      <w:r>
+        <w:t xml:space="preserve">dataset annotation. The separate full-study liver demonstration reports exact ontology-term</w:t>
+      </w:r>
+      <w:r>
+        <w:t xml:space="preserve"> </w:t>
+      </w:r>
+      <w:r>
+        <w:t xml:space="preserve">match and lineage concordance, rather than label-string accuracy.</w:t>
+      </w:r>
+    </w:p>
+    <w:p>
+      <w:pPr>
+        <w:pStyle w:val="BodyText"/>
+      </w:pPr>
+      <w:r>
+        <w:rPr>
+          <w:i/>
+          <w:iCs/>
+        </w:rPr>
+        <w:t xml:space="preserve">Execution and accounting.</w:t>
+      </w:r>
+      <w:r>
+        <w:t xml:space="preserve"> </w:t>
+      </w:r>
+      <w:r>
+        <w:t xml:space="preserve">Methods run in separate environments on shared partitions,</w:t>
+      </w:r>
+      <w:r>
+        <w:t xml:space="preserve"> </w:t>
+      </w:r>
+      <w:r>
+        <w:t xml:space="preserve">with three repeats of each fixed partition. Repeats characterize training and runtime</w:t>
+      </w:r>
+      <w:r>
+        <w:t xml:space="preserve"> </w:t>
+      </w:r>
+      <w:r>
+        <w:t xml:space="preserve">variation, not donor or study generalization. The in-house panel uses Apple Silicon CPU</w:t>
+      </w:r>
+      <w:r>
+        <w:t xml:space="preserve"> </w:t>
+      </w:r>
+      <w:r>
+        <w:t xml:space="preserve">and MPS. Open Problems runs use AWS CPU instances through its Nextflow workflow. Stage</w:t>
+      </w:r>
+      <w:r>
+        <w:t xml:space="preserve"> </w:t>
+      </w:r>
+      <w:r>
+        <w:t xml:space="preserve">timings follow the adapters: scANVI trains jointly on reference and query in</w:t>
+      </w:r>
+      <w:r>
+        <w:t xml:space="preserve"> </w:t>
+      </w:r>
+      <w:r>
+        <w:rPr>
+          <w:rStyle w:val="VerbatimChar"/>
+        </w:rPr>
+        <w:t xml:space="preserve">predict</w:t>
+      </w:r>
+      <w:r>
+        <w:t xml:space="preserve">, and</w:t>
+      </w:r>
+      <w:r>
+        <w:t xml:space="preserve"> </w:t>
+      </w:r>
+      <w:r>
+        <w:t xml:space="preserve">scArches adapts to the query there. Compare fit plus predict for complete annotation cost</w:t>
+      </w:r>
+      <w:r>
+        <w:t xml:space="preserve"> </w:t>
+      </w:r>
+      <w:r>
+        <w:t xml:space="preserve">(Supplementary Table S4). Both actinn-jax and the linear baseline retain fitted components</w:t>
+      </w:r>
+      <w:r>
+        <w:t xml:space="preserve"> </w:t>
+      </w:r>
+      <w:r>
+        <w:t xml:space="preserve">for later queries. Shared-instance cost ratios remain sensitive to contention and threading.</w:t>
+      </w:r>
+    </w:p>
+    <w:p>
+      <w:pPr>
+        <w:pStyle w:val="BodyText"/>
+      </w:pPr>
+      <w:r>
+        <w:rPr>
+          <w:i/>
+          <w:iCs/>
+        </w:rPr>
+        <w:t xml:space="preserve">Agreement and screening.</w:t>
+      </w:r>
+      <w:r>
+        <w:t xml:space="preserve"> </w:t>
+      </w:r>
+      <w:r>
+        <w:t xml:space="preserve">The census model, Pan-human Azimuth and its distilled student</w:t>
+      </w:r>
+      <w:r>
+        <w:t xml:space="preserve"> </w:t>
+      </w:r>
+      <w:r>
+        <w:t xml:space="preserve">are run on identical query cells. Calls agree when their CL mappings are identical or</w:t>
+      </w:r>
+      <w:r>
+        <w:t xml:space="preserve"> </w:t>
+      </w:r>
+      <w:r>
+        <w:t xml:space="preserve">ancestor-descendant related. The teacher and student are dependent annotators. Confidence</w:t>
+      </w:r>
+      <w:r>
+        <w:t xml:space="preserve"> </w:t>
+      </w:r>
+      <w:r>
+        <w:t xml:space="preserve">thresholds are evaluated by withholding cell types from reference training. Low-confidence</w:t>
+      </w:r>
+      <w:r>
+        <w:t xml:space="preserve"> </w:t>
+      </w:r>
+      <w:r>
+        <w:t xml:space="preserve">clusters and markers are reported for inspection; uncertainty alone does not establish novelty.</w:t>
+      </w:r>
+    </w:p>
+    <w:p>
+      <w:pPr>
+        <w:pStyle w:val="BodyText"/>
+      </w:pPr>
+      <w:r>
+        <w:rPr>
+          <w:i/>
+          <w:iCs/>
+        </w:rPr>
+        <w:t xml:space="preserve">Scaling and workflows.</w:t>
+      </w:r>
+      <w:r>
+        <w:t xml:space="preserve"> </w:t>
+      </w:r>
+      <w:r>
+        <w:t xml:space="preserve">The runtime sweep holds the query fixed when varying reference</w:t>
+      </w:r>
+      <w:r>
+        <w:t xml:space="preserve"> </w:t>
+      </w:r>
+      <w:r>
+        <w:t xml:space="preserve">size. The atlas accuracy sweeps cap cells per type and then split the sample, so both</w:t>
+      </w:r>
+      <w:r>
+        <w:t xml:space="preserve"> </w:t>
+      </w:r>
+      <w:r>
+        <w:t xml:space="preserve">partitions change. The large-query sweep holds the reference fixed. Focused liver validation</w:t>
+      </w:r>
+      <w:r>
+        <w:t xml:space="preserve"> </w:t>
+      </w:r>
+      <w:r>
+        <w:t xml:space="preserve">excludes the query study, but source-study exclusion from broad census corpora is not</w:t>
+      </w:r>
+      <w:r>
+        <w:t xml:space="preserve"> </w:t>
+      </w:r>
+      <w:r>
+        <w:t xml:space="preserve">established. The supplement supplies scaling, abstention and per-class results; the extended</w:t>
+      </w:r>
+      <w:r>
+        <w:t xml:space="preserve"> </w:t>
+      </w:r>
+      <w:r>
+        <w:t xml:space="preserve">report provides full protocols.</w:t>
+      </w:r>
+    </w:p>
+    <w:bookmarkEnd w:id="211"/>
+    <w:bookmarkStart w:id="228" w:name="results"/>
     <w:p>
       <w:pPr>
         <w:pStyle w:val="Heading1"/>
@@ -970,13 +767,33 @@
         <w:t xml:space="preserve">Results</w:t>
       </w:r>
     </w:p>
-    <w:bookmarkStart w:id="20" w:name="accuracy-is-clustered-cost-is-not"/>
+    <w:p>
+      <w:pPr>
+        <w:pStyle w:val="FirstParagraph"/>
+      </w:pPr>
+      <w:r>
+        <w:t xml:space="preserve">The eleven-method panel includes scArches with its native classifier head. The matched</w:t>
+      </w:r>
+      <w:r>
+        <w:t xml:space="preserve"> </w:t>
+      </w:r>
+      <w:r>
+        <w:t xml:space="preserve">comparison in Figure 1 uses weighted-neighbor label transfer and the training settings</w:t>
+      </w:r>
+      <w:r>
+        <w:t xml:space="preserve"> </w:t>
+      </w:r>
+      <w:r>
+        <w:t xml:space="preserve">described in Methods.</w:t>
+      </w:r>
+    </w:p>
+    <w:bookmarkStart w:id="215" w:name="accuracy-and-cost-depend-on-the-task"/>
     <w:p>
       <w:pPr>
         <w:pStyle w:val="Heading2"/>
       </w:pPr>
       <w:r>
-        <w:t xml:space="preserve">Accuracy is clustered; cost is not</w:t>
+        <w:t xml:space="preserve">Accuracy and cost depend on the task</w:t>
       </w:r>
     </w:p>
     <w:p>
@@ -984,85 +801,37 @@
         <w:pStyle w:val="FirstParagraph"/>
       </w:pPr>
       <w:r>
-        <w:t xml:space="preserve">The top of the accuracy table is a four-way cluster spanning</w:t>
-      </w:r>
-      <w:r>
-        <w:t xml:space="preserve"> </w:t>
-      </w:r>
-      <w:r>
-        <w:rPr>
-          <w:b/>
-          <w:bCs/>
-        </w:rPr>
-        <w:t xml:space="preserve">0.008</w:t>
-      </w:r>
-      <w:r>
-        <w:t xml:space="preserve">, led by a tuned linear</w:t>
-      </w:r>
-      <w:r>
-        <w:t xml:space="preserve"> </w:t>
-      </w:r>
-      <w:r>
-        <w:t xml:space="preserve">pipeline rather than by a deep model (Table 1; Figure 1 draws the whole panel at once). Those</w:t>
-      </w:r>
-      <w:r>
-        <w:t xml:space="preserve"> </w:t>
-      </w:r>
-      <w:r>
-        <w:t xml:space="preserve">same four differ by</w:t>
-      </w:r>
-      <w:r>
-        <w:t xml:space="preserve"> </w:t>
-      </w:r>
-      <w:r>
-        <w:rPr>
-          <w:b/>
-          <w:bCs/>
-        </w:rPr>
-        <w:t xml:space="preserve">~250× in predict time</w:t>
-      </w:r>
-      <w:r>
-        <w:t xml:space="preserve"> </w:t>
-      </w:r>
-      <w:r>
-        <w:t xml:space="preserve">(0.24 s to 58.7 s) and</w:t>
-      </w:r>
-      <w:r>
-        <w:t xml:space="preserve"> </w:t>
-      </w:r>
-      <w:r>
-        <w:rPr>
-          <w:b/>
-          <w:bCs/>
-        </w:rPr>
-        <w:t xml:space="preserve">2.4× in peak memory</w:t>
-      </w:r>
-      <w:r>
-        <w:t xml:space="preserve">.</w:t>
-      </w:r>
-      <w:r>
-        <w:t xml:space="preserve"> </w:t>
-      </w:r>
-      <w:r>
-        <w:t xml:space="preserve">Order within the cluster is not a result: the stochastic methods move by more than 0.008</w:t>
-      </w:r>
-      <w:r>
-        <w:t xml:space="preserve"> </w:t>
-      </w:r>
-      <w:r>
-        <w:t xml:space="preserve">between identical reruns, scArches by up to 0.024, so the four are best read as tied on</w:t>
-      </w:r>
-      <w:r>
-        <w:t xml:space="preserve"> </w:t>
-      </w:r>
-      <w:r>
-        <w:t xml:space="preserve">accuracy and separated by cost. actinn-jax and scANVI share the best ontology-aware</w:t>
-      </w:r>
-      <w:r>
-        <w:t xml:space="preserve"> </w:t>
-      </w:r>
-      <w:r>
-        <w:t xml:space="preserve">concordance (0.811).</w:t>
+        <w:t xml:space="preserve">The top four mean accuracies span 0.008 across five shared-vocabulary non-brain splits</w:t>
+      </w:r>
+      <w:r>
+        <w:t xml:space="preserve"> </w:t>
+      </w:r>
+      <w:r>
+        <w:t xml:space="preserve">(Table 1). Their stage timings differ substantially, but the 58.7 s scANVI predict stage</w:t>
+      </w:r>
+      <w:r>
+        <w:t xml:space="preserve"> </w:t>
+      </w:r>
+      <w:r>
+        <w:t xml:space="preserve">includes training and the 0.24 s actinn-jax stage uses a fitted model. Their complete-job</w:t>
+      </w:r>
+      <w:r>
+        <w:t xml:space="preserve"> </w:t>
+      </w:r>
+      <w:r>
+        <w:t xml:space="preserve">times are 58.7 and 10.54 s, respectively. Fixed-partition repeats do not establish that</w:t>
+      </w:r>
+      <w:r>
+        <w:t xml:space="preserve"> </w:t>
+      </w:r>
+      <w:r>
+        <w:t xml:space="preserve">the methods are equivalent. actinn-jax and scANVI share the highest rounded ontology</w:t>
+      </w:r>
+      <w:r>
+        <w:t xml:space="preserve"> </w:t>
+      </w:r>
+      <w:r>
+        <w:t xml:space="preserve">concordance in this aggregate, 0.811.</w:t>
       </w:r>
     </w:p>
     <w:p>
@@ -1072,20 +841,20 @@
       <w:r>
         <w:drawing>
           <wp:inline>
-            <wp:extent cx="5334000" cy="2668748"/>
+            <wp:extent cx="5334000" cy="3455684"/>
             <wp:effectExtent b="0" l="0" r="0" t="0"/>
-            <wp:docPr descr="accuracy and cost across every split" title="" id="18" name="Picture"/>
+            <wp:docPr descr="Matched annotation accuracy and resource use" title="" id="213" name="Picture"/>
             <a:graphic>
               <a:graphicData uri="http://schemas.openxmlformats.org/drawingml/2006/picture">
                 <pic:pic>
                   <pic:nvPicPr>
-                    <pic:cNvPr descr="/Users/iandriver/Downloads/actinn-jax-benchmark/docs/figures/fig_cost_accuracy_ranges.png" id="19" name="Picture"/>
+                    <pic:cNvPr descr="/Users/iandriver/Downloads/actinn-jax-benchmark/docs/figures/fig_matched_annotation.png" id="214" name="Picture"/>
                     <pic:cNvPicPr>
                       <a:picLocks noChangeArrowheads="1" noChangeAspect="1"/>
                     </pic:cNvPicPr>
                   </pic:nvPicPr>
                   <pic:blipFill>
-                    <a:blip r:embed="rId17"/>
+                    <a:blip r:embed="rId212"/>
                     <a:stretch>
                       <a:fillRect/>
                     </a:stretch>
@@ -1093,7 +862,7 @@
                   <pic:spPr bwMode="auto">
                     <a:xfrm>
                       <a:off x="0" y="0"/>
-                      <a:ext cx="5334000" cy="2668748"/>
+                      <a:ext cx="5334000" cy="3455684"/>
                     </a:xfrm>
                     <a:prstGeom prst="rect">
                       <a:avLst/>
@@ -1127,118 +896,37 @@
         <w:t xml:space="preserve"> </w:t>
       </w:r>
       <w:r>
-        <w:t xml:space="preserve">Eleven methods over seven splits.</w:t>
-      </w:r>
-      <w:r>
-        <w:t xml:space="preserve"> </w:t>
-      </w:r>
-      <w:r>
-        <w:rPr>
-          <w:i/>
-          <w:iCs/>
-        </w:rPr>
-        <w:t xml:space="preserve">A:</w:t>
-      </w:r>
-      <w:r>
-        <w:t xml:space="preserve"> </w:t>
-      </w:r>
-      <w:r>
-        <w:t xml:space="preserve">accuracy as the gap to whichever method</w:t>
-      </w:r>
-      <w:r>
-        <w:t xml:space="preserve"> </w:t>
-      </w:r>
-      <w:r>
-        <w:t xml:space="preserve">leads that split — raw accuracy is dominated by split difficulty (0.94 on pbmc against 0.36 on</w:t>
-      </w:r>
-      <w:r>
-        <w:t xml:space="preserve"> </w:t>
-      </w:r>
-      <w:r>
-        <w:t xml:space="preserve">cross-dataset lung), so a range over it would measure the datasets rather than the methods;</w:t>
-      </w:r>
-      <w:r>
-        <w:t xml:space="preserve"> </w:t>
-      </w:r>
-      <w:r>
-        <w:rPr>
-          <w:rStyle w:val="VerbatimChar"/>
-        </w:rPr>
-        <w:t xml:space="preserve">leads N</w:t>
-      </w:r>
-      <w:r>
-        <w:t xml:space="preserve"> </w:t>
-      </w:r>
-      <w:r>
-        <w:t xml:space="preserve">counts splits won.</w:t>
-      </w:r>
-      <w:r>
-        <w:t xml:space="preserve"> </w:t>
-      </w:r>
-      <w:r>
-        <w:rPr>
-          <w:i/>
-          <w:iCs/>
-        </w:rPr>
-        <w:t xml:space="preserve">B:</w:t>
-      </w:r>
-      <w:r>
-        <w:t xml:space="preserve"> </w:t>
-      </w:r>
-      <w:r>
-        <w:t xml:space="preserve">fit + predict on the same splits. Diamonds are means, dots</w:t>
-      </w:r>
-      <w:r>
-        <w:t xml:space="preserve"> </w:t>
-      </w:r>
-      <w:r>
-        <w:t xml:space="preserve">the individual splits, lines run worst to best. Six methods sit within</w:t>
-      </w:r>
-      <w:r>
-        <w:t xml:space="preserve"> </w:t>
-      </w:r>
-      <w:r>
-        <w:rPr>
-          <w:b/>
-          <w:bCs/>
-        </w:rPr>
-        <w:t xml:space="preserve">0.035</w:t>
-      </w:r>
-      <w:r>
-        <w:t xml:space="preserve"> </w:t>
-      </w:r>
-      <w:r>
-        <w:t xml:space="preserve">of the</w:t>
-      </w:r>
-      <w:r>
-        <w:t xml:space="preserve"> </w:t>
-      </w:r>
-      <w:r>
-        <w:t xml:space="preserve">per-split leader while spanning 3.4 s to 57 s. Every method’s spread across splits is wider</w:t>
-      </w:r>
-      <w:r>
-        <w:t xml:space="preserve"> </w:t>
-      </w:r>
-      <w:r>
-        <w:t xml:space="preserve">than the distance between the leading methods, which is the caution that belongs with any</w:t>
-      </w:r>
-      <w:r>
-        <w:t xml:space="preserve"> </w:t>
-      </w:r>
-      <w:r>
-        <w:t xml:space="preserve">panel-mean ranking. Repeat-to-repeat variation is far smaller — five methods are exactly</w:t>
-      </w:r>
-      <w:r>
-        <w:t xml:space="preserve"> </w:t>
-      </w:r>
-      <w:r>
-        <w:t xml:space="preserve">deterministic, and only scArches (0.024), SVM (0.023) and scANVI (0.015) move more than 0.012 — so the</w:t>
-      </w:r>
-      <w:r>
-        <w:t xml:space="preserve"> </w:t>
-      </w:r>
-      <w:r>
-        <w:t xml:space="preserve">range drawn here is across datasets. Per-split detail: Supplementary Figure S11.</w:t>
+        <w:t xml:space="preserve">Annotation agreement and cost. A: exact accuracy on shared-vocabulary tasks;</w:t>
+      </w:r>
+      <w:r>
+        <w:t xml:space="preserve"> </w:t>
+      </w:r>
+      <w:r>
+        <w:t xml:space="preserve">Cell Ontology concordance for lung across datasets (shaded row). Concordance credits identical</w:t>
+      </w:r>
+      <w:r>
+        <w:t xml:space="preserve"> </w:t>
+      </w:r>
+      <w:r>
+        <w:t xml:space="preserve">terms or an ancestor–descendant relationship, rather than fine-type accuracy. B: macro-F1 on</w:t>
+      </w:r>
+      <w:r>
+        <w:t xml:space="preserve"> </w:t>
+      </w:r>
+      <w:r>
+        <w:t xml:space="preserve">shared-vocabulary tasks. C: fit-plus-predict time (log scale). D: peak process memory. Methods</w:t>
+      </w:r>
+      <w:r>
+        <w:t xml:space="preserve"> </w:t>
+      </w:r>
+      <w:r>
+        <w:t xml:space="preserve">share query cells within each row. Points and bars show means and ranges of three repeats,</w:t>
+      </w:r>
+      <w:r>
+        <w:t xml:space="preserve"> </w:t>
+      </w:r>
+      <w:r>
+        <w:t xml:space="preserve">not donor confidence intervals. ArchMap platform and integration quality were not evaluated.</w:t>
       </w:r>
     </w:p>
     <w:tbl>
@@ -1249,13 +937,13 @@
         <w:tblLook w:firstRow="1" w:lastRow="0" w:firstColumn="0" w:lastColumn="0" w:noHBand="0" w:noVBand="0" w:val="0020"/>
       </w:tblPr>
       <w:tblGrid>
-        <w:gridCol w:w="880"/>
-        <w:gridCol w:w="1173"/>
-        <w:gridCol w:w="1173"/>
-        <w:gridCol w:w="1173"/>
-        <w:gridCol w:w="1173"/>
-        <w:gridCol w:w="1173"/>
-        <w:gridCol w:w="1173"/>
+        <w:gridCol w:w="1980"/>
+        <w:gridCol w:w="990"/>
+        <w:gridCol w:w="990"/>
+        <w:gridCol w:w="990"/>
+        <w:gridCol w:w="990"/>
+        <w:gridCol w:w="990"/>
+        <w:gridCol w:w="990"/>
       </w:tblGrid>
       <w:tr>
         <w:trPr>
@@ -1385,7 +1073,7 @@
               <w:jc w:val="right"/>
             </w:pPr>
             <w:r>
-              <w:t xml:space="preserve">0.699</w:t>
+              <w:t xml:space="preserve">0.803</w:t>
             </w:r>
           </w:p>
         </w:tc>
@@ -1482,7 +1170,7 @@
                 <w:b/>
                 <w:bCs/>
               </w:rPr>
-              <w:t xml:space="preserve">0.703</w:t>
+              <w:t xml:space="preserve">0.808</w:t>
             </w:r>
           </w:p>
         </w:tc>
@@ -1547,7 +1235,7 @@
               <w:pStyle w:val="Compact"/>
             </w:pPr>
             <w:r>
-              <w:t xml:space="preserve">scArches</w:t>
+              <w:t xml:space="preserve">scArches (native head)</w:t>
             </w:r>
           </w:p>
         </w:tc>
@@ -1571,7 +1259,7 @@
               <w:jc w:val="right"/>
             </w:pPr>
             <w:r>
-              <w:t xml:space="preserve">0.698</w:t>
+              <w:t xml:space="preserve">0.802</w:t>
             </w:r>
           </w:p>
         </w:tc>
@@ -1660,7 +1348,7 @@
               <w:jc w:val="right"/>
             </w:pPr>
             <w:r>
-              <w:t xml:space="preserve">0.683</w:t>
+              <w:t xml:space="preserve">0.785</w:t>
             </w:r>
           </w:p>
         </w:tc>
@@ -1753,7 +1441,7 @@
               <w:jc w:val="right"/>
             </w:pPr>
             <w:r>
-              <w:t xml:space="preserve">0.690</w:t>
+              <w:t xml:space="preserve">0.792</w:t>
             </w:r>
           </w:p>
         </w:tc>
@@ -1842,7 +1530,7 @@
               <w:jc w:val="right"/>
             </w:pPr>
             <w:r>
-              <w:t xml:space="preserve">0.675</w:t>
+              <w:t xml:space="preserve">0.774</w:t>
             </w:r>
           </w:p>
         </w:tc>
@@ -1935,7 +1623,7 @@
               <w:jc w:val="right"/>
             </w:pPr>
             <w:r>
-              <w:t xml:space="preserve">0.649</w:t>
+              <w:t xml:space="preserve">0.742</w:t>
             </w:r>
           </w:p>
         </w:tc>
@@ -2020,7 +1708,7 @@
               <w:jc w:val="right"/>
             </w:pPr>
             <w:r>
-              <w:t xml:space="preserve">0.652</w:t>
+              <w:t xml:space="preserve">0.746</w:t>
             </w:r>
           </w:p>
         </w:tc>
@@ -2105,7 +1793,7 @@
               <w:jc w:val="right"/>
             </w:pPr>
             <w:r>
-              <w:t xml:space="preserve">0.622</w:t>
+              <w:t xml:space="preserve">0.712</w:t>
             </w:r>
           </w:p>
         </w:tc>
@@ -2198,7 +1886,7 @@
               <w:jc w:val="right"/>
             </w:pPr>
             <w:r>
-              <w:t xml:space="preserve">0.619</w:t>
+              <w:t xml:space="preserve">0.711</w:t>
             </w:r>
           </w:p>
         </w:tc>
@@ -2283,7 +1971,7 @@
               <w:jc w:val="right"/>
             </w:pPr>
             <w:r>
-              <w:t xml:space="preserve">0.550</w:t>
+              <w:t xml:space="preserve">0.626</w:t>
             </w:r>
           </w:p>
         </w:tc>
@@ -2352,37 +2040,7 @@
         <w:t xml:space="preserve"> </w:t>
       </w:r>
       <w:r>
-        <w:t xml:space="preserve">Accuracy and cost. Accuracy is the mean over the five shared-vocabulary</w:t>
-      </w:r>
-      <w:r>
-        <w:t xml:space="preserve"> </w:t>
-      </w:r>
-      <w:r>
-        <w:t xml:space="preserve">datasets, macro-F1 over all six, and ontology concordance over the four that carry Cell</w:t>
-      </w:r>
-      <w:r>
-        <w:t xml:space="preserve"> </w:t>
-      </w:r>
-      <w:r>
-        <w:t xml:space="preserve">Ontology ids; bold marks the best value in a column. The two brain splits are held out of</w:t>
-      </w:r>
-      <w:r>
-        <w:t xml:space="preserve"> </w:t>
-      </w:r>
-      <w:r>
-        <w:t xml:space="preserve">these means — they were measured after this pass — and reported per dataset instead;</w:t>
-      </w:r>
-      <w:r>
-        <w:t xml:space="preserve"> </w:t>
-      </w:r>
-      <w:r>
-        <w:t xml:space="preserve">including both would move actinn-jax from fourth to fifth, behind CellTypist. *scANVI does most of its work in one train+predict pass, attributed to predict.</w:t>
-      </w:r>
-      <w:r>
-        <w:t xml:space="preserve"> </w:t>
-      </w:r>
-      <w:r>
-        <w:t xml:space="preserve">Per-dataset scores: Supplementary Table S3.</w:t>
+        <w:t xml:space="preserve">Accuracy and macro-F1 average five shared-vocabulary non-brain splits; ontology concordance averages four splits. Brain: Supplementary Table S3. scArches uses its native head. *scANVI trains and scArches adapts queries in predict. Complete-job times: Supplementary Table S4.</w:t>
       </w:r>
     </w:p>
     <w:p>
@@ -2390,31 +2048,19 @@
         <w:pStyle w:val="BodyText"/>
       </w:pPr>
       <w:r>
-        <w:t xml:space="preserve">Neither ordering is stable. Carrying four methods from a 3k-cell reference to a full atlas</w:t>
-      </w:r>
-      <w:r>
-        <w:t xml:space="preserve"> </w:t>
-      </w:r>
-      <w:r>
-        <w:t xml:space="preserve">reverses the accuracy ranking — a prototype VAE moves from worst to best — and the external</w:t>
-      </w:r>
-      <w:r>
-        <w:t xml:space="preserve"> </w:t>
-      </w:r>
-      <w:r>
-        <w:t xml:space="preserve">Open Problems panel, whose 1,000-gene budget is narrower than ours, reverses the cost ranking,</w:t>
-      </w:r>
-      <w:r>
-        <w:t xml:space="preserve"> </w:t>
-      </w:r>
-      <w:r>
-        <w:t xml:space="preserve">with the tuned linear pipeline costing 2.7× more than it does here (Supplementary Figure S6,</w:t>
-      </w:r>
-      <w:r>
-        <w:t xml:space="preserve"> </w:t>
-      </w:r>
-      <w:r>
-        <w:t xml:space="preserve">and the extended report).</w:t>
+        <w:t xml:space="preserve">Rankings differ between the in-house and Open Problems panels and across atlas samples</w:t>
+      </w:r>
+      <w:r>
+        <w:t xml:space="preserve"> </w:t>
+      </w:r>
+      <w:r>
+        <w:t xml:space="preserve">(Supplementary Figure S6). These comparisons change datasets, feature budgets or partitions,</w:t>
+      </w:r>
+      <w:r>
+        <w:t xml:space="preserve"> </w:t>
+      </w:r>
+      <w:r>
+        <w:t xml:space="preserve">and therefore do not isolate a single cause of the reversal.</w:t>
       </w:r>
     </w:p>
     <w:p>
@@ -2422,75 +2068,164 @@
         <w:pStyle w:val="BodyText"/>
       </w:pPr>
       <w:r>
-        <w:t xml:space="preserve">Granularity moves it too, and against us. The same Allen middle temporal gyrus nuclei scored at</w:t>
-      </w:r>
-      <w:r>
-        <w:t xml:space="preserve"> </w:t>
-      </w:r>
-      <w:r>
-        <w:t xml:space="preserve">two levels of one taxonomy behave like two different benchmarks: at Allen’s 24 subclasses ten</w:t>
-      </w:r>
-      <w:r>
-        <w:t xml:space="preserve"> </w:t>
-      </w:r>
-      <w:r>
-        <w:t xml:space="preserve">of the eleven methods land within 0.017 of each other, and at the 151 cell sets the taxonomy</w:t>
-      </w:r>
-      <w:r>
-        <w:t xml:space="preserve"> </w:t>
-      </w:r>
-      <w:r>
-        <w:t xml:space="preserve">enumerates the ranking inverts — SingleR, eighth overall, leads at</w:t>
+        <w:t xml:space="preserve">Label resolution also matters. At Allen’s 24 subclasses, ten methods fall within 0.017 of</w:t>
+      </w:r>
+      <w:r>
+        <w:t xml:space="preserve"> </w:t>
+      </w:r>
+      <w:r>
+        <w:t xml:space="preserve">each other. In the eleven-method panel at 151 clusters, SingleR leads at 0.845 and actinn-jax ranks tenth at 0.741. The weighted-neighbor scArches comparison uses a separately sampled cohort (Table 3).</w:t>
+      </w:r>
+      <w:r>
+        <w:t xml:space="preserve"> </w:t>
+      </w:r>
+      <w:r>
+        <w:t xml:space="preserve">Cluster labels derive from expression-space clustering, a possible explanation for the</w:t>
+      </w:r>
+      <w:r>
+        <w:t xml:space="preserve"> </w:t>
+      </w:r>
+      <w:r>
+        <w:t xml:space="preserve">strong correlation-method results; its causal contribution was not isolated.</w:t>
+      </w:r>
+    </w:p>
+    <w:p>
+      <w:pPr>
+        <w:pStyle w:val="BodyText"/>
+      </w:pPr>
+      <w:r>
+        <w:t xml:space="preserve">The zero-shot scPRINT label head scores 0.201 ontology concordance on the lung query versus</w:t>
+      </w:r>
+      <w:r>
+        <w:t xml:space="preserve"> </w:t>
+      </w:r>
+      <w:r>
+        <w:t xml:space="preserve">0.917 for reference-trained actinn-jax. Their training information and vocabularies differ,</w:t>
+      </w:r>
+      <w:r>
+        <w:t xml:space="preserve"> </w:t>
+      </w:r>
+      <w:r>
+        <w:t xml:space="preserve">so this does not isolate architecture or assess every use of foundation-model embeddings.</w:t>
+      </w:r>
+      <w:r>
+        <w:t xml:space="preserve"> </w:t>
+      </w:r>
+      <w:r>
+        <w:t xml:space="preserve">The extended report separately describes results under the published Open Problems protocol</w:t>
+      </w:r>
+      <w:r>
+        <w:t xml:space="preserve"> </w:t>
+      </w:r>
+      <w:r>
+        <w:t xml:space="preserve">and the same-instance CPU comparison.</w:t>
+      </w:r>
+    </w:p>
+    <w:p>
+      <w:pPr>
+        <w:pStyle w:val="BodyText"/>
+      </w:pPr>
+      <w:r>
+        <w:t xml:space="preserve">In the six-method CPU runtime sweep, prediction remains sub-second, and several fitted</w:t>
+      </w:r>
+      <w:r>
+        <w:t xml:space="preserve"> </w:t>
+      </w:r>
+      <w:r>
+        <w:t xml:space="preserve">models have nearly flat prediction cost as reference size increases (Supplementary Figure</w:t>
+      </w:r>
+      <w:r>
+        <w:t xml:space="preserve"> </w:t>
+      </w:r>
+      <w:r>
+        <w:t xml:space="preserve">S7). This behavior is not unique to actinn-jax. With a fixed reference and a large query,</w:t>
+      </w:r>
+      <w:r>
+        <w:t xml:space="preserve"> </w:t>
+      </w:r>
+      <w:r>
+        <w:t xml:space="preserve">actinn-jax labels 524,699 cells in 31 s versus 67 s for the linear pipeline; both have</w:t>
+      </w:r>
+      <w:r>
+        <w:t xml:space="preserve"> </w:t>
+      </w:r>
+      <w:r>
+        <w:t xml:space="preserve">similar whole-process peak memory at that query size (Supplementary Figure S8).</w:t>
+      </w:r>
+    </w:p>
+    <w:bookmarkEnd w:id="215"/>
+    <w:bookmarkStart w:id="219" w:name="X91bc1feef61a0a1c41e006ce5406c35937ace73"/>
+    <w:p>
+      <w:pPr>
+        <w:pStyle w:val="Heading2"/>
+      </w:pPr>
+      <w:r>
+        <w:t xml:space="preserve">Broad annotation followed by focused annotation</w:t>
+      </w:r>
+    </w:p>
+    <w:p>
+      <w:pPr>
+        <w:pStyle w:val="FirstParagraph"/>
+      </w:pPr>
+      <w:r>
+        <w:t xml:space="preserve">That budget pays for a workflow instead of a single call (Figure 2). A roughly 800-type census</w:t>
+      </w:r>
+      <w:r>
+        <w:t xml:space="preserve"> </w:t>
+      </w:r>
+      <w:r>
+        <w:t xml:space="preserve">reference provides labels over the types it covers without a supplied tissue; resolving those calls</w:t>
+      </w:r>
+      <w:r>
+        <w:t xml:space="preserve"> </w:t>
+      </w:r>
+      <w:r>
+        <w:t xml:space="preserve">through the reference’s per-class tissue map identifies the tissue; a small focused reference</w:t>
+      </w:r>
+      <w:r>
+        <w:t xml:space="preserve"> </w:t>
+      </w:r>
+      <w:r>
+        <w:t xml:space="preserve">for that tissue then re-annotates the same cells at full resolution. On 56,545</w:t>
       </w:r>
       <w:r>
         <w:t xml:space="preserve"> </w:t>
       </w:r>
       <w:r>
         <w:rPr>
-          <w:b/>
-          <w:bCs/>
+          <w:rStyle w:val="VerbatimChar"/>
         </w:rPr>
-        <w:t xml:space="preserve">0.845</w:t>
-      </w:r>
-      <w:r>
-        <w:t xml:space="preserve">, while actinn-jax</w:t>
-      </w:r>
-      <w:r>
-        <w:t xml:space="preserve"> </w:t>
-      </w:r>
-      <w:r>
-        <w:t xml:space="preserve">falls to tenth at</w:t>
-      </w:r>
-      <w:r>
-        <w:t xml:space="preserve"> </w:t>
-      </w:r>
-      <w:r>
-        <w:rPr>
-          <w:b/>
-          <w:bCs/>
-        </w:rPr>
-        <w:t xml:space="preserve">0.741</w:t>
-      </w:r>
-      <w:r>
-        <w:t xml:space="preserve">. Correlation-to-centroid methods gain exactly where the trained</w:t>
-      </w:r>
-      <w:r>
-        <w:t xml:space="preserve"> </w:t>
-      </w:r>
-      <w:r>
-        <w:t xml:space="preserve">classifiers lose, helped by the fact that cluster-level labels are themselves the output of</w:t>
-      </w:r>
-      <w:r>
-        <w:t xml:space="preserve"> </w:t>
-      </w:r>
-      <w:r>
-        <w:t xml:space="preserve">clustering the same expression space. One split is a signal, not a characterization, but it is</w:t>
-      </w:r>
-      <w:r>
-        <w:t xml:space="preserve"> </w:t>
-      </w:r>
-      <w:r>
-        <w:t xml:space="preserve">the one split in this panel at the resolution a cortical taxonomy actually works at.</w:t>
+        <w:t xml:space="preserve">Andrews_2022</w:t>
+      </w:r>
+      <w:r>
+        <w:t xml:space="preserve"> </w:t>
+      </w:r>
+      <w:r>
+        <w:t xml:space="preserve">cells excluded from focused-reference training, the broad model</w:t>
+      </w:r>
+      <w:r>
+        <w:t xml:space="preserve"> </w:t>
+      </w:r>
+      <w:r>
+        <w:t xml:space="preserve">scores 0.231 by exact ontology-term match and 0.580 by lineage concordance; the 38-type</w:t>
+      </w:r>
+      <w:r>
+        <w:t xml:space="preserve"> </w:t>
+      </w:r>
+      <w:r>
+        <w:t xml:space="preserve">focused validation model scores 0.728 and 0.858. This full-study experiment differs from</w:t>
+      </w:r>
+      <w:r>
+        <w:t xml:space="preserve"> </w:t>
+      </w:r>
+      <w:r>
+        <w:t xml:space="preserve">Figure 2’s capped, 3,396-cell comparison using a 36-type reference. The released liver</w:t>
+      </w:r>
+      <w:r>
+        <w:t xml:space="preserve"> </w:t>
+      </w:r>
+      <w:r>
+        <w:t xml:space="preserve">weights are trained on all studies, separately from these validation models.</w:t>
       </w:r>
     </w:p>
     <w:p>
@@ -2498,220 +2233,31 @@
         <w:pStyle w:val="BodyText"/>
       </w:pPr>
       <w:r>
-        <w:t xml:space="preserve">A foundation model run zero-shot scored</w:t>
-      </w:r>
-      <w:r>
-        <w:t xml:space="preserve"> </w:t>
-      </w:r>
-      <w:r>
-        <w:rPr>
-          <w:b/>
-          <w:bCs/>
-        </w:rPr>
-        <w:t xml:space="preserve">0.201</w:t>
-      </w:r>
-      <w:r>
-        <w:t xml:space="preserve"> </w:t>
-      </w:r>
-      <w:r>
-        <w:t xml:space="preserve">ontology concordance against 0.917 for a</w:t>
-      </w:r>
-      <w:r>
-        <w:t xml:space="preserve"> </w:t>
-      </w:r>
-      <w:r>
-        <w:t xml:space="preserve">reference-trained model on the same cells, taking ~280× longer. Open Problems reproduces that</w:t>
-      </w:r>
-      <w:r>
-        <w:t xml:space="preserve"> </w:t>
-      </w:r>
-      <w:r>
-        <w:t xml:space="preserve">independently: its zero-shot entries sit at the bottom of the leaderboard, and actinn-jax</w:t>
-      </w:r>
-      <w:r>
-        <w:t xml:space="preserve"> </w:t>
-      </w:r>
-      <w:r>
-        <w:t xml:space="preserve">places 3rd of 17 on accuracy there, 1st among methods that complete every dataset.</w:t>
-      </w:r>
-    </w:p>
-    <w:p>
-      <w:pPr>
-        <w:pStyle w:val="BodyText"/>
-      </w:pPr>
-      <w:r>
-        <w:t xml:space="preserve">Prediction is where the annotation budget is actually spent, and it is small: sub-second for</w:t>
-      </w:r>
-      <w:r>
-        <w:t xml:space="preserve"> </w:t>
-      </w:r>
-      <w:r>
-        <w:t xml:space="preserve">every CPU method tested, and flat in reference size for all of them, since a cached model’s</w:t>
-      </w:r>
-      <w:r>
-        <w:t xml:space="preserve"> </w:t>
-      </w:r>
-      <w:r>
-        <w:t xml:space="preserve">inference does not depend on how many cells trained it. What makes chaining stages practical</w:t>
-      </w:r>
-      <w:r>
-        <w:t xml:space="preserve"> </w:t>
-      </w:r>
-      <w:r>
-        <w:t xml:space="preserve">is therefore not a uniquely flat predict but the ratio — a sub-second call recurring against a</w:t>
-      </w:r>
-      <w:r>
-        <w:t xml:space="preserve"> </w:t>
-      </w:r>
-      <w:r>
-        <w:t xml:space="preserve">fit of 19–123 s that is paid once (Supplementary Figure S7). With the reference held fixed,</w:t>
-      </w:r>
-      <w:r>
-        <w:t xml:space="preserve"> </w:t>
-      </w:r>
-      <w:r>
-        <w:t xml:space="preserve">annotating a whole 525,000-cell atlas takes</w:t>
-      </w:r>
-      <w:r>
-        <w:t xml:space="preserve"> </w:t>
-      </w:r>
-      <w:r>
-        <w:rPr>
-          <w:b/>
-          <w:bCs/>
-        </w:rPr>
-        <w:t xml:space="preserve">31 s</w:t>
-      </w:r>
-      <w:r>
-        <w:t xml:space="preserve"> </w:t>
-      </w:r>
-      <w:r>
-        <w:t xml:space="preserve">(Supplementary Figure S8).</w:t>
-      </w:r>
-    </w:p>
-    <w:bookmarkEnd w:id="20"/>
-    <w:bookmarkStart w:id="24" w:name="X80fed2e78f71a1f8f859e9647ae1a67fdba3c16"/>
-    <w:p>
-      <w:pPr>
-        <w:pStyle w:val="Heading2"/>
-      </w:pPr>
-      <w:r>
-        <w:t xml:space="preserve">One query, two passes: routing and then resolution</w:t>
-      </w:r>
-    </w:p>
-    <w:p>
-      <w:pPr>
-        <w:pStyle w:val="FirstParagraph"/>
-      </w:pPr>
-      <w:r>
-        <w:t xml:space="preserve">That budget buys a workflow rather than a call (Figure 2). A ~800-type census</w:t>
-      </w:r>
-      <w:r>
-        <w:t xml:space="preserve"> </w:t>
-      </w:r>
-      <w:r>
-        <w:t xml:space="preserve">reference annotates any query without being told what tissue it is; resolving those calls</w:t>
-      </w:r>
-      <w:r>
-        <w:t xml:space="preserve"> </w:t>
-      </w:r>
-      <w:r>
-        <w:t xml:space="preserve">through the reference’s per-class tissue map identifies the tissue; a small focused reference</w:t>
-      </w:r>
-      <w:r>
-        <w:t xml:space="preserve"> </w:t>
-      </w:r>
-      <w:r>
-        <w:t xml:space="preserve">for that tissue then re-annotates the same cells at full resolution. On withheld cross-study</w:t>
-      </w:r>
-      <w:r>
-        <w:t xml:space="preserve"> </w:t>
-      </w:r>
-      <w:r>
-        <w:t xml:space="preserve">liver cells the broad pass scores</w:t>
-      </w:r>
-      <w:r>
-        <w:t xml:space="preserve"> </w:t>
-      </w:r>
-      <w:r>
-        <w:rPr>
-          <w:b/>
-          <w:bCs/>
-        </w:rPr>
-        <w:t xml:space="preserve">0.23 exact / 0.58 ontology</w:t>
-      </w:r>
-      <w:r>
-        <w:t xml:space="preserve"> </w:t>
-      </w:r>
-      <w:r>
-        <w:t xml:space="preserve">and the focused reference</w:t>
-      </w:r>
-      <w:r>
-        <w:t xml:space="preserve"> </w:t>
-      </w:r>
-      <w:r>
-        <w:t xml:space="preserve">reaches</w:t>
-      </w:r>
-      <w:r>
-        <w:t xml:space="preserve"> </w:t>
-      </w:r>
-      <w:r>
-        <w:rPr>
-          <w:b/>
-          <w:bCs/>
-        </w:rPr>
-        <w:t xml:space="preserve">0.72 / 0.86</w:t>
-      </w:r>
-      <w:r>
-        <w:t xml:space="preserve">.</w:t>
-      </w:r>
-    </w:p>
-    <w:p>
-      <w:pPr>
-        <w:pStyle w:val="BodyText"/>
-      </w:pPr>
-      <w:r>
-        <w:t xml:space="preserve">The two passes hand off. Substituting a stronger broad model lifts the</w:t>
-      </w:r>
-      <w:r>
-        <w:t xml:space="preserve"> </w:t>
-      </w:r>
-      <w:r>
-        <w:t xml:space="preserve">broad call but changes nothing downstream, and using it to narrow the focused pass’s classes</w:t>
-      </w:r>
-      <w:r>
-        <w:t xml:space="preserve"> </w:t>
-      </w:r>
-      <w:r>
-        <w:t xml:space="preserve">makes the result</w:t>
-      </w:r>
-      <w:r>
-        <w:t xml:space="preserve"> </w:t>
-      </w:r>
-      <w:r>
-        <w:rPr>
-          <w:b/>
-          <w:bCs/>
-        </w:rPr>
-        <w:t xml:space="preserve">worse</w:t>
-      </w:r>
-      <w:r>
-        <w:t xml:space="preserve"> </w:t>
-      </w:r>
-      <w:r>
-        <w:t xml:space="preserve">(0.731 → 0.708), because a wrong mask discards the correct class</w:t>
-      </w:r>
-      <w:r>
-        <w:t xml:space="preserve"> </w:t>
-      </w:r>
-      <w:r>
-        <w:t xml:space="preserve">outright. Once the focused reference covers the tissue, the broad model’s value is routing,</w:t>
-      </w:r>
-      <w:r>
-        <w:t xml:space="preserve"> </w:t>
-      </w:r>
-      <w:r>
-        <w:t xml:space="preserve">not resolution.</w:t>
+        <w:t xml:space="preserve">The two passes hand off. Substituting a stronger broad model lifts the broad call but changes</w:t>
+      </w:r>
+      <w:r>
+        <w:t xml:space="preserve"> </w:t>
+      </w:r>
+      <w:r>
+        <w:t xml:space="preserve">nothing downstream, and using it to narrow the focused pass’s classes makes the result worse,</w:t>
+      </w:r>
+      <w:r>
+        <w:t xml:space="preserve"> </w:t>
+      </w:r>
+      <w:r>
+        <w:t xml:space="preserve">from 0.731 to 0.708, because a wrong mask discards the correct class outright. Once the</w:t>
+      </w:r>
+      <w:r>
+        <w:t xml:space="preserve"> </w:t>
+      </w:r>
+      <w:r>
+        <w:t xml:space="preserve">focused reference covers the tissue, the broad model’s value is routing rather than</w:t>
+      </w:r>
+      <w:r>
+        <w:t xml:space="preserve"> </w:t>
+      </w:r>
+      <w:r>
+        <w:t xml:space="preserve">resolution.</w:t>
       </w:r>
     </w:p>
     <w:p>
@@ -2723,18 +2269,18 @@
           <wp:inline>
             <wp:extent cx="5334000" cy="1965681"/>
             <wp:effectExtent b="0" l="0" r="0" t="0"/>
-            <wp:docPr descr="workflow" title="" id="22" name="Picture"/>
+            <wp:docPr descr="workflow" title="" id="217" name="Picture"/>
             <a:graphic>
               <a:graphicData uri="http://schemas.openxmlformats.org/drawingml/2006/picture">
                 <pic:pic>
                   <pic:nvPicPr>
-                    <pic:cNvPr descr="/Users/iandriver/Downloads/actinn-jax-benchmark/docs/figures/fig_workflow_umap_ondata.png" id="23" name="Picture"/>
+                    <pic:cNvPr descr="/Users/iandriver/Downloads/actinn-jax-benchmark/docs/figures/fig_workflow_umap_ondata.png" id="218" name="Picture"/>
                     <pic:cNvPicPr>
                       <a:picLocks noChangeArrowheads="1" noChangeAspect="1"/>
                     </pic:cNvPicPr>
                   </pic:nvPicPr>
                   <pic:blipFill>
-                    <a:blip r:embed="rId21"/>
+                    <a:blip r:embed="rId216"/>
                     <a:stretch>
                       <a:fillRect/>
                     </a:stretch>
@@ -2788,23 +2334,7 @@
         <w:t xml:space="preserve"> </w:t>
       </w:r>
       <w:r>
-        <w:t xml:space="preserve">0.34); resolving those calls to tissue gives</w:t>
-      </w:r>
-      <w:r>
-        <w:t xml:space="preserve"> </w:t>
-      </w:r>
-      <w:r>
-        <w:rPr>
-          <w:b/>
-          <w:bCs/>
-        </w:rPr>
-        <w:t xml:space="preserve">76% liver</w:t>
-      </w:r>
-      <w:r>
-        <w:t xml:space="preserve"> </w:t>
-      </w:r>
-      <w:r>
-        <w:t xml:space="preserve">against 4% for the next candidate,</w:t>
+        <w:t xml:space="preserve">0.34); resolving those calls to tissue gives 76% liver against 4% for the next candidate,</w:t>
       </w:r>
       <w:r>
         <w:t xml:space="preserve"> </w:t>
@@ -2816,30 +2346,23 @@
         <w:t xml:space="preserve"> </w:t>
       </w:r>
       <w:r>
-        <w:t xml:space="preserve">cells at</w:t>
-      </w:r>
-      <w:r>
-        <w:t xml:space="preserve"> </w:t>
-      </w:r>
-      <w:r>
-        <w:rPr>
-          <w:b/>
-          <w:bCs/>
-        </w:rPr>
-        <w:t xml:space="preserve">0.73</w:t>
-      </w:r>
-      <w:r>
-        <w:t xml:space="preserve">, tracking the clusters. Rightmost panel is the study’s own labels.</w:t>
-      </w:r>
-    </w:p>
-    <w:bookmarkEnd w:id="24"/>
-    <w:bookmarkStart w:id="25" w:name="X4b2d42acec3b76f689a683a66890b5330678ad6"/>
+        <w:t xml:space="preserve">cells at 0.73. Rightmost panel is the study’s own labels. Only the focused reference has</w:t>
+      </w:r>
+      <w:r>
+        <w:t xml:space="preserve"> </w:t>
+      </w:r>
+      <w:r>
+        <w:t xml:space="preserve">a verified source-study holdout; the broad census corpus may include the query’s study.</w:t>
+      </w:r>
+    </w:p>
+    <w:bookmarkEnd w:id="219"/>
+    <w:bookmarkStart w:id="220" w:name="broad-references-and-distillation"/>
     <w:p>
       <w:pPr>
         <w:pStyle w:val="Heading2"/>
       </w:pPr>
       <w:r>
-        <w:t xml:space="preserve">The broad entry point is interchangeable, and one can be distilled without a GPU</w:t>
+        <w:t xml:space="preserve">Broad references and distillation</w:t>
       </w:r>
     </w:p>
     <w:p>
@@ -2858,7 +2381,7 @@
       <w:r>
         <w:t xml:space="preserve"> </w:t>
       </w:r>
-      <w:hyperlink r:id="rId12">
+      <w:hyperlink r:id="rId207">
         <w:r>
           <w:rPr>
             <w:rStyle w:val="Hyperlink"/>
@@ -2882,32 +2405,25 @@
         <w:t xml:space="preserve"> </w:t>
       </w:r>
       <w:r>
-        <w:t xml:space="preserve">structure — using</w:t>
-      </w:r>
-      <w:r>
-        <w:t xml:space="preserve"> </w:t>
-      </w:r>
-      <w:r>
-        <w:rPr>
-          <w:b/>
-          <w:bCs/>
-        </w:rPr>
-        <w:t xml:space="preserve">only raw counts</w:t>
-      </w:r>
-      <w:r>
-        <w:t xml:space="preserve">, no GPU and no labeled input, in under ten minutes of</w:t>
-      </w:r>
-      <w:r>
-        <w:t xml:space="preserve"> </w:t>
-      </w:r>
-      <w:r>
-        <w:t xml:space="preserve">CPU. The result matches its teacher and beats our census-built reference, at six to nine times</w:t>
-      </w:r>
-      <w:r>
-        <w:t xml:space="preserve"> </w:t>
-      </w:r>
-      <w:r>
-        <w:t xml:space="preserve">the teacher’s throughput (Table 2).</w:t>
+        <w:t xml:space="preserve">structure, using only raw counts, no GPU and no labeled input, in under ten minutes of CPU.</w:t>
+      </w:r>
+      <w:r>
+        <w:t xml:space="preserve"> </w:t>
+      </w:r>
+      <w:r>
+        <w:t xml:space="preserve">On this liver query the student scores 0.406 versus the teacher’s 0.408 and the census</w:t>
+      </w:r>
+      <w:r>
+        <w:t xml:space="preserve"> </w:t>
+      </w:r>
+      <w:r>
+        <w:t xml:space="preserve">model’s 0.338, at six to nine times the teacher’s throughput (Table 2). On withheld-atlas</w:t>
+      </w:r>
+      <w:r>
+        <w:t xml:space="preserve"> </w:t>
+      </w:r>
+      <w:r>
+        <w:t xml:space="preserve">comparisons, student-teacher concordance gaps are 1.5 points on lung and 3.0 on liver.</w:t>
       </w:r>
     </w:p>
     <w:tbl>
@@ -3071,7 +2587,7 @@
               <w:jc w:val="right"/>
             </w:pPr>
             <w:r>
-              <w:t xml:space="preserve">1,076–1,563</w:t>
+              <w:t xml:space="preserve">1,076-1,563</w:t>
             </w:r>
           </w:p>
         </w:tc>
@@ -3128,7 +2644,7 @@
                 <w:b/>
                 <w:bCs/>
               </w:rPr>
-              <w:t xml:space="preserve">8,937–10,021</w:t>
+              <w:t xml:space="preserve">8,937-10,021</w:t>
             </w:r>
           </w:p>
         </w:tc>
@@ -3167,19 +2683,13 @@
         <w:t xml:space="preserve"> </w:t>
       </w:r>
       <w:r>
-        <w:t xml:space="preserve">teacher’s calibrated abstention, which remains a limitation. Student and teacher are level</w:t>
-      </w:r>
-      <w:r>
-        <w:t xml:space="preserve"> </w:t>
-      </w:r>
-      <w:r>
-        <w:t xml:space="preserve">here rather than separated: read the distillation as preserving the teacher’s annotations at a</w:t>
-      </w:r>
-      <w:r>
-        <w:t xml:space="preserve"> </w:t>
-      </w:r>
-      <w:r>
-        <w:t xml:space="preserve">fraction of its cost, not as improving on them.</w:t>
+        <w:t xml:space="preserve">teacher’s calibrated abstention, which remains a limitation. The similar concordance on this query does not establish equivalence across tissues or</w:t>
+      </w:r>
+      <w:r>
+        <w:t xml:space="preserve"> </w:t>
+      </w:r>
+      <w:r>
+        <w:t xml:space="preserve">exclude source-study overlap with the census corpus.</w:t>
       </w:r>
     </w:p>
     <w:p>
@@ -3187,7 +2697,7 @@
         <w:pStyle w:val="BodyText"/>
       </w:pPr>
       <w:r>
-        <w:t xml:space="preserve">The GPU can be removed from the census route as well. Deriving the coarse hierarchy from Cell</w:t>
+        <w:t xml:space="preserve">The census hierarchy can also be built without a GPU. Deriving the coarse hierarchy from Cell</w:t>
       </w:r>
       <w:r>
         <w:t xml:space="preserve"> </w:t>
@@ -3199,35 +2709,35 @@
         <w:t xml:space="preserve"> </w:t>
       </w:r>
       <w:r>
-        <w:t xml:space="preserve">(0.616 vs 0.547) and a same-sized random grouping (0.539), so it is the lineage structure and</w:t>
-      </w:r>
-      <w:r>
-        <w:t xml:space="preserve"> </w:t>
-      </w:r>
-      <w:r>
-        <w:t xml:space="preserve">not the mere act of splitting that helps. Being species-independent, that route also reaches a</w:t>
-      </w:r>
-      <w:r>
-        <w:t xml:space="preserve"> </w:t>
-      </w:r>
-      <w:r>
-        <w:t xml:space="preserve">second organism: a pan-mouse reference of 453 types across 85 tissues reaches 0.638 ontology</w:t>
-      </w:r>
-      <w:r>
-        <w:t xml:space="preserve"> </w:t>
-      </w:r>
-      <w:r>
-        <w:t xml:space="preserve">concordance on two withheld datasets after 17 s of CPU.</w:t>
-      </w:r>
-    </w:p>
-    <w:bookmarkEnd w:id="25"/>
-    <w:bookmarkStart w:id="30" w:name="X5d5a48a3482289717abb7130a8b6298d60e6610"/>
+        <w:t xml:space="preserve">(0.616 against 0.547) and a same-sized random grouping (0.539), consistent with useful lineage structure. The experiment uses one random grouping and</w:t>
+      </w:r>
+      <w:r>
+        <w:t xml:space="preserve"> </w:t>
+      </w:r>
+      <w:r>
+        <w:t xml:space="preserve">cell-level intervals that omit donor dependence and training variation. Using the same lineage procedure, that route also</w:t>
+      </w:r>
+      <w:r>
+        <w:t xml:space="preserve"> </w:t>
+      </w:r>
+      <w:r>
+        <w:t xml:space="preserve">reaches a second organism: a pan-mouse reference of 453 types across 85 tissues reaches 0.638</w:t>
+      </w:r>
+      <w:r>
+        <w:t xml:space="preserve"> </w:t>
+      </w:r>
+      <w:r>
+        <w:t xml:space="preserve">ontology concordance on two withheld datasets after 17 s of CPU.</w:t>
+      </w:r>
+    </w:p>
+    <w:bookmarkEnd w:id="220"/>
+    <w:bookmarkStart w:id="225" w:name="X5c1a00775f3145de505e0061f5bc2d03e9be457"/>
     <w:p>
       <w:pPr>
         <w:pStyle w:val="Heading2"/>
       </w:pPr>
       <w:r>
-        <w:t xml:space="preserve">Where independent references agree, all of them are right more often</w:t>
+        <w:t xml:space="preserve">Agreement identifies subsets with higher concordance</w:t>
       </w:r>
     </w:p>
     <w:p>
@@ -3235,7 +2745,13 @@
         <w:pStyle w:val="FirstParagraph"/>
       </w:pPr>
       <w:r>
-        <w:t xml:space="preserve">The three entry points are interchangeable, so we ran all of them over the same query. Scored</w:t>
+        <w:t xml:space="preserve">We ran the census model, teacher and student over identical query cells. The teacher and</w:t>
+      </w:r>
+      <w:r>
+        <w:t xml:space="preserve"> </w:t>
+      </w:r>
+      <w:r>
+        <w:t xml:space="preserve">student are dependent because the student learns the teacher’s labels. Scored</w:t>
       </w:r>
       <w:r>
         <w:t xml:space="preserve"> </w:t>
@@ -3247,73 +2763,19 @@
         <w:t xml:space="preserve"> </w:t>
       </w:r>
       <w:r>
-        <w:t xml:space="preserve">(Figure 3). We ran this on three tissues:</w:t>
-      </w:r>
-      <w:r>
-        <w:t xml:space="preserve"> </w:t>
-      </w:r>
-      <w:r>
-        <w:t xml:space="preserve">withheld cross-study</w:t>
-      </w:r>
-      <w:r>
-        <w:t xml:space="preserve"> </w:t>
-      </w:r>
-      <w:r>
-        <w:rPr>
-          <w:b/>
-          <w:bCs/>
-        </w:rPr>
-        <w:t xml:space="preserve">liver</w:t>
-      </w:r>
-      <w:r>
-        <w:t xml:space="preserve"> </w:t>
-      </w:r>
-      <w:r>
-        <w:t xml:space="preserve">(3,396 cells, 34 truth types), the Krasnow</w:t>
-      </w:r>
-      <w:r>
-        <w:t xml:space="preserve"> </w:t>
-      </w:r>
-      <w:r>
-        <w:rPr>
-          <w:b/>
-          <w:bCs/>
-        </w:rPr>
-        <w:t xml:space="preserve">lung</w:t>
-      </w:r>
-      <w:r>
-        <w:t xml:space="preserve"> </w:t>
-      </w:r>
-      <w:r>
-        <w:t xml:space="preserve">atlas</w:t>
-      </w:r>
-      <w:r>
-        <w:t xml:space="preserve"> </w:t>
-      </w:r>
-      <w:r>
-        <w:t xml:space="preserve">(65,662 cells, 46 types), and the Allen human</w:t>
-      </w:r>
-      <w:r>
-        <w:t xml:space="preserve"> </w:t>
-      </w:r>
-      <w:r>
-        <w:rPr>
-          <w:b/>
-          <w:bCs/>
-        </w:rPr>
-        <w:t xml:space="preserve">middle temporal gyrus</w:t>
-      </w:r>
-      <w:r>
-        <w:t xml:space="preserve"> </w:t>
-      </w:r>
-      <w:r>
-        <w:t xml:space="preserve">(156,285 cells, 18</w:t>
-      </w:r>
-      <w:r>
-        <w:t xml:space="preserve"> </w:t>
-      </w:r>
-      <w:r>
-        <w:t xml:space="preserve">types).</w:t>
+        <w:t xml:space="preserve">(Figure 3). We ran this on three tissues: withheld cross-study liver (3,396 cells, 34 truth</w:t>
+      </w:r>
+      <w:r>
+        <w:t xml:space="preserve"> </w:t>
+      </w:r>
+      <w:r>
+        <w:t xml:space="preserve">types), the Krasnow lung atlas (65,662 cells, 46 types), and the Allen human middle temporal</w:t>
+      </w:r>
+      <w:r>
+        <w:t xml:space="preserve"> </w:t>
+      </w:r>
+      <w:r>
+        <w:t xml:space="preserve">gyrus (156,285 cells, 18 types).</w:t>
       </w:r>
     </w:p>
     <w:p>
@@ -3339,25 +2801,25 @@
         <w:t xml:space="preserve"> </w:t>
       </w:r>
       <w:r>
-        <w:t xml:space="preserve">0.839 to 0.117 across brain, with the same direction for the other two. Because all three</w:t>
-      </w:r>
-      <w:r>
-        <w:t xml:space="preserve"> </w:t>
-      </w:r>
-      <w:r>
-        <w:t xml:space="preserve">improve together, agreement is selecting cells that are unambiguous rather than cells that one</w:t>
-      </w:r>
-      <w:r>
-        <w:t xml:space="preserve"> </w:t>
-      </w:r>
-      <w:r>
-        <w:t xml:space="preserve">model happens to get right — and unlike accuracy it is computable on a query whose answers are</w:t>
-      </w:r>
-      <w:r>
-        <w:t xml:space="preserve"> </w:t>
-      </w:r>
-      <w:r>
-        <w:t xml:space="preserve">unknown, for three sub-second calls and no labels.</w:t>
+        <w:t xml:space="preserve">0.839 to 0.117 across brain, with the same direction for the other two. Agreement can be computed without truth labels, while its association with correctness</w:t>
+      </w:r>
+      <w:r>
+        <w:t xml:space="preserve"> </w:t>
+      </w:r>
+      <w:r>
+        <w:t xml:space="preserve">requires labeled evaluation. Correlated teacher-student errors and shared ontology mappings</w:t>
+      </w:r>
+      <w:r>
+        <w:t xml:space="preserve"> </w:t>
+      </w:r>
+      <w:r>
+        <w:t xml:space="preserve">may contribute to that association. Computing it costs three annotation runs, including</w:t>
+      </w:r>
+      <w:r>
+        <w:t xml:space="preserve"> </w:t>
+      </w:r>
+      <w:r>
+        <w:t xml:space="preserve">the teacher’s runtime.</w:t>
       </w:r>
     </w:p>
     <w:p>
@@ -3365,34 +2827,13 @@
         <w:pStyle w:val="BodyText"/>
       </w:pPr>
       <w:r>
-        <w:t xml:space="preserve">What varies, and varies enormously, is how much of a query the agreeing set covers:</w:t>
-      </w:r>
-      <w:r>
-        <w:t xml:space="preserve"> </w:t>
-      </w:r>
-      <w:r>
-        <w:rPr>
-          <w:b/>
-          <w:bCs/>
-        </w:rPr>
-        <w:t xml:space="preserve">23% on</w:t>
-      </w:r>
-      <w:r>
-        <w:rPr>
-          <w:b/>
-          <w:bCs/>
-        </w:rPr>
-        <w:t xml:space="preserve"> </w:t>
-      </w:r>
-      <w:r>
-        <w:rPr>
-          <w:b/>
-          <w:bCs/>
-        </w:rPr>
-        <w:t xml:space="preserve">liver, 48% on lung, 94% on brain</w:t>
-      </w:r>
-      <w:r>
-        <w:t xml:space="preserve">. The brain figure is the instructive one. That query’s Cell</w:t>
+        <w:t xml:space="preserve">What varies, and varies enormously, is how much of a query the agreeing set covers: 23% on</w:t>
+      </w:r>
+      <w:r>
+        <w:t xml:space="preserve"> </w:t>
+      </w:r>
+      <w:r>
+        <w:t xml:space="preserve">liver, 48% on lung, 94% on brain. The brain figure is the instructive one. That query’s Cell</w:t>
       </w:r>
       <w:r>
         <w:t xml:space="preserve"> </w:t>
@@ -3416,25 +2857,19 @@
         <w:t xml:space="preserve"> </w:t>
       </w:r>
       <w:r>
-        <w:t xml:space="preserve">defines 154 cell sets, and 55% of its cells fall in a single class. High agreement there</w:t>
-      </w:r>
-      <w:r>
-        <w:t xml:space="preserve"> </w:t>
-      </w:r>
-      <w:r>
-        <w:t xml:space="preserve">reflects a coarse truth vocabulary rather than an easy tissue, and it shows the partition</w:t>
-      </w:r>
-      <w:r>
-        <w:t xml:space="preserve"> </w:t>
-      </w:r>
-      <w:r>
-        <w:t xml:space="preserve">reporting the resolution of the annotation it is scored against — which is a property of the</w:t>
-      </w:r>
-      <w:r>
-        <w:t xml:space="preserve"> </w:t>
-      </w:r>
-      <w:r>
-        <w:t xml:space="preserve">query, not of the method.</w:t>
+        <w:t xml:space="preserve">defines 154 cell sets, and 55% of its cells fall in a single class. The coarse truth crosswalk credits within-lineage confusions. Agreement coverage also</w:t>
+      </w:r>
+      <w:r>
+        <w:t xml:space="preserve"> </w:t>
+      </w:r>
+      <w:r>
+        <w:t xml:space="preserve">depends on the annotators and their output mappings; we did not isolate which factors</w:t>
+      </w:r>
+      <w:r>
+        <w:t xml:space="preserve"> </w:t>
+      </w:r>
+      <w:r>
+        <w:t xml:space="preserve">explain the coverage difference across tissues.</w:t>
       </w:r>
     </w:p>
     <w:p>
@@ -3442,23 +2877,7 @@
         <w:pStyle w:val="BodyText"/>
       </w:pPr>
       <w:r>
-        <w:t xml:space="preserve">A consensus</w:t>
-      </w:r>
-      <w:r>
-        <w:t xml:space="preserve"> </w:t>
-      </w:r>
-      <w:r>
-        <w:rPr>
-          <w:i/>
-          <w:iCs/>
-        </w:rPr>
-        <w:t xml:space="preserve">label</w:t>
-      </w:r>
-      <w:r>
-        <w:t xml:space="preserve"> </w:t>
-      </w:r>
-      <w:r>
-        <w:t xml:space="preserve">is not the prize in any of the three. Taking the most specific call the</w:t>
+        <w:t xml:space="preserve">The tested consensus rule does not outperform the best single annotator in any tissue. Taking the most specific call the</w:t>
       </w:r>
       <w:r>
         <w:t xml:space="preserve"> </w:t>
@@ -3470,25 +2889,25 @@
         <w:t xml:space="preserve"> </w:t>
       </w:r>
       <w:r>
-        <w:t xml:space="preserve">0.828 on lung against 0.831, and 0.837 on brain against 0.987 — the last badly worse, because</w:t>
-      </w:r>
-      <w:r>
-        <w:t xml:space="preserve"> </w:t>
-      </w:r>
-      <w:r>
-        <w:t xml:space="preserve">choosing the deepest agreeing call lets one reference’s confident, lineage-compatible but</w:t>
-      </w:r>
-      <w:r>
-        <w:t xml:space="preserve"> </w:t>
-      </w:r>
-      <w:r>
-        <w:t xml:space="preserve">wrong specificity override two correct coarser calls. Running several references does not</w:t>
-      </w:r>
-      <w:r>
-        <w:t xml:space="preserve"> </w:t>
-      </w:r>
-      <w:r>
-        <w:t xml:space="preserve">produce a better annotation; it tells you which annotations to trust.</w:t>
+        <w:t xml:space="preserve">0.828 on lung against 0.831, and 0.837 on brain against 0.987. That last gap is the largest</w:t>
+      </w:r>
+      <w:r>
+        <w:t xml:space="preserve"> </w:t>
+      </w:r>
+      <w:r>
+        <w:t xml:space="preserve">because choosing the deepest agreeing call lets one reference’s confident, lineage-compatible</w:t>
+      </w:r>
+      <w:r>
+        <w:t xml:space="preserve"> </w:t>
+      </w:r>
+      <w:r>
+        <w:t xml:space="preserve">but wrong specificity override two correct coarser calls. This rule did not improve on the best single annotator. Agreement provides a signal for</w:t>
+      </w:r>
+      <w:r>
+        <w:t xml:space="preserve"> </w:t>
+      </w:r>
+      <w:r>
+        <w:t xml:space="preserve">inspection rather than a validated guarantee of reliability.</w:t>
       </w:r>
     </w:p>
     <w:p>
@@ -3496,24 +2915,18 @@
         <w:pStyle w:val="BodyText"/>
       </w:pPr>
       <w:r>
-        <w:t xml:space="preserve">Agreement is defined by the Cell Ontology, and the comparison was</w:t>
-      </w:r>
-      <w:r>
-        <w:t xml:space="preserve"> </w:t>
-      </w:r>
-      <w:r>
-        <w:t xml:space="preserve">possible only because all three references carry Cell Ontology terms. The Common Cell type</w:t>
-      </w:r>
-      <w:r>
-        <w:t xml:space="preserve"> </w:t>
-      </w:r>
-      <w:r>
-        <w:t xml:space="preserve">Nomenclature</w:t>
-      </w:r>
-      <w:r>
-        <w:t xml:space="preserve"> </w:t>
-      </w:r>
-      <w:hyperlink r:id="rId26">
+        <w:t xml:space="preserve">Agreement is defined by the Cell Ontology, and the comparison was possible only because all</w:t>
+      </w:r>
+      <w:r>
+        <w:t xml:space="preserve"> </w:t>
+      </w:r>
+      <w:r>
+        <w:t xml:space="preserve">three references carry Cell Ontology terms. The Common Cell type Nomenclature</w:t>
+      </w:r>
+      <w:r>
+        <w:t xml:space="preserve"> </w:t>
+      </w:r>
+      <w:hyperlink r:id="rId221">
         <w:r>
           <w:rPr>
             <w:rStyle w:val="Hyperlink"/>
@@ -3525,19 +2938,19 @@
         <w:t xml:space="preserve"> </w:t>
       </w:r>
       <w:r>
-        <w:t xml:space="preserve">answers the same problem differently, giving each taxonomy’s cell</w:t>
-      </w:r>
-      <w:r>
-        <w:t xml:space="preserve"> </w:t>
-      </w:r>
-      <w:r>
-        <w:t xml:space="preserve">sets stable accessions and a curated alias layer rather than a shared coordinate system. The</w:t>
-      </w:r>
-      <w:r>
-        <w:t xml:space="preserve"> </w:t>
-      </w:r>
-      <w:r>
-        <w:t xml:space="preserve">two are complements, not substitutes: in the published human MTG taxonomy</w:t>
+        <w:t xml:space="preserve">answers the same problem differently, giving each taxonomy’s cell sets stable accessions and a</w:t>
+      </w:r>
+      <w:r>
+        <w:t xml:space="preserve"> </w:t>
+      </w:r>
+      <w:r>
+        <w:t xml:space="preserve">curated alias layer rather than a shared coordinate system. The two are complements rather</w:t>
+      </w:r>
+      <w:r>
+        <w:t xml:space="preserve"> </w:t>
+      </w:r>
+      <w:r>
+        <w:t xml:space="preserve">than substitutes: in the published human MTG taxonomy</w:t>
       </w:r>
       <w:r>
         <w:t xml:space="preserve"> </w:t>
@@ -3552,53 +2965,31 @@
         <w:t xml:space="preserve"> </w:t>
       </w:r>
       <w:r>
-        <w:t xml:space="preserve">the</w:t>
-      </w:r>
-      <w:r>
-        <w:t xml:space="preserve"> </w:t>
-      </w:r>
-      <w:r>
-        <w:t xml:space="preserve">154 cell sets carry an anatomical tag but no cell-type ontology id, and the field that matches</w:t>
-      </w:r>
-      <w:r>
-        <w:t xml:space="preserve"> </w:t>
-      </w:r>
-      <w:r>
-        <w:t xml:space="preserve">cell sets across taxonomies is filled for 23 of them. CL supplies the</w:t>
-      </w:r>
-      <w:r>
-        <w:t xml:space="preserve"> </w:t>
-      </w:r>
-      <w:r>
-        <w:rPr>
-          <w:i/>
-          <w:iCs/>
-        </w:rPr>
-        <w:t xml:space="preserve">total</w:t>
-      </w:r>
-      <w:r>
-        <w:t xml:space="preserve"> </w:t>
-      </w:r>
-      <w:r>
-        <w:t xml:space="preserve">subsumption</w:t>
-      </w:r>
-      <w:r>
-        <w:t xml:space="preserve"> </w:t>
-      </w:r>
-      <w:r>
-        <w:t xml:space="preserve">relation that makes an agreement partition computable; CCN supplies the provenance CL cannot,</w:t>
-      </w:r>
-      <w:r>
-        <w:t xml:space="preserve"> </w:t>
-      </w:r>
-      <w:r>
-        <w:t xml:space="preserve">recording which taxonomy and publication each label came from. A workflow that compares</w:t>
-      </w:r>
-      <w:r>
-        <w:t xml:space="preserve"> </w:t>
-      </w:r>
-      <w:r>
-        <w:t xml:space="preserve">annotations across references wants both.</w:t>
+        <w:t xml:space="preserve">the 154 cell sets carry</w:t>
+      </w:r>
+      <w:r>
+        <w:t xml:space="preserve"> </w:t>
+      </w:r>
+      <w:r>
+        <w:t xml:space="preserve">an anatomical tag but no cell-type ontology id, and the field that matches cell sets across</w:t>
+      </w:r>
+      <w:r>
+        <w:t xml:space="preserve"> </w:t>
+      </w:r>
+      <w:r>
+        <w:t xml:space="preserve">taxonomies is filled for 23 of them. CL supplies an ancestor-descendant relation for mapped terms; CCN supplies the provenance CL cannot, recording which</w:t>
+      </w:r>
+      <w:r>
+        <w:t xml:space="preserve"> </w:t>
+      </w:r>
+      <w:r>
+        <w:t xml:space="preserve">taxonomy and publication each label came from. A workflow that compares annotations across</w:t>
+      </w:r>
+      <w:r>
+        <w:t xml:space="preserve"> </w:t>
+      </w:r>
+      <w:r>
+        <w:t xml:space="preserve">references wants both.</w:t>
       </w:r>
     </w:p>
     <w:p>
@@ -3610,18 +3001,18 @@
           <wp:inline>
             <wp:extent cx="5334000" cy="1663557"/>
             <wp:effectExtent b="0" l="0" r="0" t="0"/>
-            <wp:docPr descr="reference agreement" title="" id="28" name="Picture"/>
+            <wp:docPr descr="reference agreement" title="" id="223" name="Picture"/>
             <a:graphic>
               <a:graphicData uri="http://schemas.openxmlformats.org/drawingml/2006/picture">
                 <pic:pic>
                   <pic:nvPicPr>
-                    <pic:cNvPr descr="/Users/iandriver/Downloads/actinn-jax-benchmark/docs/figures/fig_consensus.png" id="29" name="Picture"/>
+                    <pic:cNvPr descr="/Users/iandriver/Downloads/actinn-jax-benchmark/docs/figures/fig_consensus.png" id="224" name="Picture"/>
                     <pic:cNvPicPr>
                       <a:picLocks noChangeArrowheads="1" noChangeAspect="1"/>
                     </pic:cNvPicPr>
                   </pic:nvPicPr>
                   <pic:blipFill>
-                    <a:blip r:embed="rId27"/>
+                    <a:blip r:embed="rId222"/>
                     <a:stretch>
                       <a:fillRect/>
                     </a:stretch>
@@ -3717,29 +3108,23 @@
         <w:t xml:space="preserve"> </w:t>
       </w:r>
       <w:r>
-        <w:t xml:space="preserve">(798, 382 and 324 classes). The ordering is the same in all three tissues; the fraction of</w:t>
-      </w:r>
-      <w:r>
-        <w:t xml:space="preserve"> </w:t>
-      </w:r>
-      <w:r>
-        <w:t xml:space="preserve">cells on which the references agree is not, and tracks how finely the query’s own annotation</w:t>
-      </w:r>
-      <w:r>
-        <w:t xml:space="preserve"> </w:t>
-      </w:r>
-      <w:r>
-        <w:t xml:space="preserve">is resolved.</w:t>
-      </w:r>
-    </w:p>
-    <w:bookmarkEnd w:id="30"/>
-    <w:bookmarkStart w:id="31" w:name="X05e7633d928142205ce91deeccf95e88dc2cd37"/>
+        <w:t xml:space="preserve">(798, 382 and 324 classes). All-three-agree subsets score higher in each tissue, but their coverage differs. The</w:t>
+      </w:r>
+      <w:r>
+        <w:t xml:space="preserve"> </w:t>
+      </w:r>
+      <w:r>
+        <w:t xml:space="preserve">distilled model learns from Azimuth, so these are not three independent references.</w:t>
+      </w:r>
+    </w:p>
+    <w:bookmarkEnd w:id="225"/>
+    <w:bookmarkStart w:id="226" w:name="X0388d6d96193ec9277c1f85e288105b101f1761"/>
     <w:p>
       <w:pPr>
         <w:pStyle w:val="Heading2"/>
       </w:pPr>
       <w:r>
-        <w:t xml:space="preserve">Abstention flags the cells a reference does not cover</w:t>
+        <w:t xml:space="preserve">Confidence screening for withheld cell types</w:t>
       </w:r>
     </w:p>
     <w:p>
@@ -3747,66 +3132,741 @@
         <w:pStyle w:val="FirstParagraph"/>
       </w:pPr>
       <w:r>
-        <w:t xml:space="preserve">Withholding 9 of 36 cell types entirely and sweeping a confidence threshold over the eight</w:t>
-      </w:r>
-      <w:r>
-        <w:t xml:space="preserve"> </w:t>
-      </w:r>
-      <w:r>
-        <w:t xml:space="preserve">methods that return a per-cell confidence, five trade coverage for accuracy across the range</w:t>
-      </w:r>
-      <w:r>
-        <w:t xml:space="preserve"> </w:t>
-      </w:r>
-      <w:r>
-        <w:t xml:space="preserve">and three do not: CellTypist’s probabilities are saturated and give one operating point</w:t>
-      </w:r>
-      <w:r>
-        <w:t xml:space="preserve"> </w:t>
-      </w:r>
-      <w:r>
-        <w:t xml:space="preserve">instead of a curve, scTOP’s projection score keeps only 6% of the query at p ≥ 0.5, and</w:t>
-      </w:r>
-      <w:r>
-        <w:t xml:space="preserve"> </w:t>
-      </w:r>
-      <w:r>
-        <w:t xml:space="preserve">ProtoCloud’s ambiguity flag is flat until 0.9 (Supplementary Figures S8–S9). Among the five</w:t>
-      </w:r>
-      <w:r>
-        <w:t xml:space="preserve"> </w:t>
-      </w:r>
-      <w:r>
-        <w:t xml:space="preserve">that work, abstain quality does not separate them — actinn-jax and scArches are effectively</w:t>
-      </w:r>
-      <w:r>
-        <w:t xml:space="preserve"> </w:t>
-      </w:r>
-      <w:r>
-        <w:t xml:space="preserve">tied (0.969 accuracy on 66% of cells with 73% of novel cells flagged, against 0.983 on 61%</w:t>
-      </w:r>
-      <w:r>
-        <w:t xml:space="preserve"> </w:t>
-      </w:r>
-      <w:r>
-        <w:t xml:space="preserve">with 71%) — but cost does, at 0.24 s of predict time against 11.9 s. This is a second and</w:t>
-      </w:r>
-      <w:r>
-        <w:t xml:space="preserve"> </w:t>
-      </w:r>
-      <w:r>
-        <w:t xml:space="preserve">complementary route to the same end as reference agreement: a calibrated threshold within one</w:t>
-      </w:r>
-      <w:r>
-        <w:t xml:space="preserve"> </w:t>
-      </w:r>
-      <w:r>
-        <w:t xml:space="preserve">reference, or concurrence across several with no calibration at all.</w:t>
-      </w:r>
-    </w:p>
-    <w:bookmarkEnd w:id="31"/>
-    <w:bookmarkEnd w:id="32"/>
-    <w:bookmarkStart w:id="33" w:name="discussion"/>
+        <w:t xml:space="preserve">Withholding 9 of 36 cell types from the liver reference creates a query containing</w:t>
+      </w:r>
+      <w:r>
+        <w:t xml:space="preserve"> </w:t>
+      </w:r>
+      <w:r>
+        <w:t xml:space="preserve">1,350 cells of types absent from supervised training. Five of the eight methods with a</w:t>
+      </w:r>
+      <w:r>
+        <w:t xml:space="preserve"> </w:t>
+      </w:r>
+      <w:r>
+        <w:t xml:space="preserve">confidence score trade coverage for accuracy across the sweep; three show little movement</w:t>
+      </w:r>
+      <w:r>
+        <w:t xml:space="preserve"> </w:t>
+      </w:r>
+      <w:r>
+        <w:t xml:space="preserve">or discard most cells at the tested thresholds (Supplementary Figures S9 and S10).</w:t>
+      </w:r>
+    </w:p>
+    <w:p>
+      <w:pPr>
+        <w:pStyle w:val="BodyText"/>
+      </w:pPr>
+      <w:r>
+        <w:t xml:space="preserve">At p ≥ 0.9, actinn-jax retains 66% of cells at 0.969 accuracy and flags 73% of held-out-type</w:t>
+      </w:r>
+      <w:r>
+        <w:t xml:space="preserve"> </w:t>
+      </w:r>
+      <w:r>
+        <w:t xml:space="preserve">cells; native-head scArches retains 61% at 0.983 accuracy and flags 71%. These are different coverage</w:t>
+      </w:r>
+      <w:r>
+        <w:t xml:space="preserve"> </w:t>
+      </w:r>
+      <w:r>
+        <w:t xml:space="preserve">points and do not establish equivalent abstention quality. Scores also have different</w:t>
+      </w:r>
+      <w:r>
+        <w:t xml:space="preserve"> </w:t>
+      </w:r>
+      <w:r>
+        <w:t xml:space="preserve">scales and meanings across methods. Thresholds should be assessed on accuracy-coverage</w:t>
+      </w:r>
+      <w:r>
+        <w:t xml:space="preserve"> </w:t>
+      </w:r>
+      <w:r>
+        <w:t xml:space="preserve">curves and known-type false rejection, rather than by a shared numerical cutoff.</w:t>
+      </w:r>
+      <w:r>
+        <w:t xml:space="preserve"> </w:t>
+      </w:r>
+      <w:r>
+        <w:t xml:space="preserve">Low confidence can reflect technical variation or low cell quality as well as novelty.</w:t>
+      </w:r>
+    </w:p>
+    <w:bookmarkEnd w:id="226"/>
+    <w:bookmarkStart w:id="227" w:name="X5853f9ede6e6cd43f2ff2e41ae276ac5758846e"/>
+    <w:p>
+      <w:pPr>
+        <w:pStyle w:val="Heading2"/>
+      </w:pPr>
+      <w:r>
+        <w:t xml:space="preserve">scArches and frozen-classifier comparison</w:t>
+      </w:r>
+    </w:p>
+    <w:p>
+      <w:pPr>
+        <w:pStyle w:val="FirstParagraph"/>
+      </w:pPr>
+      <w:r>
+        <w:t xml:space="preserve">scArches had higher accuracy and macro-F1 than the two baselines on PBMC, within-dataset</w:t>
+      </w:r>
+      <w:r>
+        <w:t xml:space="preserve"> </w:t>
+      </w:r>
+      <w:r>
+        <w:t xml:space="preserve">lung and both brain tasks. The linear baseline had higher scores on both liver splits and</w:t>
+      </w:r>
+      <w:r>
+        <w:t xml:space="preserve"> </w:t>
+      </w:r>
+      <w:r>
+        <w:t xml:space="preserve">blood/gut. At 151 brain clusters, scArches reached 0.860 accuracy, compared with 0.816 for</w:t>
+      </w:r>
+      <w:r>
+        <w:t xml:space="preserve"> </w:t>
+      </w:r>
+      <w:r>
+        <w:t xml:space="preserve">the linear baseline and 0.741 for ACTINN-JAX. Complete-job times were 563, 6.3 and 20.4 s,</w:t>
+      </w:r>
+      <w:r>
+        <w:t xml:space="preserve"> </w:t>
+      </w:r>
+      <w:r>
+        <w:t xml:space="preserve">respectively. scArches took 68 to 90 times as long as the linear baseline over the seven</w:t>
+      </w:r>
+      <w:r>
+        <w:t xml:space="preserve"> </w:t>
+      </w:r>
+      <w:r>
+        <w:t xml:space="preserve">shared-vocabulary splits, while using less peak memory: 0.85–2.71 GB versus 1.34–7.20 GB.</w:t>
+      </w:r>
+      <w:r>
+        <w:t xml:space="preserve"> </w:t>
+      </w:r>
+      <w:r>
+        <w:t xml:space="preserve">Thus the preferred method depends on label resolution and the available time and memory.</w:t>
+      </w:r>
+    </w:p>
+    <w:p>
+      <w:pPr>
+        <w:pStyle w:val="BodyText"/>
+      </w:pPr>
+      <w:r>
+        <w:t xml:space="preserve">Lung cross-dataset transfer is scored through Cell Ontology mappings because the atlases</w:t>
+      </w:r>
+      <w:r>
+        <w:t xml:space="preserve"> </w:t>
+      </w:r>
+      <w:r>
+        <w:t xml:space="preserve">use different label names and depths. Concordance is 0.761 for scArches, 0.743 for the linear</w:t>
+      </w:r>
+      <w:r>
+        <w:t xml:space="preserve"> </w:t>
+      </w:r>
+      <w:r>
+        <w:t xml:space="preserve">baseline and 0.752 for ACTINN-JAX. This lineage measure is reported separately from exact</w:t>
+      </w:r>
+      <w:r>
+        <w:t xml:space="preserve"> </w:t>
+      </w:r>
+      <w:r>
+        <w:t xml:space="preserve">accuracy and macro-F1 on shared-vocabulary tasks.</w:t>
+      </w:r>
+    </w:p>
+    <w:tbl>
+      <w:tblPr>
+        <w:tblStyle w:val="Table"/>
+        <w:tblW w:type="pct" w:w="5000"/>
+        <w:tblLayout w:type="fixed"/>
+        <w:tblLook w:firstRow="1" w:lastRow="0" w:firstColumn="0" w:lastColumn="0" w:noHBand="0" w:noVBand="0" w:val="0020"/>
+      </w:tblPr>
+      <w:tblGrid>
+        <w:gridCol w:w="1250"/>
+        <w:gridCol w:w="1667"/>
+        <w:gridCol w:w="1667"/>
+        <w:gridCol w:w="1667"/>
+        <w:gridCol w:w="1667"/>
+      </w:tblGrid>
+      <w:tr>
+        <w:trPr>
+          <w:tblHeader w:val="on"/>
+        </w:trPr>
+        <w:tc>
+          <w:tcPr/>
+          <w:p>
+            <w:pPr>
+              <w:pStyle w:val="Compact"/>
+            </w:pPr>
+            <w:r>
+              <w:t xml:space="preserve">split</w:t>
+            </w:r>
+          </w:p>
+        </w:tc>
+        <w:tc>
+          <w:tcPr/>
+          <w:p>
+            <w:pPr>
+              <w:pStyle w:val="Compact"/>
+              <w:jc w:val="right"/>
+            </w:pPr>
+            <w:r>
+              <w:t xml:space="preserve">accuracy / CL concordance†: scArches / linear / ACTINN</w:t>
+            </w:r>
+          </w:p>
+        </w:tc>
+        <w:tc>
+          <w:tcPr/>
+          <w:p>
+            <w:pPr>
+              <w:pStyle w:val="Compact"/>
+              <w:jc w:val="right"/>
+            </w:pPr>
+            <w:r>
+              <w:t xml:space="preserve">macro-F1: scArches / linear / ACTINN</w:t>
+            </w:r>
+          </w:p>
+        </w:tc>
+        <w:tc>
+          <w:tcPr/>
+          <w:p>
+            <w:pPr>
+              <w:pStyle w:val="Compact"/>
+              <w:jc w:val="right"/>
+            </w:pPr>
+            <w:r>
+              <w:t xml:space="preserve">time (s): scArches / linear / ACTINN</w:t>
+            </w:r>
+          </w:p>
+        </w:tc>
+        <w:tc>
+          <w:tcPr/>
+          <w:p>
+            <w:pPr>
+              <w:pStyle w:val="Compact"/>
+              <w:jc w:val="right"/>
+            </w:pPr>
+            <w:r>
+              <w:t xml:space="preserve">peak memory (MB): scArches / linear / ACTINN</w:t>
+            </w:r>
+          </w:p>
+        </w:tc>
+      </w:tr>
+      <w:tr>
+        <w:tc>
+          <w:tcPr/>
+          <w:p>
+            <w:pPr>
+              <w:pStyle w:val="Compact"/>
+            </w:pPr>
+            <w:r>
+              <w:t xml:space="preserve">PBMC</w:t>
+            </w:r>
+          </w:p>
+        </w:tc>
+        <w:tc>
+          <w:tcPr/>
+          <w:p>
+            <w:pPr>
+              <w:pStyle w:val="Compact"/>
+              <w:jc w:val="right"/>
+            </w:pPr>
+            <w:r>
+              <w:t xml:space="preserve">0.944 / 0.913 / 0.913</w:t>
+            </w:r>
+          </w:p>
+        </w:tc>
+        <w:tc>
+          <w:tcPr/>
+          <w:p>
+            <w:pPr>
+              <w:pStyle w:val="Compact"/>
+              <w:jc w:val="right"/>
+            </w:pPr>
+            <w:r>
+              <w:t xml:space="preserve">0.930 / 0.829 / 0.795</w:t>
+            </w:r>
+          </w:p>
+        </w:tc>
+        <w:tc>
+          <w:tcPr/>
+          <w:p>
+            <w:pPr>
+              <w:pStyle w:val="Compact"/>
+              <w:jc w:val="right"/>
+            </w:pPr>
+            <w:r>
+              <w:t xml:space="preserve">81.8 / 0.9 / 6.4</w:t>
+            </w:r>
+          </w:p>
+        </w:tc>
+        <w:tc>
+          <w:tcPr/>
+          <w:p>
+            <w:pPr>
+              <w:pStyle w:val="Compact"/>
+              <w:jc w:val="right"/>
+            </w:pPr>
+            <w:r>
+              <w:t xml:space="preserve">854 / 1340 / 1078</w:t>
+            </w:r>
+          </w:p>
+        </w:tc>
+      </w:tr>
+      <w:tr>
+        <w:tc>
+          <w:tcPr/>
+          <w:p>
+            <w:pPr>
+              <w:pStyle w:val="Compact"/>
+            </w:pPr>
+            <w:r>
+              <w:t xml:space="preserve">Lung within</w:t>
+            </w:r>
+          </w:p>
+        </w:tc>
+        <w:tc>
+          <w:tcPr/>
+          <w:p>
+            <w:pPr>
+              <w:pStyle w:val="Compact"/>
+              <w:jc w:val="right"/>
+            </w:pPr>
+            <w:r>
+              <w:t xml:space="preserve">0.918 / 0.898 / 0.894</w:t>
+            </w:r>
+          </w:p>
+        </w:tc>
+        <w:tc>
+          <w:tcPr/>
+          <w:p>
+            <w:pPr>
+              <w:pStyle w:val="Compact"/>
+              <w:jc w:val="right"/>
+            </w:pPr>
+            <w:r>
+              <w:t xml:space="preserve">0.926 / 0.904 / 0.901</w:t>
+            </w:r>
+          </w:p>
+        </w:tc>
+        <w:tc>
+          <w:tcPr/>
+          <w:p>
+            <w:pPr>
+              <w:pStyle w:val="Compact"/>
+              <w:jc w:val="right"/>
+            </w:pPr>
+            <w:r>
+              <w:t xml:space="preserve">270.4 / 3.7 / 16.1</w:t>
+            </w:r>
+          </w:p>
+        </w:tc>
+        <w:tc>
+          <w:tcPr/>
+          <w:p>
+            <w:pPr>
+              <w:pStyle w:val="Compact"/>
+              <w:jc w:val="right"/>
+            </w:pPr>
+            <w:r>
+              <w:t xml:space="preserve">1575 / 5045 / 2150</w:t>
+            </w:r>
+          </w:p>
+        </w:tc>
+      </w:tr>
+      <w:tr>
+        <w:tc>
+          <w:tcPr/>
+          <w:p>
+            <w:pPr>
+              <w:pStyle w:val="Compact"/>
+            </w:pPr>
+            <w:r>
+              <w:t xml:space="preserve">Liver within</w:t>
+            </w:r>
+          </w:p>
+        </w:tc>
+        <w:tc>
+          <w:tcPr/>
+          <w:p>
+            <w:pPr>
+              <w:pStyle w:val="Compact"/>
+              <w:jc w:val="right"/>
+            </w:pPr>
+            <w:r>
+              <w:t xml:space="preserve">0.809 / 0.817 / 0.794</w:t>
+            </w:r>
+          </w:p>
+        </w:tc>
+        <w:tc>
+          <w:tcPr/>
+          <w:p>
+            <w:pPr>
+              <w:pStyle w:val="Compact"/>
+              <w:jc w:val="right"/>
+            </w:pPr>
+            <w:r>
+              <w:t xml:space="preserve">0.808 / 0.815 / 0.790</w:t>
+            </w:r>
+          </w:p>
+        </w:tc>
+        <w:tc>
+          <w:tcPr/>
+          <w:p>
+            <w:pPr>
+              <w:pStyle w:val="Compact"/>
+              <w:jc w:val="right"/>
+            </w:pPr>
+            <w:r>
+              <w:t xml:space="preserve">156.9 / 1.9 / 9.6</w:t>
+            </w:r>
+          </w:p>
+        </w:tc>
+        <w:tc>
+          <w:tcPr/>
+          <w:p>
+            <w:pPr>
+              <w:pStyle w:val="Compact"/>
+              <w:jc w:val="right"/>
+            </w:pPr>
+            <w:r>
+              <w:t xml:space="preserve">1391 / 3075 / 1757</w:t>
+            </w:r>
+          </w:p>
+        </w:tc>
+      </w:tr>
+      <w:tr>
+        <w:tc>
+          <w:tcPr/>
+          <w:p>
+            <w:pPr>
+              <w:pStyle w:val="Compact"/>
+            </w:pPr>
+            <w:r>
+              <w:t xml:space="preserve">Blood/gut</w:t>
+            </w:r>
+          </w:p>
+        </w:tc>
+        <w:tc>
+          <w:tcPr/>
+          <w:p>
+            <w:pPr>
+              <w:pStyle w:val="Compact"/>
+              <w:jc w:val="right"/>
+            </w:pPr>
+            <w:r>
+              <w:t xml:space="preserve">0.886 / 0.908 / 0.864</w:t>
+            </w:r>
+          </w:p>
+        </w:tc>
+        <w:tc>
+          <w:tcPr/>
+          <w:p>
+            <w:pPr>
+              <w:pStyle w:val="Compact"/>
+              <w:jc w:val="right"/>
+            </w:pPr>
+            <w:r>
+              <w:t xml:space="preserve">0.886 / 0.908 / 0.865</w:t>
+            </w:r>
+          </w:p>
+        </w:tc>
+        <w:tc>
+          <w:tcPr/>
+          <w:p>
+            <w:pPr>
+              <w:pStyle w:val="Compact"/>
+              <w:jc w:val="right"/>
+            </w:pPr>
+            <w:r>
+              <w:t xml:space="preserve">264.5 / 3.8 / 15.9</w:t>
+            </w:r>
+          </w:p>
+        </w:tc>
+        <w:tc>
+          <w:tcPr/>
+          <w:p>
+            <w:pPr>
+              <w:pStyle w:val="Compact"/>
+              <w:jc w:val="right"/>
+            </w:pPr>
+            <w:r>
+              <w:t xml:space="preserve">1803 / 5448 / 2692</w:t>
+            </w:r>
+          </w:p>
+        </w:tc>
+      </w:tr>
+      <w:tr>
+        <w:tc>
+          <w:tcPr/>
+          <w:p>
+            <w:pPr>
+              <w:pStyle w:val="Compact"/>
+            </w:pPr>
+            <w:r>
+              <w:t xml:space="preserve">Liver across studies</w:t>
+            </w:r>
+          </w:p>
+        </w:tc>
+        <w:tc>
+          <w:tcPr/>
+          <w:p>
+            <w:pPr>
+              <w:pStyle w:val="Compact"/>
+              <w:jc w:val="right"/>
+            </w:pPr>
+            <w:r>
+              <w:t xml:space="preserve">0.673 / 0.692 / 0.676</w:t>
+            </w:r>
+          </w:p>
+        </w:tc>
+        <w:tc>
+          <w:tcPr/>
+          <w:p>
+            <w:pPr>
+              <w:pStyle w:val="Compact"/>
+              <w:jc w:val="right"/>
+            </w:pPr>
+            <w:r>
+              <w:t xml:space="preserve">0.585 / 0.587 / 0.579</w:t>
+            </w:r>
+          </w:p>
+        </w:tc>
+        <w:tc>
+          <w:tcPr/>
+          <w:p>
+            <w:pPr>
+              <w:pStyle w:val="Compact"/>
+              <w:jc w:val="right"/>
+            </w:pPr>
+            <w:r>
+              <w:t xml:space="preserve">220.1 / 2.8 / 11.7</w:t>
+            </w:r>
+          </w:p>
+        </w:tc>
+        <w:tc>
+          <w:tcPr/>
+          <w:p>
+            <w:pPr>
+              <w:pStyle w:val="Compact"/>
+              <w:jc w:val="right"/>
+            </w:pPr>
+            <w:r>
+              <w:t xml:space="preserve">1478 / 3290 / 2431</w:t>
+            </w:r>
+          </w:p>
+        </w:tc>
+      </w:tr>
+      <w:tr>
+        <w:tc>
+          <w:tcPr/>
+          <w:p>
+            <w:pPr>
+              <w:pStyle w:val="Compact"/>
+            </w:pPr>
+            <w:r>
+              <w:t xml:space="preserve">Brain subclasses</w:t>
+            </w:r>
+          </w:p>
+        </w:tc>
+        <w:tc>
+          <w:tcPr/>
+          <w:p>
+            <w:pPr>
+              <w:pStyle w:val="Compact"/>
+              <w:jc w:val="right"/>
+            </w:pPr>
+            <w:r>
+              <w:t xml:space="preserve">0.992 / 0.986 / 0.986</w:t>
+            </w:r>
+          </w:p>
+        </w:tc>
+        <w:tc>
+          <w:tcPr/>
+          <w:p>
+            <w:pPr>
+              <w:pStyle w:val="Compact"/>
+              <w:jc w:val="right"/>
+            </w:pPr>
+            <w:r>
+              <w:t xml:space="preserve">0.992 / 0.986 / 0.986</w:t>
+            </w:r>
+          </w:p>
+        </w:tc>
+        <w:tc>
+          <w:tcPr/>
+          <w:p>
+            <w:pPr>
+              <w:pStyle w:val="Compact"/>
+              <w:jc w:val="right"/>
+            </w:pPr>
+            <w:r>
+              <w:t xml:space="preserve">179.1 / 2.6 / 9.3</w:t>
+            </w:r>
+          </w:p>
+        </w:tc>
+        <w:tc>
+          <w:tcPr/>
+          <w:p>
+            <w:pPr>
+              <w:pStyle w:val="Compact"/>
+              <w:jc w:val="right"/>
+            </w:pPr>
+            <w:r>
+              <w:t xml:space="preserve">1685 / 3307 / 2138</w:t>
+            </w:r>
+          </w:p>
+        </w:tc>
+      </w:tr>
+      <w:tr>
+        <w:tc>
+          <w:tcPr/>
+          <w:p>
+            <w:pPr>
+              <w:pStyle w:val="Compact"/>
+            </w:pPr>
+            <w:r>
+              <w:t xml:space="preserve">Brain clusters</w:t>
+            </w:r>
+          </w:p>
+        </w:tc>
+        <w:tc>
+          <w:tcPr/>
+          <w:p>
+            <w:pPr>
+              <w:pStyle w:val="Compact"/>
+              <w:jc w:val="right"/>
+            </w:pPr>
+            <w:r>
+              <w:t xml:space="preserve">0.860 / 0.816 / 0.741</w:t>
+            </w:r>
+          </w:p>
+        </w:tc>
+        <w:tc>
+          <w:tcPr/>
+          <w:p>
+            <w:pPr>
+              <w:pStyle w:val="Compact"/>
+              <w:jc w:val="right"/>
+            </w:pPr>
+            <w:r>
+              <w:t xml:space="preserve">0.860 / 0.816 / 0.737</w:t>
+            </w:r>
+          </w:p>
+        </w:tc>
+        <w:tc>
+          <w:tcPr/>
+          <w:p>
+            <w:pPr>
+              <w:pStyle w:val="Compact"/>
+              <w:jc w:val="right"/>
+            </w:pPr>
+            <w:r>
+              <w:t xml:space="preserve">562.7 / 6.3 / 20.4</w:t>
+            </w:r>
+          </w:p>
+        </w:tc>
+        <w:tc>
+          <w:tcPr/>
+          <w:p>
+            <w:pPr>
+              <w:pStyle w:val="Compact"/>
+              <w:jc w:val="right"/>
+            </w:pPr>
+            <w:r>
+              <w:t xml:space="preserve">2714 / 7196 / 3857</w:t>
+            </w:r>
+          </w:p>
+        </w:tc>
+      </w:tr>
+      <w:tr>
+        <w:tc>
+          <w:tcPr/>
+          <w:p>
+            <w:pPr>
+              <w:pStyle w:val="Compact"/>
+            </w:pPr>
+            <w:r>
+              <w:t xml:space="preserve">Lung across datasets†</w:t>
+            </w:r>
+          </w:p>
+        </w:tc>
+        <w:tc>
+          <w:tcPr/>
+          <w:p>
+            <w:pPr>
+              <w:pStyle w:val="Compact"/>
+              <w:jc w:val="right"/>
+            </w:pPr>
+            <w:r>
+              <w:t xml:space="preserve">0.761 / 0.743 / 0.752</w:t>
+            </w:r>
+          </w:p>
+        </w:tc>
+        <w:tc>
+          <w:tcPr/>
+          <w:p>
+            <w:pPr>
+              <w:pStyle w:val="Compact"/>
+              <w:jc w:val="right"/>
+            </w:pPr>
+            <w:r>
+              <w:t xml:space="preserve">—</w:t>
+            </w:r>
+          </w:p>
+        </w:tc>
+        <w:tc>
+          <w:tcPr/>
+          <w:p>
+            <w:pPr>
+              <w:pStyle w:val="Compact"/>
+              <w:jc w:val="right"/>
+            </w:pPr>
+            <w:r>
+              <w:t xml:space="preserve">875.1 / 7.7 / 24.9</w:t>
+            </w:r>
+          </w:p>
+        </w:tc>
+        <w:tc>
+          <w:tcPr/>
+          <w:p>
+            <w:pPr>
+              <w:pStyle w:val="Compact"/>
+              <w:jc w:val="right"/>
+            </w:pPr>
+            <w:r>
+              <w:t xml:space="preserve">2200 / 7895 / 3818</w:t>
+            </w:r>
+          </w:p>
+        </w:tc>
+      </w:tr>
+    </w:tbl>
+    <w:p>
+      <w:pPr>
+        <w:pStyle w:val="BodyText"/>
+      </w:pPr>
+      <w:r>
+        <w:rPr>
+          <w:b/>
+          <w:bCs/>
+        </w:rPr>
+        <w:t xml:space="preserve">Table 3.</w:t>
+      </w:r>
+      <w:r>
+        <w:t xml:space="preserve"> </w:t>
+      </w:r>
+      <w:r>
+        <w:t xml:space="preserve">Means of three repeats, ordered scArches / linear-anova-pca / ACTINN-JAX. Time includes fit plus predict; memory is peak process MB.</w:t>
+      </w:r>
+    </w:p>
+    <w:p>
+      <w:pPr>
+        <w:pStyle w:val="BodyText"/>
+      </w:pPr>
+      <w:r>
+        <w:t xml:space="preserve">† Lung across datasets uses Cell Ontology concordance (same term or ancestor–descendant relationship), not exact label accuracy. Macro-F1 is not reported for that row.</w:t>
+      </w:r>
+    </w:p>
+    <w:bookmarkEnd w:id="227"/>
+    <w:bookmarkEnd w:id="228"/>
+    <w:bookmarkStart w:id="237" w:name="discussion"/>
     <w:p>
       <w:pPr>
         <w:pStyle w:val="Heading1"/>
@@ -3820,31 +3880,107 @@
         <w:pStyle w:val="FirstParagraph"/>
       </w:pPr>
       <w:r>
-        <w:t xml:space="preserve">Across two independent benchmarks the same pattern holds: methods separated by less than a</w:t>
-      </w:r>
-      <w:r>
-        <w:t xml:space="preserve"> </w:t>
-      </w:r>
-      <w:r>
-        <w:t xml:space="preserve">percentage point of accuracy are separated by two orders of magnitude in cost, and neither</w:t>
-      </w:r>
-      <w:r>
-        <w:t xml:space="preserve"> </w:t>
-      </w:r>
-      <w:r>
-        <w:t xml:space="preserve">ordering is stable across reference size or feature budget. Reporting accuracy alone therefore</w:t>
-      </w:r>
-      <w:r>
-        <w:t xml:space="preserve"> </w:t>
-      </w:r>
-      <w:r>
-        <w:t xml:space="preserve">under-determines the choice of method, and reporting it from a single reference size can</w:t>
-      </w:r>
-      <w:r>
-        <w:t xml:space="preserve"> </w:t>
-      </w:r>
-      <w:r>
-        <w:t xml:space="preserve">invert the recommendation.</w:t>
+        <w:t xml:space="preserve">The matched-query comparison shows a task-dependent trade-off between accuracy and computational cost.</w:t>
+      </w:r>
+      <w:r>
+        <w:t xml:space="preserve"> </w:t>
+      </w:r>
+      <w:r>
+        <w:t xml:space="preserve">scArches has higher accuracy at fine brain resolution, where its accuracy is 0.860 against</w:t>
+      </w:r>
+      <w:r>
+        <w:t xml:space="preserve"> </w:t>
+      </w:r>
+      <w:r>
+        <w:t xml:space="preserve">0.816 for the linear baseline and 0.741 for ACTINN-JAX. The linear baseline instead has</w:t>
+      </w:r>
+      <w:r>
+        <w:t xml:space="preserve"> </w:t>
+      </w:r>
+      <w:r>
+        <w:t xml:space="preserve">higher accuracy and macro-F1 on liver and blood/gut. It uses less time but more peak memory.</w:t>
+      </w:r>
+      <w:r>
+        <w:t xml:space="preserve"> </w:t>
+      </w:r>
+      <w:r>
+        <w:t xml:space="preserve">A narrow aggregate accuracy range does not establish that methods are interchangeable</w:t>
+      </w:r>
+      <w:r>
+        <w:t xml:space="preserve"> </w:t>
+      </w:r>
+      <w:r>
+        <w:t xml:space="preserve">at every label resolution.</w:t>
+      </w:r>
+    </w:p>
+    <w:bookmarkStart w:id="229" w:name="agreement-with-archmap"/>
+    <w:p>
+      <w:pPr>
+        <w:pStyle w:val="Heading2"/>
+      </w:pPr>
+      <w:r>
+        <w:t xml:space="preserve">Agreement with ArchMap</w:t>
+      </w:r>
+    </w:p>
+    <w:p>
+      <w:pPr>
+        <w:pStyle w:val="FirstParagraph"/>
+      </w:pPr>
+      <w:r>
+        <w:t xml:space="preserve">We agree with ArchMap</w:t>
+      </w:r>
+      <w:r>
+        <w:t xml:space="preserve"> </w:t>
+      </w:r>
+      <w:hyperlink r:id="rId206">
+        <w:r>
+          <w:rPr>
+            <w:rStyle w:val="Hyperlink"/>
+          </w:rPr>
+          <w:t xml:space="preserve">[Lotfollahi et al. 2026]</w:t>
+        </w:r>
+      </w:hyperlink>
+      <w:r>
+        <w:t xml:space="preserve"> </w:t>
+      </w:r>
+      <w:r>
+        <w:t xml:space="preserve">that reference quality, reusable atlas models</w:t>
+      </w:r>
+      <w:r>
+        <w:t xml:space="preserve"> </w:t>
+      </w:r>
+      <w:r>
+        <w:t xml:space="preserve">and inspection of uncertain cells matter. The focused liver study supports the value of a</w:t>
+      </w:r>
+      <w:r>
+        <w:t xml:space="preserve"> </w:t>
+      </w:r>
+      <w:r>
+        <w:t xml:space="preserve">relevant reference: ontology concordance rises from 0.580 to 0.858 on a study excluded from</w:t>
+      </w:r>
+      <w:r>
+        <w:t xml:space="preserve"> </w:t>
+      </w:r>
+      <w:r>
+        <w:t xml:space="preserve">focused training. This credits lineage-related calls and should not be read as exact fine-type</w:t>
+      </w:r>
+      <w:r>
+        <w:t xml:space="preserve"> </w:t>
+      </w:r>
+      <w:r>
+        <w:t xml:space="preserve">accuracy. ArchMap already supports custom atlases, local execution and interactive inspection;</w:t>
+      </w:r>
+      <w:r>
+        <w:t xml:space="preserve"> </w:t>
+      </w:r>
+      <w:r>
+        <w:t xml:space="preserve">we claim none of those capabilities as unique to ACTINN-JAX. Our contribution is an</w:t>
+      </w:r>
+      <w:r>
+        <w:t xml:space="preserve"> </w:t>
+      </w:r>
+      <w:r>
+        <w:t xml:space="preserve">implementation and measured annotation workflows on commodity hardware.</w:t>
       </w:r>
     </w:p>
     <w:p>
@@ -3852,31 +3988,97 @@
         <w:pStyle w:val="BodyText"/>
       </w:pPr>
       <w:r>
-        <w:t xml:space="preserve">What a sub-second call changes is what an annotation pipeline can afford to do. It can be a</w:t>
-      </w:r>
-      <w:r>
-        <w:t xml:space="preserve"> </w:t>
-      </w:r>
-      <w:r>
-        <w:t xml:space="preserve">sequence of cheap calls rather than one classification: route the query to a tissue,</w:t>
-      </w:r>
-      <w:r>
-        <w:t xml:space="preserve"> </w:t>
-      </w:r>
-      <w:r>
-        <w:t xml:space="preserve">re-annotate against a reference matched to it, resolve states below the label, and run several</w:t>
-      </w:r>
-      <w:r>
-        <w:t xml:space="preserve"> </w:t>
-      </w:r>
-      <w:r>
-        <w:t xml:space="preserve">independent references to see where they agree. None of those steps needs a more accurate</w:t>
-      </w:r>
-      <w:r>
-        <w:t xml:space="preserve"> </w:t>
-      </w:r>
-      <w:r>
-        <w:t xml:space="preserve">classifier than the ones benchmarked here; each needs a cheaper one.</w:t>
+        <w:t xml:space="preserve">ArchMap also warns that residual batch effects and poor-quality cells can produce high</w:t>
+      </w:r>
+      <w:r>
+        <w:t xml:space="preserve"> </w:t>
+      </w:r>
+      <w:r>
+        <w:t xml:space="preserve">uncertainty. Our held-out-type experiments support treating low confidence as a screening</w:t>
+      </w:r>
+      <w:r>
+        <w:t xml:space="preserve"> </w:t>
+      </w:r>
+      <w:r>
+        <w:t xml:space="preserve">signal followed by quality checks and biological inspection. Distillation and model agreement</w:t>
+      </w:r>
+      <w:r>
+        <w:t xml:space="preserve"> </w:t>
+      </w:r>
+      <w:r>
+        <w:t xml:space="preserve">provide additional annotation views, but a teacher and its student are dependent sources.</w:t>
+      </w:r>
+      <w:r>
+        <w:t xml:space="preserve"> </w:t>
+      </w:r>
+      <w:r>
+        <w:t xml:space="preserve">The tested consensus does not improve on the best annotator. Agreement is useful for</w:t>
+      </w:r>
+      <w:r>
+        <w:t xml:space="preserve"> </w:t>
+      </w:r>
+      <w:r>
+        <w:t xml:space="preserve">finding cells to inspect, not for counting independent confirmations.</w:t>
+      </w:r>
+    </w:p>
+    <w:bookmarkEnd w:id="229"/>
+    <w:bookmarkStart w:id="230" w:name="X4d9aa24967102dc8147b0fa5fa180dd750b473a"/>
+    <w:p>
+      <w:pPr>
+        <w:pStyle w:val="Heading2"/>
+      </w:pPr>
+      <w:r>
+        <w:t xml:space="preserve">Where our evidence qualifies the interpretation</w:t>
+      </w:r>
+    </w:p>
+    <w:p>
+      <w:pPr>
+        <w:pStyle w:val="FirstParagraph"/>
+      </w:pPr>
+      <w:r>
+        <w:t xml:space="preserve">ArchMap’s Figure 1 caption describes choosing a classifier using the percentage of query</w:t>
+      </w:r>
+      <w:r>
+        <w:t xml:space="preserve"> </w:t>
+      </w:r>
+      <w:r>
+        <w:t xml:space="preserve">cells labeled unknown. That percentage records how often a system abstains; by itself it</w:t>
+      </w:r>
+      <w:r>
+        <w:t xml:space="preserve"> </w:t>
+      </w:r>
+      <w:r>
+        <w:t xml:space="preserve">does not establish which labels are more accurate. In our screening experiment, methods have</w:t>
+      </w:r>
+      <w:r>
+        <w:t xml:space="preserve"> </w:t>
+      </w:r>
+      <w:r>
+        <w:t xml:space="preserve">different score scales and accuracy–coverage curves. Equal numerical thresholds do not retain</w:t>
+      </w:r>
+      <w:r>
+        <w:t xml:space="preserve"> </w:t>
+      </w:r>
+      <w:r>
+        <w:t xml:space="preserve">the same cells or reject the same fraction of known types. We therefore require accuracy at</w:t>
+      </w:r>
+      <w:r>
+        <w:t xml:space="preserve"> </w:t>
+      </w:r>
+      <w:r>
+        <w:t xml:space="preserve">matched coverage and false rejection of known types before using an unknown-cell percentage</w:t>
+      </w:r>
+      <w:r>
+        <w:t xml:space="preserve"> </w:t>
+      </w:r>
+      <w:r>
+        <w:t xml:space="preserve">to rank classifiers. Our direct local comparison below tests how this criterion relates</w:t>
+      </w:r>
+      <w:r>
+        <w:t xml:space="preserve"> </w:t>
+      </w:r>
+      <w:r>
+        <w:t xml:space="preserve">to annotation agreement in one pipeline configuration.</w:t>
       </w:r>
     </w:p>
     <w:p>
@@ -3884,25 +4086,103 @@
         <w:pStyle w:val="BodyText"/>
       </w:pPr>
       <w:r>
-        <w:t xml:space="preserve">The agreement result buys no better label — the consensus call loses to the best single</w:t>
-      </w:r>
-      <w:r>
-        <w:t xml:space="preserve"> </w:t>
-      </w:r>
-      <w:r>
-        <w:t xml:space="preserve">reference — but it identifies, with no ground truth, the fraction of a query on which</w:t>
-      </w:r>
-      <w:r>
-        <w:t xml:space="preserve"> </w:t>
-      </w:r>
-      <w:r>
-        <w:t xml:space="preserve">independent references concur and on which every one of them is markedly more often right.</w:t>
-      </w:r>
-      <w:r>
-        <w:t xml:space="preserve"> </w:t>
-      </w:r>
-      <w:r>
-        <w:t xml:space="preserve">Obtaining it costs three annotation runs instead of one, or a few seconds.</w:t>
+        <w:t xml:space="preserve">Our results also limit broad claims about the computation needed for annotation. A saved</w:t>
+      </w:r>
+      <w:r>
+        <w:t xml:space="preserve"> </w:t>
+      </w:r>
+      <w:r>
+        <w:t xml:space="preserve">ACTINN-JAX model labels 524,699 cells in 31 s on the tested laptop; the fitted linear pipeline</w:t>
+      </w:r>
+      <w:r>
+        <w:t xml:space="preserve"> </w:t>
+      </w:r>
+      <w:r>
+        <w:t xml:space="preserve">takes 67 s for that query. Both reuse trained components. Query adaptation can nevertheless</w:t>
+      </w:r>
+      <w:r>
+        <w:t xml:space="preserve"> </w:t>
+      </w:r>
+      <w:r>
+        <w:t xml:space="preserve">improve label accuracy, as the fine-brain scArches comparison shows. Its added time and lower</w:t>
+      </w:r>
+      <w:r>
+        <w:t xml:space="preserve"> </w:t>
+      </w:r>
+      <w:r>
+        <w:t xml:space="preserve">peak memory should be reported with that gain. A ratio charging one method for adaptation</w:t>
+      </w:r>
+      <w:r>
+        <w:t xml:space="preserve"> </w:t>
+      </w:r>
+      <w:r>
+        <w:t xml:space="preserve">and another only for frozen prediction answers a different question from inference speed.</w:t>
+      </w:r>
+    </w:p>
+    <w:bookmarkEnd w:id="230"/>
+    <w:bookmarkStart w:id="232" w:name="direct-local-annotation-comparison"/>
+    <w:p>
+      <w:pPr>
+        <w:pStyle w:val="Heading2"/>
+      </w:pPr>
+      <w:r>
+        <w:t xml:space="preserve">Direct local annotation comparison</w:t>
+      </w:r>
+    </w:p>
+    <w:p>
+      <w:pPr>
+        <w:pStyle w:val="FirstParagraph"/>
+      </w:pPr>
+      <w:r>
+        <w:t xml:space="preserve">We ran the local ArchMap HLCA annotation pipeline on 53,904 Duong lung nuclei using</w:t>
+      </w:r>
+      <w:r>
+        <w:t xml:space="preserve"> </w:t>
+      </w:r>
+      <w:r>
+        <w:t xml:space="preserve">its pretrained checkpoint and published KNN and XGBoost classifiers. Source manual</w:t>
+      </w:r>
+      <w:r>
+        <w:t xml:space="preserve"> </w:t>
+      </w:r>
+      <w:r>
+        <w:t xml:space="preserve">annotations mapped to Cell Ontology terms covered 52,401 cells (97.2%). Concordance</w:t>
+      </w:r>
+      <w:r>
+        <w:t xml:space="preserve"> </w:t>
+      </w:r>
+      <w:r>
+        <w:t xml:space="preserve">credits the same term or an ancestor–descendant relationship; it does not establish</w:t>
+      </w:r>
+      <w:r>
+        <w:t xml:space="preserve"> </w:t>
+      </w:r>
+      <w:r>
+        <w:t xml:space="preserve">fine subtype identity, including the distinction between general capillaries and aerocytes.</w:t>
+      </w:r>
+      <w:r>
+        <w:t xml:space="preserve"> </w:t>
+      </w:r>
+      <w:r>
+        <w:t xml:space="preserve">Across three seeds, full-coverage concordance was 0.847 for ArchMap KNN, 0.851 for</w:t>
+      </w:r>
+      <w:r>
+        <w:t xml:space="preserve"> </w:t>
+      </w:r>
+      <w:r>
+        <w:t xml:space="preserve">ArchMap XGBoost and 0.843 for ACTINN-JAX. At 90% retained coverage, concordance was</w:t>
+      </w:r>
+      <w:r>
+        <w:t xml:space="preserve"> </w:t>
+      </w:r>
+      <w:r>
+        <w:t xml:space="preserve">0.888, 0.885 and 0.896, respectively. Thus, relative performance depended on coverage.</w:t>
+      </w:r>
+      <w:r>
+        <w:t xml:space="preserve"> </w:t>
+      </w:r>
+      <w:r>
+        <w:t xml:space="preserve">Confidence ranking used no truth labels; each method retained its own subset of cells.</w:t>
       </w:r>
     </w:p>
     <w:p>
@@ -3910,49 +4190,57 @@
         <w:pStyle w:val="BodyText"/>
       </w:pPr>
       <w:r>
-        <w:t xml:space="preserve">Several pieces of this come from elsewhere. ProtoCloud provides uncertainty, attribution and a</w:t>
-      </w:r>
-      <w:r>
-        <w:t xml:space="preserve"> </w:t>
-      </w:r>
-      <w:r>
-        <w:t xml:space="preserve">retraining-based refinement path, and is the most accurate method at atlas scale. A</w:t>
-      </w:r>
-      <w:r>
-        <w:t xml:space="preserve"> </w:t>
-      </w:r>
-      <w:r>
-        <w:t xml:space="preserve">purpose-built pan-human annotator is better resourced than our census-built reference, and the</w:t>
-      </w:r>
-      <w:r>
-        <w:t xml:space="preserve"> </w:t>
-      </w:r>
-      <w:r>
-        <w:t xml:space="preserve">distilled model matches it rather than improving on it, at six to nine times the throughput</w:t>
-      </w:r>
-      <w:r>
-        <w:t xml:space="preserve"> </w:t>
-      </w:r>
-      <w:r>
-        <w:t xml:space="preserve">and in the same vocabulary. What remains distinct is the hand-off</w:t>
-      </w:r>
-      <w:r>
-        <w:t xml:space="preserve"> </w:t>
-      </w:r>
-      <w:r>
-        <w:t xml:space="preserve">no fixed typology performs — re-annotation into a user’s own label set, resolution below a</w:t>
-      </w:r>
-      <w:r>
-        <w:t xml:space="preserve"> </w:t>
-      </w:r>
-      <w:r>
-        <w:t xml:space="preserve">typology’s leaves, and screening for what none of them claims — at a cost that keeps every</w:t>
-      </w:r>
-      <w:r>
-        <w:t xml:space="preserve"> </w:t>
-      </w:r>
-      <w:r>
-        <w:t xml:space="preserve">stage on the machine already on the desk.</w:t>
+        <w:t xml:space="preserve">Baselines used the same 584,944 reference cells and ann_level_5 target, with 1,992</w:t>
+      </w:r>
+      <w:r>
+        <w:t xml:space="preserve"> </w:t>
+      </w:r>
+      <w:r>
+        <w:t xml:space="preserve">measured genes shared with the 2,000-gene pretrained model. The linear baseline reached</w:t>
+      </w:r>
+      <w:r>
+        <w:t xml:space="preserve"> </w:t>
+      </w:r>
+      <w:r>
+        <w:t xml:space="preserve">0.768 concordance at full coverage after convergence. This gene budget differs from</w:t>
+      </w:r>
+      <w:r>
+        <w:t xml:space="preserve"> </w:t>
+      </w:r>
+      <w:r>
+        <w:t xml:space="preserve">our main linear benchmark. Duong has no supplied reference cell-ID or study overlap,</w:t>
+      </w:r>
+      <w:r>
+        <w:t xml:space="preserve"> </w:t>
+      </w:r>
+      <w:r>
+        <w:t xml:space="preserve">but was used for HLCA uncertainty-threshold calibration</w:t>
+      </w:r>
+      <w:r>
+        <w:t xml:space="preserve"> </w:t>
+      </w:r>
+      <w:hyperlink r:id="rId231">
+        <w:r>
+          <w:rPr>
+            <w:rStyle w:val="Hyperlink"/>
+          </w:rPr>
+          <w:t xml:space="preserve">[Sikkema 2023]</w:t>
+        </w:r>
+      </w:hyperlink>
+      <w:r>
+        <w:t xml:space="preserve">; it is not an</w:t>
+      </w:r>
+      <w:r>
+        <w:t xml:space="preserve"> </w:t>
+      </w:r>
+      <w:r>
+        <w:t xml:space="preserve">untouched external test. Resolved local software versions differ from the published</w:t>
+      </w:r>
+      <w:r>
+        <w:t xml:space="preserve"> </w:t>
+      </w:r>
+      <w:r>
+        <w:t xml:space="preserve">environment. These results evaluate annotation agreement, not integrated mapping quality.</w:t>
       </w:r>
     </w:p>
     <w:p>
@@ -3960,59 +4248,163 @@
         <w:pStyle w:val="BodyText"/>
       </w:pPr>
       <w:r>
-        <w:t xml:space="preserve">The main limitations are that the cross-method comparison is human-only and single</w:t>
-      </w:r>
-      <w:r>
-        <w:t xml:space="preserve"> </w:t>
-      </w:r>
-      <w:r>
-        <w:t xml:space="preserve">hardware-family; that our classical tier is untuned while the linear baseline is tuned, which</w:t>
-      </w:r>
-      <w:r>
-        <w:t xml:space="preserve"> </w:t>
-      </w:r>
-      <w:r>
-        <w:t xml:space="preserve">biases against our own method; that the distilled reference inherits a vocabulary but not its</w:t>
-      </w:r>
-      <w:r>
-        <w:t xml:space="preserve"> </w:t>
-      </w:r>
-      <w:r>
-        <w:t xml:space="preserve">teacher’s calibrated abstention; that the agreement result covers three tissues with three</w:t>
-      </w:r>
-      <w:r>
-        <w:t xml:space="preserve"> </w:t>
-      </w:r>
-      <w:r>
-        <w:t xml:space="preserve">references, so its direction is replicated but the size of the agreeing fraction is strongly</w:t>
-      </w:r>
-      <w:r>
-        <w:t xml:space="preserve"> </w:t>
-      </w:r>
-      <w:r>
-        <w:t xml:space="preserve">dependent on how finely the query is annotated; and that agreement is defined in the Cell</w:t>
-      </w:r>
-      <w:r>
-        <w:t xml:space="preserve"> </w:t>
-      </w:r>
-      <w:r>
-        <w:t xml:space="preserve">Ontology, whose subsumption judgments decide what counts as agreeing and whose resolution in</w:t>
-      </w:r>
-      <w:r>
-        <w:t xml:space="preserve"> </w:t>
-      </w:r>
-      <w:r>
-        <w:t xml:space="preserve">cortex is roughly a tenth of the working taxonomy’s. Full limitations are in the extended</w:t>
-      </w:r>
-      <w:r>
-        <w:t xml:space="preserve"> </w:t>
-      </w:r>
-      <w:r>
-        <w:t xml:space="preserve">report.</w:t>
-      </w:r>
-    </w:p>
-    <w:bookmarkEnd w:id="33"/>
-    <w:bookmarkStart w:id="57" w:name="references"/>
+        <w:t xml:space="preserve">In this local pipeline, the KNN and XGBoost classifiers share weighted-neighbor</w:t>
+      </w:r>
+      <w:r>
+        <w:t xml:space="preserve"> </w:t>
+      </w:r>
+      <w:r>
+        <w:t xml:space="preserve">uncertainty and therefore have identical unknown fractions despite different predicted</w:t>
+      </w:r>
+      <w:r>
+        <w:t xml:space="preserve"> </w:t>
+      </w:r>
+      <w:r>
+        <w:t xml:space="preserve">labels. Unknown fraction alone cannot distinguish their annotation accuracy.</w:t>
+      </w:r>
+    </w:p>
+    <w:bookmarkEnd w:id="232"/>
+    <w:bookmarkStart w:id="236" w:name="comparisons-that-remain-open"/>
+    <w:p>
+      <w:pPr>
+        <w:pStyle w:val="Heading2"/>
+      </w:pPr>
+      <w:r>
+        <w:t xml:space="preserve">Comparisons that remain open</w:t>
+      </w:r>
+    </w:p>
+    <w:p>
+      <w:pPr>
+        <w:pStyle w:val="FirstParagraph"/>
+      </w:pPr>
+      <w:r>
+        <w:drawing>
+          <wp:inline>
+            <wp:extent cx="5334000" cy="2885056"/>
+            <wp:effectExtent b="0" l="0" r="0" t="0"/>
+            <wp:docPr descr="Outputs of annotation and integrated mapping" title="" id="234" name="Picture"/>
+            <a:graphic>
+              <a:graphicData uri="http://schemas.openxmlformats.org/drawingml/2006/picture">
+                <pic:pic>
+                  <pic:nvPicPr>
+                    <pic:cNvPr descr="/Users/iandriver/Downloads/actinn-jax-benchmark/docs/figures/fig_mapping_outputs.png" id="235" name="Picture"/>
+                    <pic:cNvPicPr>
+                      <a:picLocks noChangeArrowheads="1" noChangeAspect="1"/>
+                    </pic:cNvPicPr>
+                  </pic:nvPicPr>
+                  <pic:blipFill>
+                    <a:blip r:embed="rId233"/>
+                    <a:stretch>
+                      <a:fillRect/>
+                    </a:stretch>
+                  </pic:blipFill>
+                  <pic:spPr bwMode="auto">
+                    <a:xfrm>
+                      <a:off x="0" y="0"/>
+                      <a:ext cx="5334000" cy="2885056"/>
+                    </a:xfrm>
+                    <a:prstGeom prst="rect">
+                      <a:avLst/>
+                    </a:prstGeom>
+                    <a:noFill/>
+                    <a:ln w="9525">
+                      <a:noFill/>
+                      <a:headEnd/>
+                      <a:tailEnd/>
+                    </a:ln>
+                  </pic:spPr>
+                </pic:pic>
+              </a:graphicData>
+            </a:graphic>
+          </wp:inline>
+        </w:drawing>
+      </w:r>
+    </w:p>
+    <w:p>
+      <w:pPr>
+        <w:pStyle w:val="BodyText"/>
+      </w:pPr>
+      <w:r>
+        <w:rPr>
+          <w:b/>
+          <w:bCs/>
+        </w:rPr>
+        <w:t xml:space="preserve">Figure 4.</w:t>
+      </w:r>
+      <w:r>
+        <w:t xml:space="preserve"> </w:t>
+      </w:r>
+      <w:r>
+        <w:t xml:space="preserve">Outputs determine the comparison. A saved classifier returns labels and</w:t>
+      </w:r>
+      <w:r>
+        <w:t xml:space="preserve"> </w:t>
+      </w:r>
+      <w:r>
+        <w:t xml:space="preserve">confidence. An ArchMap-style mapping workflow also adapts the query into a reference</w:t>
+      </w:r>
+      <w:r>
+        <w:t xml:space="preserve"> </w:t>
+      </w:r>
+      <w:r>
+        <w:t xml:space="preserve">embedding. Both can reuse pretrained references. Label accuracy, coverage, time and memory</w:t>
+      </w:r>
+      <w:r>
+        <w:t xml:space="preserve"> </w:t>
+      </w:r>
+      <w:r>
+        <w:t xml:space="preserve">are shared evaluation targets; integrated mapping additionally requires batch-mixing and</w:t>
+      </w:r>
+      <w:r>
+        <w:t xml:space="preserve"> </w:t>
+      </w:r>
+      <w:r>
+        <w:t xml:space="preserve">biological-conservation measurements. The diagram describes outputs, not measured platform</w:t>
+      </w:r>
+      <w:r>
+        <w:t xml:space="preserve"> </w:t>
+      </w:r>
+      <w:r>
+        <w:t xml:space="preserve">performance.</w:t>
+      </w:r>
+    </w:p>
+    <w:p>
+      <w:pPr>
+        <w:pStyle w:val="BodyText"/>
+      </w:pPr>
+      <w:r>
+        <w:t xml:space="preserve">We did not evaluate ArchMap’s hosted service, accessibility, collaboration features or</w:t>
+      </w:r>
+      <w:r>
+        <w:t xml:space="preserve"> </w:t>
+      </w:r>
+      <w:r>
+        <w:t xml:space="preserve">integrated embedding quality. The local annotation comparison does not establish a</w:t>
+      </w:r>
+      <w:r>
+        <w:t xml:space="preserve"> </w:t>
+      </w:r>
+      <w:r>
+        <w:t xml:space="preserve">platform-wide ranking or contradict its integration results. A test of integrated mapping</w:t>
+      </w:r>
+      <w:r>
+        <w:t xml:space="preserve"> </w:t>
+      </w:r>
+      <w:r>
+        <w:t xml:space="preserve">would additionally require batch-mixing and biological-conservation measurements.</w:t>
+      </w:r>
+    </w:p>
+    <w:p>
+      <w:pPr>
+        <w:pStyle w:val="BodyText"/>
+      </w:pPr>
+      <w:r>
+        <w:t xml:space="preserve">The study is limited to fixed partitions, unequal tuning effort and one hardware family for the in-house comparison. The panels use separately sampled cohorts; cell-level intervals do not account for donor dependence. Generalization requires independent studies.</w:t>
+      </w:r>
+    </w:p>
+    <w:bookmarkEnd w:id="236"/>
+    <w:bookmarkEnd w:id="237"/>
+    <w:bookmarkStart w:id="259" w:name="references"/>
     <w:p>
       <w:pPr>
         <w:pStyle w:val="Heading1"/>
@@ -4047,7 +4439,7 @@
       <w:r>
         <w:t xml:space="preserve"> </w:t>
       </w:r>
-      <w:hyperlink r:id="rId34">
+      <w:hyperlink r:id="rId238">
         <w:r>
           <w:rPr>
             <w:rStyle w:val="Hyperlink"/>
@@ -4089,7 +4481,7 @@
       <w:r>
         <w:t xml:space="preserve"> </w:t>
       </w:r>
-      <w:hyperlink r:id="rId35">
+      <w:hyperlink r:id="rId204">
         <w:r>
           <w:rPr>
             <w:rStyle w:val="Hyperlink"/>
@@ -4131,7 +4523,7 @@
       <w:r>
         <w:t xml:space="preserve"> </w:t>
       </w:r>
-      <w:hyperlink r:id="rId36">
+      <w:hyperlink r:id="rId239">
         <w:r>
           <w:rPr>
             <w:rStyle w:val="Hyperlink"/>
@@ -4173,7 +4565,7 @@
       <w:r>
         <w:t xml:space="preserve"> </w:t>
       </w:r>
-      <w:hyperlink r:id="rId37">
+      <w:hyperlink r:id="rId240">
         <w:r>
           <w:rPr>
             <w:rStyle w:val="Hyperlink"/>
@@ -4199,7 +4591,7 @@
       <w:r>
         <w:t xml:space="preserve"> </w:t>
       </w:r>
-      <w:hyperlink r:id="rId38">
+      <w:hyperlink r:id="rId241">
         <w:r>
           <w:rPr>
             <w:rStyle w:val="Hyperlink"/>
@@ -4225,7 +4617,7 @@
       <w:r>
         <w:t xml:space="preserve"> </w:t>
       </w:r>
-      <w:hyperlink r:id="rId15">
+      <w:hyperlink r:id="rId242">
         <w:r>
           <w:rPr>
             <w:rStyle w:val="Hyperlink"/>
@@ -4267,7 +4659,7 @@
       <w:r>
         <w:t xml:space="preserve"> </w:t>
       </w:r>
-      <w:hyperlink r:id="rId39">
+      <w:hyperlink r:id="rId243">
         <w:r>
           <w:rPr>
             <w:rStyle w:val="Hyperlink"/>
@@ -4309,7 +4701,7 @@
       <w:r>
         <w:t xml:space="preserve"> </w:t>
       </w:r>
-      <w:hyperlink r:id="rId40">
+      <w:hyperlink r:id="rId244">
         <w:r>
           <w:rPr>
             <w:rStyle w:val="Hyperlink"/>
@@ -4351,7 +4743,7 @@
       <w:r>
         <w:t xml:space="preserve"> </w:t>
       </w:r>
-      <w:hyperlink r:id="rId41">
+      <w:hyperlink r:id="rId245">
         <w:r>
           <w:rPr>
             <w:rStyle w:val="Hyperlink"/>
@@ -4393,7 +4785,7 @@
       <w:r>
         <w:t xml:space="preserve"> </w:t>
       </w:r>
-      <w:hyperlink r:id="rId42">
+      <w:hyperlink r:id="rId205">
         <w:r>
           <w:rPr>
             <w:rStyle w:val="Hyperlink"/>
@@ -4435,7 +4827,7 @@
       <w:r>
         <w:t xml:space="preserve"> </w:t>
       </w:r>
-      <w:hyperlink r:id="rId43">
+      <w:hyperlink r:id="rId246">
         <w:r>
           <w:rPr>
             <w:rStyle w:val="Hyperlink"/>
@@ -4477,7 +4869,7 @@
       <w:r>
         <w:t xml:space="preserve"> </w:t>
       </w:r>
-      <w:hyperlink r:id="rId44">
+      <w:hyperlink r:id="rId247">
         <w:r>
           <w:rPr>
             <w:rStyle w:val="Hyperlink"/>
@@ -4519,7 +4911,7 @@
       <w:r>
         <w:t xml:space="preserve"> </w:t>
       </w:r>
-      <w:hyperlink r:id="rId10">
+      <w:hyperlink r:id="rId248">
         <w:r>
           <w:rPr>
             <w:rStyle w:val="Hyperlink"/>
@@ -4561,7 +4953,7 @@
       <w:r>
         <w:t xml:space="preserve"> </w:t>
       </w:r>
-      <w:hyperlink r:id="rId11">
+      <w:hyperlink r:id="rId249">
         <w:r>
           <w:rPr>
             <w:rStyle w:val="Hyperlink"/>
@@ -4603,7 +4995,7 @@
       <w:r>
         <w:t xml:space="preserve"> </w:t>
       </w:r>
-      <w:hyperlink r:id="rId45">
+      <w:hyperlink r:id="rId250">
         <w:r>
           <w:rPr>
             <w:rStyle w:val="Hyperlink"/>
@@ -4645,7 +5037,7 @@
       <w:r>
         <w:t xml:space="preserve"> </w:t>
       </w:r>
-      <w:hyperlink r:id="rId46">
+      <w:hyperlink r:id="rId251">
         <w:r>
           <w:rPr>
             <w:rStyle w:val="Hyperlink"/>
@@ -4687,7 +5079,7 @@
       <w:r>
         <w:t xml:space="preserve"> </w:t>
       </w:r>
-      <w:hyperlink r:id="rId47">
+      <w:hyperlink r:id="rId252">
         <w:r>
           <w:rPr>
             <w:rStyle w:val="Hyperlink"/>
@@ -4708,6 +5100,48 @@
         </w:numPr>
       </w:pPr>
       <w:r>
+        <w:t xml:space="preserve">Lotfollahi M, Bright C, Skorobogat R, et al. ArchMap is a web-based platform for reference-based analysis of single-cell datasets.</w:t>
+      </w:r>
+      <w:r>
+        <w:t xml:space="preserve"> </w:t>
+      </w:r>
+      <w:r>
+        <w:rPr>
+          <w:i/>
+          <w:iCs/>
+        </w:rPr>
+        <w:t xml:space="preserve">Nature Genetics</w:t>
+      </w:r>
+      <w:r>
+        <w:t xml:space="preserve"> </w:t>
+      </w:r>
+      <w:r>
+        <w:t xml:space="preserve">(2026).</w:t>
+      </w:r>
+      <w:r>
+        <w:t xml:space="preserve"> </w:t>
+      </w:r>
+      <w:hyperlink r:id="rId206">
+        <w:r>
+          <w:rPr>
+            <w:rStyle w:val="Hyperlink"/>
+          </w:rPr>
+          <w:t xml:space="preserve">doi:10.1038/s41588-026-02756-y</w:t>
+        </w:r>
+      </w:hyperlink>
+      <w:r>
+        <w:t xml:space="preserve">.</w:t>
+      </w:r>
+    </w:p>
+    <w:p>
+      <w:pPr>
+        <w:pStyle w:val="Compact"/>
+        <w:numPr>
+          <w:ilvl w:val="0"/>
+          <w:numId w:val="1002"/>
+        </w:numPr>
+      </w:pPr>
+      <w:r>
         <w:t xml:space="preserve">Ma F, Pellegrini M. ACTINN: automated identification of cell types in single cell RNA sequencing.</w:t>
       </w:r>
       <w:r>
@@ -4729,7 +5163,7 @@
       <w:r>
         <w:t xml:space="preserve"> </w:t>
       </w:r>
-      <w:hyperlink r:id="rId14">
+      <w:hyperlink r:id="rId208">
         <w:r>
           <w:rPr>
             <w:rStyle w:val="Hyperlink"/>
@@ -4771,7 +5205,7 @@
       <w:r>
         <w:t xml:space="preserve"> </w:t>
       </w:r>
-      <w:hyperlink r:id="rId26">
+      <w:hyperlink r:id="rId221">
         <w:r>
           <w:rPr>
             <w:rStyle w:val="Hyperlink"/>
@@ -4797,7 +5231,7 @@
       <w:r>
         <w:t xml:space="preserve"> </w:t>
       </w:r>
-      <w:hyperlink r:id="rId48">
+      <w:hyperlink r:id="rId253">
         <w:r>
           <w:rPr>
             <w:rStyle w:val="Hyperlink"/>
@@ -4839,7 +5273,7 @@
       <w:r>
         <w:t xml:space="preserve"> </w:t>
       </w:r>
-      <w:hyperlink r:id="rId49">
+      <w:hyperlink r:id="rId254">
         <w:r>
           <w:rPr>
             <w:rStyle w:val="Hyperlink"/>
@@ -4881,7 +5315,7 @@
       <w:r>
         <w:t xml:space="preserve"> </w:t>
       </w:r>
-      <w:hyperlink r:id="rId50">
+      <w:hyperlink r:id="rId255">
         <w:r>
           <w:rPr>
             <w:rStyle w:val="Hyperlink"/>
@@ -4923,7 +5357,7 @@
       <w:r>
         <w:t xml:space="preserve"> </w:t>
       </w:r>
-      <w:hyperlink r:id="rId12">
+      <w:hyperlink r:id="rId207">
         <w:r>
           <w:rPr>
             <w:rStyle w:val="Hyperlink"/>
@@ -4965,7 +5399,7 @@
       <w:r>
         <w:t xml:space="preserve"> </w:t>
       </w:r>
-      <w:hyperlink r:id="rId51">
+      <w:hyperlink r:id="rId231">
         <w:r>
           <w:rPr>
             <w:rStyle w:val="Hyperlink"/>
@@ -5007,7 +5441,7 @@
       <w:r>
         <w:t xml:space="preserve"> </w:t>
       </w:r>
-      <w:hyperlink r:id="rId52">
+      <w:hyperlink r:id="rId210">
         <w:r>
           <w:rPr>
             <w:rStyle w:val="Hyperlink"/>
@@ -5049,7 +5483,7 @@
       <w:r>
         <w:t xml:space="preserve"> </w:t>
       </w:r>
-      <w:hyperlink r:id="rId53">
+      <w:hyperlink r:id="rId256">
         <w:r>
           <w:rPr>
             <w:rStyle w:val="Hyperlink"/>
@@ -5091,7 +5525,7 @@
       <w:r>
         <w:t xml:space="preserve"> </w:t>
       </w:r>
-      <w:hyperlink r:id="rId54">
+      <w:hyperlink r:id="rId257">
         <w:r>
           <w:rPr>
             <w:rStyle w:val="Hyperlink"/>
@@ -5133,7 +5567,7 @@
       <w:r>
         <w:t xml:space="preserve"> </w:t>
       </w:r>
-      <w:hyperlink r:id="rId55">
+      <w:hyperlink r:id="rId258">
         <w:r>
           <w:rPr>
             <w:rStyle w:val="Hyperlink"/>
@@ -5145,49 +5579,7 @@
         <w:t xml:space="preserve">.</w:t>
       </w:r>
     </w:p>
-    <w:p>
-      <w:pPr>
-        <w:pStyle w:val="Compact"/>
-        <w:numPr>
-          <w:ilvl w:val="0"/>
-          <w:numId w:val="1002"/>
-        </w:numPr>
-      </w:pPr>
-      <w:r>
-        <w:t xml:space="preserve">Munroe R. Standards.</w:t>
-      </w:r>
-      <w:r>
-        <w:t xml:space="preserve"> </w:t>
-      </w:r>
-      <w:r>
-        <w:rPr>
-          <w:i/>
-          <w:iCs/>
-        </w:rPr>
-        <w:t xml:space="preserve">xkcd</w:t>
-      </w:r>
-      <w:r>
-        <w:t xml:space="preserve"> </w:t>
-      </w:r>
-      <w:r>
-        <w:t xml:space="preserve">927.</w:t>
-      </w:r>
-      <w:r>
-        <w:t xml:space="preserve"> </w:t>
-      </w:r>
-      <w:hyperlink r:id="rId56">
-        <w:r>
-          <w:rPr>
-            <w:rStyle w:val="Hyperlink"/>
-          </w:rPr>
-          <w:t xml:space="preserve">xkcd.com/927</w:t>
-        </w:r>
-      </w:hyperlink>
-      <w:r>
-        <w:t xml:space="preserve">.</w:t>
-      </w:r>
-    </w:p>
-    <w:bookmarkEnd w:id="57"/>
+    <w:bookmarkEnd w:id="259"/>
     <w:sectPr>
       <w:footnotePr>
         <w:numRestart w:val="eachSect"/>
@@ -5585,8 +5977,10 @@
     </w:pPr>
     <w:rPr>
       <w:rFonts w:asciiTheme="majorHAnsi" w:cstheme="majorBidi" w:eastAsiaTheme="majorEastAsia" w:hAnsiTheme="majorHAnsi"/>
+      <w:color w:val="000000"/>
       <w:sz w:val="56"/>
       <w:szCs w:val="56"/>
+      <w:u w:val="none"/>
     </w:rPr>
   </w:style>
   <w:style w:customStyle="1" w:styleId="TitleChar" w:type="character">
@@ -5719,9 +6113,10 @@
     </w:pPr>
     <w:rPr>
       <w:rFonts w:asciiTheme="majorHAnsi" w:cstheme="majorBidi" w:eastAsiaTheme="majorEastAsia" w:hAnsiTheme="majorHAnsi"/>
-      <w:color w:themeColor="accent1" w:themeShade="BF" w:val="0F4761"/>
+      <w:color w:val="000000"/>
       <w:sz w:val="40"/>
       <w:szCs w:val="40"/>
+      <w:u w:val="none"/>
     </w:rPr>
   </w:style>
   <w:style w:styleId="Heading2" w:type="paragraph">
@@ -5742,9 +6137,10 @@
     </w:pPr>
     <w:rPr>
       <w:rFonts w:asciiTheme="majorHAnsi" w:cstheme="majorBidi" w:eastAsiaTheme="majorEastAsia" w:hAnsiTheme="majorHAnsi"/>
-      <w:color w:themeColor="accent1" w:themeShade="BF" w:val="0F4761"/>
+      <w:color w:val="000000"/>
       <w:sz w:val="32"/>
       <w:szCs w:val="32"/>
+      <w:u w:val="none"/>
     </w:rPr>
   </w:style>
   <w:style w:styleId="Heading3" w:type="paragraph">
@@ -5765,9 +6161,10 @@
     </w:pPr>
     <w:rPr>
       <w:rFonts w:cstheme="majorBidi" w:eastAsiaTheme="majorEastAsia"/>
-      <w:color w:themeColor="accent1" w:themeShade="BF" w:val="0F4761"/>
+      <w:color w:val="000000"/>
       <w:sz w:val="28"/>
       <w:szCs w:val="28"/>
+      <w:u w:val="none"/>
     </w:rPr>
   </w:style>
   <w:style w:styleId="Heading4" w:type="paragraph">
@@ -5790,7 +6187,8 @@
       <w:rFonts w:cstheme="majorBidi" w:eastAsiaTheme="majorEastAsia"/>
       <w:i/>
       <w:iCs/>
-      <w:color w:themeColor="accent1" w:themeShade="BF" w:val="0F4761"/>
+      <w:color w:val="000000"/>
+      <w:u w:val="none"/>
     </w:rPr>
   </w:style>
   <w:style w:styleId="Heading5" w:type="paragraph">
@@ -5811,7 +6209,8 @@
     </w:pPr>
     <w:rPr>
       <w:rFonts w:cstheme="majorBidi" w:eastAsiaTheme="majorEastAsia"/>
-      <w:color w:themeColor="accent1" w:themeShade="BF" w:val="0F4761"/>
+      <w:color w:val="000000"/>
+      <w:u w:val="none"/>
     </w:rPr>
   </w:style>
   <w:style w:styleId="Heading6" w:type="paragraph">
@@ -5834,7 +6233,8 @@
       <w:rFonts w:cstheme="majorBidi" w:eastAsiaTheme="majorEastAsia"/>
       <w:i/>
       <w:iCs/>
-      <w:color w:themeColor="text1" w:themeTint="A6" w:val="595959"/>
+      <w:color w:val="000000"/>
+      <w:u w:val="none"/>
     </w:rPr>
   </w:style>
   <w:style w:styleId="Heading7" w:type="paragraph">
@@ -5855,7 +6255,8 @@
     </w:pPr>
     <w:rPr>
       <w:rFonts w:cstheme="majorBidi" w:eastAsiaTheme="majorEastAsia"/>
-      <w:color w:themeColor="text1" w:themeTint="A6" w:val="595959"/>
+      <w:color w:val="000000"/>
+      <w:u w:val="none"/>
     </w:rPr>
   </w:style>
   <w:style w:styleId="Heading8" w:type="paragraph">
@@ -5878,7 +6279,8 @@
       <w:rFonts w:cstheme="majorBidi" w:eastAsiaTheme="majorEastAsia"/>
       <w:i/>
       <w:iCs/>
-      <w:color w:themeColor="text1" w:themeTint="D8" w:val="272727"/>
+      <w:color w:val="000000"/>
+      <w:u w:val="none"/>
     </w:rPr>
   </w:style>
   <w:style w:styleId="Heading9" w:type="paragraph">
@@ -5899,7 +6301,8 @@
     </w:pPr>
     <w:rPr>
       <w:rFonts w:cstheme="majorBidi" w:eastAsiaTheme="majorEastAsia"/>
-      <w:color w:themeColor="text1" w:themeTint="D8" w:val="272727"/>
+      <w:color w:val="000000"/>
+      <w:u w:val="none"/>
     </w:rPr>
   </w:style>
   <w:style w:customStyle="1" w:styleId="Heading1Char" w:type="character">
@@ -5910,9 +6313,10 @@
     <w:rsid w:val="00A10FD9"/>
     <w:rPr>
       <w:rFonts w:asciiTheme="majorHAnsi" w:cstheme="majorBidi" w:eastAsiaTheme="majorEastAsia" w:hAnsiTheme="majorHAnsi"/>
-      <w:color w:themeColor="accent1" w:themeShade="BF" w:val="0F4761"/>
+      <w:color w:val="000000"/>
       <w:sz w:val="40"/>
       <w:szCs w:val="40"/>
+      <w:u w:val="none"/>
     </w:rPr>
   </w:style>
   <w:style w:customStyle="1" w:styleId="Heading2Char" w:type="character">
@@ -5924,9 +6328,10 @@
     <w:rsid w:val="00A10FD9"/>
     <w:rPr>
       <w:rFonts w:asciiTheme="majorHAnsi" w:cstheme="majorBidi" w:eastAsiaTheme="majorEastAsia" w:hAnsiTheme="majorHAnsi"/>
-      <w:color w:themeColor="accent1" w:themeShade="BF" w:val="0F4761"/>
+      <w:color w:val="000000"/>
       <w:sz w:val="32"/>
       <w:szCs w:val="32"/>
+      <w:u w:val="none"/>
     </w:rPr>
   </w:style>
   <w:style w:customStyle="1" w:styleId="Heading3Char" w:type="character">
@@ -5938,9 +6343,10 @@
     <w:rsid w:val="00A10FD9"/>
     <w:rPr>
       <w:rFonts w:cstheme="majorBidi" w:eastAsiaTheme="majorEastAsia"/>
-      <w:color w:themeColor="accent1" w:themeShade="BF" w:val="0F4761"/>
+      <w:color w:val="000000"/>
       <w:sz w:val="28"/>
       <w:szCs w:val="28"/>
+      <w:u w:val="none"/>
     </w:rPr>
   </w:style>
   <w:style w:customStyle="1" w:styleId="Heading4Char" w:type="character">
@@ -5954,7 +6360,8 @@
       <w:rFonts w:cstheme="majorBidi" w:eastAsiaTheme="majorEastAsia"/>
       <w:i/>
       <w:iCs/>
-      <w:color w:themeColor="accent1" w:themeShade="BF" w:val="0F4761"/>
+      <w:color w:val="000000"/>
+      <w:u w:val="none"/>
     </w:rPr>
   </w:style>
   <w:style w:customStyle="1" w:styleId="Heading5Char" w:type="character">
@@ -5966,7 +6373,8 @@
     <w:rsid w:val="00A10FD9"/>
     <w:rPr>
       <w:rFonts w:cstheme="majorBidi" w:eastAsiaTheme="majorEastAsia"/>
-      <w:color w:themeColor="accent1" w:themeShade="BF" w:val="0F4761"/>
+      <w:color w:val="000000"/>
+      <w:u w:val="none"/>
     </w:rPr>
   </w:style>
   <w:style w:customStyle="1" w:styleId="Heading6Char" w:type="character">
@@ -5980,7 +6388,8 @@
       <w:rFonts w:cstheme="majorBidi" w:eastAsiaTheme="majorEastAsia"/>
       <w:i/>
       <w:iCs/>
-      <w:color w:themeColor="text1" w:themeTint="A6" w:val="595959"/>
+      <w:color w:val="000000"/>
+      <w:u w:val="none"/>
     </w:rPr>
   </w:style>
   <w:style w:customStyle="1" w:styleId="Heading7Char" w:type="character">
@@ -5992,7 +6401,8 @@
     <w:rsid w:val="00A10FD9"/>
     <w:rPr>
       <w:rFonts w:cstheme="majorBidi" w:eastAsiaTheme="majorEastAsia"/>
-      <w:color w:themeColor="text1" w:themeTint="A6" w:val="595959"/>
+      <w:color w:val="000000"/>
+      <w:u w:val="none"/>
     </w:rPr>
   </w:style>
   <w:style w:customStyle="1" w:styleId="Heading8Char" w:type="character">
@@ -6006,7 +6416,8 @@
       <w:rFonts w:cstheme="majorBidi" w:eastAsiaTheme="majorEastAsia"/>
       <w:i/>
       <w:iCs/>
-      <w:color w:themeColor="text1" w:themeTint="D8" w:val="272727"/>
+      <w:color w:val="000000"/>
+      <w:u w:val="none"/>
     </w:rPr>
   </w:style>
   <w:style w:customStyle="1" w:styleId="Heading9Char" w:type="character">
@@ -6018,7 +6429,8 @@
     <w:rsid w:val="00A10FD9"/>
     <w:rPr>
       <w:rFonts w:cstheme="majorBidi" w:eastAsiaTheme="majorEastAsia"/>
-      <w:color w:themeColor="text1" w:themeTint="D8" w:val="272727"/>
+      <w:color w:val="000000"/>
+      <w:u w:val="none"/>
     </w:rPr>
   </w:style>
   <w:style w:styleId="BlockText" w:type="paragraph">
@@ -6181,7 +6593,7 @@
       <w:color w:themeColor="accent1" w:themeShade="BF" w:val="365F91"/>
     </w:rPr>
   </w:style>
-  <w:style w:type="paragraph" w:customStyle="1" w:styleId="SourceCode">
+  <w:style w:customStyle="1" w:styleId="SourceCode" w:type="paragraph">
     <w:name w:val="Source Code"/>
     <w:basedOn w:val="Normal"/>
     <w:link w:val="VerbatimChar"/>
@@ -6189,7 +6601,7 @@
       <w:wordWrap w:val="off"/>
     </w:pPr>
   </w:style>
-  <w:style w:type="character" w:customStyle="1" w:styleId="KeywordTok">
+  <w:style w:customStyle="1" w:styleId="KeywordTok" w:type="character">
     <w:name w:val="KeywordTok"/>
     <w:basedOn w:val="VerbatimChar"/>
     <w:rPr>
@@ -6197,77 +6609,77 @@
       <w:color w:val="007020"/>
     </w:rPr>
   </w:style>
-  <w:style w:type="character" w:customStyle="1" w:styleId="DataTypeTok">
+  <w:style w:customStyle="1" w:styleId="DataTypeTok" w:type="character">
     <w:name w:val="DataTypeTok"/>
     <w:basedOn w:val="VerbatimChar"/>
     <w:rPr>
       <w:color w:val="902000"/>
     </w:rPr>
   </w:style>
-  <w:style w:type="character" w:customStyle="1" w:styleId="DecValTok">
+  <w:style w:customStyle="1" w:styleId="DecValTok" w:type="character">
     <w:name w:val="DecValTok"/>
     <w:basedOn w:val="VerbatimChar"/>
     <w:rPr>
       <w:color w:val="40a070"/>
     </w:rPr>
   </w:style>
-  <w:style w:type="character" w:customStyle="1" w:styleId="BaseNTok">
+  <w:style w:customStyle="1" w:styleId="BaseNTok" w:type="character">
     <w:name w:val="BaseNTok"/>
     <w:basedOn w:val="VerbatimChar"/>
     <w:rPr>
       <w:color w:val="40a070"/>
     </w:rPr>
   </w:style>
-  <w:style w:type="character" w:customStyle="1" w:styleId="FloatTok">
+  <w:style w:customStyle="1" w:styleId="FloatTok" w:type="character">
     <w:name w:val="FloatTok"/>
     <w:basedOn w:val="VerbatimChar"/>
     <w:rPr>
       <w:color w:val="40a070"/>
     </w:rPr>
   </w:style>
-  <w:style w:type="character" w:customStyle="1" w:styleId="ConstantTok">
+  <w:style w:customStyle="1" w:styleId="ConstantTok" w:type="character">
     <w:name w:val="ConstantTok"/>
     <w:basedOn w:val="VerbatimChar"/>
     <w:rPr>
       <w:color w:val="880000"/>
     </w:rPr>
   </w:style>
-  <w:style w:type="character" w:customStyle="1" w:styleId="CharTok">
+  <w:style w:customStyle="1" w:styleId="CharTok" w:type="character">
     <w:name w:val="CharTok"/>
     <w:basedOn w:val="VerbatimChar"/>
     <w:rPr>
       <w:color w:val="4070a0"/>
     </w:rPr>
   </w:style>
-  <w:style w:type="character" w:customStyle="1" w:styleId="SpecialCharTok">
+  <w:style w:customStyle="1" w:styleId="SpecialCharTok" w:type="character">
     <w:name w:val="SpecialCharTok"/>
     <w:basedOn w:val="VerbatimChar"/>
     <w:rPr>
       <w:color w:val="4070a0"/>
     </w:rPr>
   </w:style>
-  <w:style w:type="character" w:customStyle="1" w:styleId="StringTok">
+  <w:style w:customStyle="1" w:styleId="StringTok" w:type="character">
     <w:name w:val="StringTok"/>
     <w:basedOn w:val="VerbatimChar"/>
     <w:rPr>
       <w:color w:val="4070a0"/>
     </w:rPr>
   </w:style>
-  <w:style w:type="character" w:customStyle="1" w:styleId="VerbatimStringTok">
+  <w:style w:customStyle="1" w:styleId="VerbatimStringTok" w:type="character">
     <w:name w:val="VerbatimStringTok"/>
     <w:basedOn w:val="VerbatimChar"/>
     <w:rPr>
       <w:color w:val="4070a0"/>
     </w:rPr>
   </w:style>
-  <w:style w:type="character" w:customStyle="1" w:styleId="SpecialStringTok">
+  <w:style w:customStyle="1" w:styleId="SpecialStringTok" w:type="character">
     <w:name w:val="SpecialStringTok"/>
     <w:basedOn w:val="VerbatimChar"/>
     <w:rPr>
       <w:color w:val="bb6688"/>
     </w:rPr>
   </w:style>
-  <w:style w:type="character" w:customStyle="1" w:styleId="ImportTok">
+  <w:style w:customStyle="1" w:styleId="ImportTok" w:type="character">
     <w:name w:val="ImportTok"/>
     <w:basedOn w:val="VerbatimChar"/>
     <w:rPr>
@@ -6275,7 +6687,7 @@
       <w:color w:val="008000"/>
     </w:rPr>
   </w:style>
-  <w:style w:type="character" w:customStyle="1" w:styleId="CommentTok">
+  <w:style w:customStyle="1" w:styleId="CommentTok" w:type="character">
     <w:name w:val="CommentTok"/>
     <w:basedOn w:val="VerbatimChar"/>
     <w:rPr>
@@ -6283,7 +6695,7 @@
       <w:color w:val="60a0b0"/>
     </w:rPr>
   </w:style>
-  <w:style w:type="character" w:customStyle="1" w:styleId="DocumentationTok">
+  <w:style w:customStyle="1" w:styleId="DocumentationTok" w:type="character">
     <w:name w:val="DocumentationTok"/>
     <w:basedOn w:val="VerbatimChar"/>
     <w:rPr>
@@ -6291,7 +6703,7 @@
       <w:color w:val="ba2121"/>
     </w:rPr>
   </w:style>
-  <w:style w:type="character" w:customStyle="1" w:styleId="AnnotationTok">
+  <w:style w:customStyle="1" w:styleId="AnnotationTok" w:type="character">
     <w:name w:val="AnnotationTok"/>
     <w:basedOn w:val="VerbatimChar"/>
     <w:rPr>
@@ -6300,7 +6712,7 @@
       <w:color w:val="60a0b0"/>
     </w:rPr>
   </w:style>
-  <w:style w:type="character" w:customStyle="1" w:styleId="CommentVarTok">
+  <w:style w:customStyle="1" w:styleId="CommentVarTok" w:type="character">
     <w:name w:val="CommentVarTok"/>
     <w:basedOn w:val="VerbatimChar"/>
     <w:rPr>
@@ -6309,28 +6721,28 @@
       <w:color w:val="60a0b0"/>
     </w:rPr>
   </w:style>
-  <w:style w:type="character" w:customStyle="1" w:styleId="OtherTok">
+  <w:style w:customStyle="1" w:styleId="OtherTok" w:type="character">
     <w:name w:val="OtherTok"/>
     <w:basedOn w:val="VerbatimChar"/>
     <w:rPr>
       <w:color w:val="007020"/>
     </w:rPr>
   </w:style>
-  <w:style w:type="character" w:customStyle="1" w:styleId="FunctionTok">
+  <w:style w:customStyle="1" w:styleId="FunctionTok" w:type="character">
     <w:name w:val="FunctionTok"/>
     <w:basedOn w:val="VerbatimChar"/>
     <w:rPr>
       <w:color w:val="06287e"/>
     </w:rPr>
   </w:style>
-  <w:style w:type="character" w:customStyle="1" w:styleId="VariableTok">
+  <w:style w:customStyle="1" w:styleId="VariableTok" w:type="character">
     <w:name w:val="VariableTok"/>
     <w:basedOn w:val="VerbatimChar"/>
     <w:rPr>
       <w:color w:val="19177c"/>
     </w:rPr>
   </w:style>
-  <w:style w:type="character" w:customStyle="1" w:styleId="ControlFlowTok">
+  <w:style w:customStyle="1" w:styleId="ControlFlowTok" w:type="character">
     <w:name w:val="ControlFlowTok"/>
     <w:basedOn w:val="VerbatimChar"/>
     <w:rPr>
@@ -6338,45 +6750,45 @@
       <w:color w:val="007020"/>
     </w:rPr>
   </w:style>
-  <w:style w:type="character" w:customStyle="1" w:styleId="OperatorTok">
+  <w:style w:customStyle="1" w:styleId="OperatorTok" w:type="character">
     <w:name w:val="OperatorTok"/>
     <w:basedOn w:val="VerbatimChar"/>
     <w:rPr>
       <w:color w:val="666666"/>
     </w:rPr>
   </w:style>
-  <w:style w:type="character" w:customStyle="1" w:styleId="BuiltInTok">
+  <w:style w:customStyle="1" w:styleId="BuiltInTok" w:type="character">
     <w:name w:val="BuiltInTok"/>
     <w:basedOn w:val="VerbatimChar"/>
     <w:rPr>
       <w:color w:val="008000"/>
     </w:rPr>
   </w:style>
-  <w:style w:type="character" w:customStyle="1" w:styleId="ExtensionTok">
+  <w:style w:customStyle="1" w:styleId="ExtensionTok" w:type="character">
     <w:name w:val="ExtensionTok"/>
     <w:basedOn w:val="VerbatimChar"/>
     <w:rPr/>
   </w:style>
-  <w:style w:type="character" w:customStyle="1" w:styleId="PreprocessorTok">
+  <w:style w:customStyle="1" w:styleId="PreprocessorTok" w:type="character">
     <w:name w:val="PreprocessorTok"/>
     <w:basedOn w:val="VerbatimChar"/>
     <w:rPr>
       <w:color w:val="bc7a00"/>
     </w:rPr>
   </w:style>
-  <w:style w:type="character" w:customStyle="1" w:styleId="AttributeTok">
+  <w:style w:customStyle="1" w:styleId="AttributeTok" w:type="character">
     <w:name w:val="AttributeTok"/>
     <w:basedOn w:val="VerbatimChar"/>
     <w:rPr>
       <w:color w:val="7d9029"/>
     </w:rPr>
   </w:style>
-  <w:style w:type="character" w:customStyle="1" w:styleId="RegionMarkerTok">
+  <w:style w:customStyle="1" w:styleId="RegionMarkerTok" w:type="character">
     <w:name w:val="RegionMarkerTok"/>
     <w:basedOn w:val="VerbatimChar"/>
     <w:rPr/>
   </w:style>
-  <w:style w:type="character" w:customStyle="1" w:styleId="InformationTok">
+  <w:style w:customStyle="1" w:styleId="InformationTok" w:type="character">
     <w:name w:val="InformationTok"/>
     <w:basedOn w:val="VerbatimChar"/>
     <w:rPr>
@@ -6385,7 +6797,7 @@
       <w:color w:val="60a0b0"/>
     </w:rPr>
   </w:style>
-  <w:style w:type="character" w:customStyle="1" w:styleId="WarningTok">
+  <w:style w:customStyle="1" w:styleId="WarningTok" w:type="character">
     <w:name w:val="WarningTok"/>
     <w:basedOn w:val="VerbatimChar"/>
     <w:rPr>
@@ -6394,7 +6806,7 @@
       <w:color w:val="60a0b0"/>
     </w:rPr>
   </w:style>
-  <w:style w:type="character" w:customStyle="1" w:styleId="AlertTok">
+  <w:style w:customStyle="1" w:styleId="AlertTok" w:type="character">
     <w:name w:val="AlertTok"/>
     <w:basedOn w:val="VerbatimChar"/>
     <w:rPr>
@@ -6402,7 +6814,7 @@
       <w:color w:val="ff0000"/>
     </w:rPr>
   </w:style>
-  <w:style w:type="character" w:customStyle="1" w:styleId="ErrorTok">
+  <w:style w:customStyle="1" w:styleId="ErrorTok" w:type="character">
     <w:name w:val="ErrorTok"/>
     <w:basedOn w:val="VerbatimChar"/>
     <w:rPr>
@@ -6410,7 +6822,7 @@
       <w:color w:val="ff0000"/>
     </w:rPr>
   </w:style>
-  <w:style w:type="character" w:customStyle="1" w:styleId="NormalTok">
+  <w:style w:customStyle="1" w:styleId="NormalTok" w:type="character">
     <w:name w:val="NormalTok"/>
     <w:basedOn w:val="VerbatimChar"/>
     <w:rPr/>
